--- a/storage/Course_work.docx
+++ b/storage/Course_work.docx
@@ -255,39 +255,7 @@
           <w:sz w:val="28"/>
           <w:szCs w:val="28"/>
         </w:rPr>
-        <w:t>для ИС</w:t>
-      </w:r>
-      <w:r>
-        <w:rPr>
-          <w:rFonts w:ascii="Times New Roman" w:hAnsi="Times New Roman" w:cs="Times New Roman"/>
-          <w:sz w:val="28"/>
-          <w:szCs w:val="28"/>
-        </w:rPr>
-        <w:t xml:space="preserve"> </w:t>
-      </w:r>
-      <w:r>
-        <w:rPr>
-          <w:rFonts w:ascii="Times New Roman" w:hAnsi="Times New Roman" w:cs="Times New Roman"/>
-          <w:sz w:val="28"/>
-          <w:szCs w:val="28"/>
-        </w:rPr>
-        <w:t>«</w:t>
-      </w:r>
-      <w:r>
-        <w:rPr>
-          <w:rFonts w:ascii="Times New Roman" w:hAnsi="Times New Roman" w:cs="Times New Roman"/>
-          <w:sz w:val="28"/>
-          <w:szCs w:val="28"/>
-        </w:rPr>
-        <w:t>_________</w:t>
-      </w:r>
-      <w:r>
-        <w:rPr>
-          <w:rFonts w:ascii="Times New Roman" w:hAnsi="Times New Roman" w:cs="Times New Roman"/>
-          <w:sz w:val="28"/>
-          <w:szCs w:val="28"/>
-        </w:rPr>
-        <w:t>»</w:t>
+        <w:t>для ИС «_________»</w:t>
       </w:r>
     </w:p>
     <w:p>
@@ -306,23 +274,7 @@
           <w:sz w:val="28"/>
           <w:szCs w:val="28"/>
         </w:rPr>
-        <w:t xml:space="preserve">Специальность 09.02.07 </w:t>
-      </w:r>
-      <w:r>
-        <w:rPr>
-          <w:rFonts w:ascii="Times New Roman" w:hAnsi="Times New Roman" w:cs="Times New Roman"/>
-          <w:sz w:val="28"/>
-          <w:szCs w:val="28"/>
-        </w:rPr>
-        <w:t>И</w:t>
-      </w:r>
-      <w:r>
-        <w:rPr>
-          <w:rFonts w:ascii="Times New Roman" w:hAnsi="Times New Roman" w:cs="Times New Roman"/>
-          <w:sz w:val="28"/>
-          <w:szCs w:val="28"/>
-        </w:rPr>
-        <w:t>нформационные системы</w:t>
+        <w:t>Специальность 09.02.07 Информационные системы</w:t>
       </w:r>
     </w:p>
     <w:p>
@@ -341,15 +293,7 @@
           <w:sz w:val="28"/>
           <w:szCs w:val="28"/>
         </w:rPr>
-        <w:t>и программировани</w:t>
-      </w:r>
-      <w:r>
-        <w:rPr>
-          <w:rFonts w:ascii="Times New Roman" w:hAnsi="Times New Roman" w:cs="Times New Roman"/>
-          <w:sz w:val="28"/>
-          <w:szCs w:val="28"/>
-        </w:rPr>
-        <w:t>е</w:t>
+        <w:t>и программирование</w:t>
       </w:r>
     </w:p>
     <w:p>
@@ -430,23 +374,7 @@
           <w:sz w:val="28"/>
           <w:szCs w:val="28"/>
         </w:rPr>
-        <w:t>3 курса, ИС-2</w:t>
-      </w:r>
-      <w:r>
-        <w:rPr>
-          <w:rFonts w:ascii="Times New Roman" w:hAnsi="Times New Roman" w:cs="Times New Roman"/>
-          <w:sz w:val="28"/>
-          <w:szCs w:val="28"/>
-        </w:rPr>
-        <w:t>3</w:t>
-      </w:r>
-      <w:r>
-        <w:rPr>
-          <w:rFonts w:ascii="Times New Roman" w:hAnsi="Times New Roman" w:cs="Times New Roman"/>
-          <w:sz w:val="28"/>
-          <w:szCs w:val="28"/>
-        </w:rPr>
-        <w:t xml:space="preserve">1 </w:t>
+        <w:t xml:space="preserve">3 курса, ИС-231 </w:t>
       </w:r>
     </w:p>
     <w:p>
@@ -565,15 +493,7 @@
           <w:sz w:val="28"/>
           <w:szCs w:val="28"/>
         </w:rPr>
-        <w:t>Кемерово 202</w:t>
-      </w:r>
-      <w:r>
-        <w:rPr>
-          <w:rFonts w:ascii="Times New Roman" w:hAnsi="Times New Roman" w:cs="Times New Roman"/>
-          <w:sz w:val="28"/>
-          <w:szCs w:val="28"/>
-        </w:rPr>
-        <w:t>6</w:t>
+        <w:t>Кемерово 2026</w:t>
       </w:r>
     </w:p>
     <w:p>
@@ -608,6 +528,14 @@
     </w:p>
     <w:sdt>
       <w:sdtPr>
+        <w:rPr>
+          <w:rFonts w:asciiTheme="minorHAnsi" w:eastAsiaTheme="minorHAnsi" w:hAnsiTheme="minorHAnsi" w:cstheme="minorBidi"/>
+          <w:caps w:val="0"/>
+          <w:color w:val="auto"/>
+          <w:sz w:val="22"/>
+          <w:szCs w:val="22"/>
+          <w:lang w:eastAsia="en-US"/>
+        </w:rPr>
         <w:id w:val="-942910778"/>
         <w:docPartObj>
           <w:docPartGallery w:val="Table of Contents"/>
@@ -616,14 +544,8 @@
       </w:sdtPr>
       <w:sdtEndPr>
         <w:rPr>
-          <w:rFonts w:asciiTheme="minorHAnsi" w:eastAsiaTheme="minorHAnsi" w:hAnsiTheme="minorHAnsi" w:cstheme="minorBidi"/>
           <w:b/>
           <w:bCs/>
-          <w:caps w:val="0"/>
-          <w:color w:val="auto"/>
-          <w:sz w:val="22"/>
-          <w:szCs w:val="22"/>
-          <w:lang w:eastAsia="en-US"/>
         </w:rPr>
       </w:sdtEndPr>
       <w:sdtContent>
@@ -668,7 +590,7 @@
             </w:rPr>
             <w:fldChar w:fldCharType="separate"/>
           </w:r>
-          <w:hyperlink w:anchor="_Toc227654487" w:history="1">
+          <w:hyperlink w:anchor="_Toc227747299" w:history="1">
             <w:r>
               <w:rPr>
                 <w:rStyle w:val="a4"/>
@@ -695,7 +617,7 @@
                 <w:noProof/>
                 <w:webHidden/>
               </w:rPr>
-              <w:instrText xml:space="preserve"> PAGEREF _Toc227654487 \h </w:instrText>
+              <w:instrText xml:space="preserve"> PAGEREF _Toc227747299 \h </w:instrText>
             </w:r>
             <w:r>
               <w:rPr>
@@ -738,13 +660,21 @@
               <w:lang w:eastAsia="ru-RU"/>
             </w:rPr>
           </w:pPr>
-          <w:hyperlink w:anchor="_Toc227654488" w:history="1">
+          <w:hyperlink w:anchor="_Toc227747300" w:history="1">
             <w:r>
               <w:rPr>
                 <w:rStyle w:val="a4"/>
-                <w:noProof/>
-              </w:rPr>
-              <w:t>Теоретическая часть</w:t>
+                <w:rFonts w:ascii="Times New Roman" w:hAnsi="Times New Roman" w:cs="Times New Roman"/>
+                <w:noProof/>
+              </w:rPr>
+              <w:t>1.</w:t>
+            </w:r>
+            <w:r>
+              <w:rPr>
+                <w:rStyle w:val="a4"/>
+                <w:noProof/>
+              </w:rPr>
+              <w:t xml:space="preserve"> Теоретическая часть</w:t>
             </w:r>
             <w:r>
               <w:rPr>
@@ -765,7 +695,7 @@
                 <w:noProof/>
                 <w:webHidden/>
               </w:rPr>
-              <w:instrText xml:space="preserve"> PAGEREF _Toc227654488 \h </w:instrText>
+              <w:instrText xml:space="preserve"> PAGEREF _Toc227747300 \h </w:instrText>
             </w:r>
             <w:r>
               <w:rPr>
@@ -786,6 +716,426 @@
                 <w:webHidden/>
               </w:rPr>
               <w:t>4</w:t>
+            </w:r>
+            <w:r>
+              <w:rPr>
+                <w:noProof/>
+                <w:webHidden/>
+              </w:rPr>
+              <w:fldChar w:fldCharType="end"/>
+            </w:r>
+          </w:hyperlink>
+        </w:p>
+        <w:p>
+          <w:pPr>
+            <w:pStyle w:val="21"/>
+            <w:tabs>
+              <w:tab w:val="right" w:leader="dot" w:pos="9345"/>
+            </w:tabs>
+            <w:rPr>
+              <w:rFonts w:eastAsiaTheme="minorEastAsia"/>
+              <w:noProof/>
+              <w:lang w:eastAsia="ru-RU"/>
+            </w:rPr>
+          </w:pPr>
+          <w:hyperlink w:anchor="_Toc227747301" w:history="1">
+            <w:r>
+              <w:rPr>
+                <w:rStyle w:val="a4"/>
+                <w:noProof/>
+              </w:rPr>
+              <w:t>1.1 Анализ предметной области</w:t>
+            </w:r>
+            <w:r>
+              <w:rPr>
+                <w:noProof/>
+                <w:webHidden/>
+              </w:rPr>
+              <w:tab/>
+            </w:r>
+            <w:r>
+              <w:rPr>
+                <w:noProof/>
+                <w:webHidden/>
+              </w:rPr>
+              <w:fldChar w:fldCharType="begin"/>
+            </w:r>
+            <w:r>
+              <w:rPr>
+                <w:noProof/>
+                <w:webHidden/>
+              </w:rPr>
+              <w:instrText xml:space="preserve"> PAGEREF _Toc227747301 \h </w:instrText>
+            </w:r>
+            <w:r>
+              <w:rPr>
+                <w:noProof/>
+                <w:webHidden/>
+              </w:rPr>
+            </w:r>
+            <w:r>
+              <w:rPr>
+                <w:noProof/>
+                <w:webHidden/>
+              </w:rPr>
+              <w:fldChar w:fldCharType="separate"/>
+            </w:r>
+            <w:r>
+              <w:rPr>
+                <w:noProof/>
+                <w:webHidden/>
+              </w:rPr>
+              <w:t>4</w:t>
+            </w:r>
+            <w:r>
+              <w:rPr>
+                <w:noProof/>
+                <w:webHidden/>
+              </w:rPr>
+              <w:fldChar w:fldCharType="end"/>
+            </w:r>
+          </w:hyperlink>
+        </w:p>
+        <w:p>
+          <w:pPr>
+            <w:pStyle w:val="21"/>
+            <w:tabs>
+              <w:tab w:val="right" w:leader="dot" w:pos="9345"/>
+            </w:tabs>
+            <w:rPr>
+              <w:rFonts w:eastAsiaTheme="minorEastAsia"/>
+              <w:noProof/>
+              <w:lang w:eastAsia="ru-RU"/>
+            </w:rPr>
+          </w:pPr>
+          <w:hyperlink w:anchor="_Toc227747302" w:history="1">
+            <w:r>
+              <w:rPr>
+                <w:rStyle w:val="a4"/>
+                <w:noProof/>
+              </w:rPr>
+              <w:t>1.2 Сбор и анализ требований</w:t>
+            </w:r>
+            <w:r>
+              <w:rPr>
+                <w:noProof/>
+                <w:webHidden/>
+              </w:rPr>
+              <w:tab/>
+            </w:r>
+            <w:r>
+              <w:rPr>
+                <w:noProof/>
+                <w:webHidden/>
+              </w:rPr>
+              <w:fldChar w:fldCharType="begin"/>
+            </w:r>
+            <w:r>
+              <w:rPr>
+                <w:noProof/>
+                <w:webHidden/>
+              </w:rPr>
+              <w:instrText xml:space="preserve"> PAGEREF _Toc227747302 \h </w:instrText>
+            </w:r>
+            <w:r>
+              <w:rPr>
+                <w:noProof/>
+                <w:webHidden/>
+              </w:rPr>
+            </w:r>
+            <w:r>
+              <w:rPr>
+                <w:noProof/>
+                <w:webHidden/>
+              </w:rPr>
+              <w:fldChar w:fldCharType="separate"/>
+            </w:r>
+            <w:r>
+              <w:rPr>
+                <w:noProof/>
+                <w:webHidden/>
+              </w:rPr>
+              <w:t>4</w:t>
+            </w:r>
+            <w:r>
+              <w:rPr>
+                <w:noProof/>
+                <w:webHidden/>
+              </w:rPr>
+              <w:fldChar w:fldCharType="end"/>
+            </w:r>
+          </w:hyperlink>
+        </w:p>
+        <w:p>
+          <w:pPr>
+            <w:pStyle w:val="31"/>
+            <w:tabs>
+              <w:tab w:val="right" w:leader="dot" w:pos="9345"/>
+            </w:tabs>
+            <w:rPr>
+              <w:rFonts w:eastAsiaTheme="minorEastAsia"/>
+              <w:noProof/>
+              <w:lang w:eastAsia="ru-RU"/>
+            </w:rPr>
+          </w:pPr>
+          <w:hyperlink w:anchor="_Toc227747303" w:history="1">
+            <w:r>
+              <w:rPr>
+                <w:rStyle w:val="a4"/>
+                <w:noProof/>
+              </w:rPr>
+              <w:t>1.2.1 Составление анкеты с вопросами для заказчика (брифа)</w:t>
+            </w:r>
+            <w:r>
+              <w:rPr>
+                <w:noProof/>
+                <w:webHidden/>
+              </w:rPr>
+              <w:tab/>
+            </w:r>
+            <w:r>
+              <w:rPr>
+                <w:noProof/>
+                <w:webHidden/>
+              </w:rPr>
+              <w:fldChar w:fldCharType="begin"/>
+            </w:r>
+            <w:r>
+              <w:rPr>
+                <w:noProof/>
+                <w:webHidden/>
+              </w:rPr>
+              <w:instrText xml:space="preserve"> PAGEREF _Toc227747303 \h </w:instrText>
+            </w:r>
+            <w:r>
+              <w:rPr>
+                <w:noProof/>
+                <w:webHidden/>
+              </w:rPr>
+            </w:r>
+            <w:r>
+              <w:rPr>
+                <w:noProof/>
+                <w:webHidden/>
+              </w:rPr>
+              <w:fldChar w:fldCharType="separate"/>
+            </w:r>
+            <w:r>
+              <w:rPr>
+                <w:noProof/>
+                <w:webHidden/>
+              </w:rPr>
+              <w:t>4</w:t>
+            </w:r>
+            <w:r>
+              <w:rPr>
+                <w:noProof/>
+                <w:webHidden/>
+              </w:rPr>
+              <w:fldChar w:fldCharType="end"/>
+            </w:r>
+          </w:hyperlink>
+        </w:p>
+        <w:p>
+          <w:pPr>
+            <w:pStyle w:val="31"/>
+            <w:tabs>
+              <w:tab w:val="right" w:leader="dot" w:pos="9345"/>
+            </w:tabs>
+            <w:rPr>
+              <w:rFonts w:eastAsiaTheme="minorEastAsia"/>
+              <w:noProof/>
+              <w:lang w:eastAsia="ru-RU"/>
+            </w:rPr>
+          </w:pPr>
+          <w:hyperlink w:anchor="_Toc227747304" w:history="1">
+            <w:r>
+              <w:rPr>
+                <w:rStyle w:val="a4"/>
+                <w:noProof/>
+              </w:rPr>
+              <w:t>1.2.2 Разработка технического задания по брифу с ответами заказчика</w:t>
+            </w:r>
+            <w:r>
+              <w:rPr>
+                <w:noProof/>
+                <w:webHidden/>
+              </w:rPr>
+              <w:tab/>
+            </w:r>
+            <w:r>
+              <w:rPr>
+                <w:noProof/>
+                <w:webHidden/>
+              </w:rPr>
+              <w:fldChar w:fldCharType="begin"/>
+            </w:r>
+            <w:r>
+              <w:rPr>
+                <w:noProof/>
+                <w:webHidden/>
+              </w:rPr>
+              <w:instrText xml:space="preserve"> PAGEREF _Toc227747304 \h </w:instrText>
+            </w:r>
+            <w:r>
+              <w:rPr>
+                <w:noProof/>
+                <w:webHidden/>
+              </w:rPr>
+            </w:r>
+            <w:r>
+              <w:rPr>
+                <w:noProof/>
+                <w:webHidden/>
+              </w:rPr>
+              <w:fldChar w:fldCharType="separate"/>
+            </w:r>
+            <w:r>
+              <w:rPr>
+                <w:noProof/>
+                <w:webHidden/>
+              </w:rPr>
+              <w:t>4</w:t>
+            </w:r>
+            <w:r>
+              <w:rPr>
+                <w:noProof/>
+                <w:webHidden/>
+              </w:rPr>
+              <w:fldChar w:fldCharType="end"/>
+            </w:r>
+          </w:hyperlink>
+        </w:p>
+        <w:p>
+          <w:pPr>
+            <w:pStyle w:val="21"/>
+            <w:tabs>
+              <w:tab w:val="right" w:leader="dot" w:pos="9345"/>
+            </w:tabs>
+            <w:rPr>
+              <w:rFonts w:eastAsiaTheme="minorEastAsia"/>
+              <w:noProof/>
+              <w:lang w:eastAsia="ru-RU"/>
+            </w:rPr>
+          </w:pPr>
+          <w:hyperlink w:anchor="_Toc227747305" w:history="1">
+            <w:r>
+              <w:rPr>
+                <w:rStyle w:val="a4"/>
+                <w:noProof/>
+              </w:rPr>
+              <w:t>1.3 Архитектурное проектирование</w:t>
+            </w:r>
+            <w:r>
+              <w:rPr>
+                <w:noProof/>
+                <w:webHidden/>
+              </w:rPr>
+              <w:tab/>
+            </w:r>
+            <w:r>
+              <w:rPr>
+                <w:noProof/>
+                <w:webHidden/>
+              </w:rPr>
+              <w:fldChar w:fldCharType="begin"/>
+            </w:r>
+            <w:r>
+              <w:rPr>
+                <w:noProof/>
+                <w:webHidden/>
+              </w:rPr>
+              <w:instrText xml:space="preserve"> PAGEREF _Toc227747305 \h </w:instrText>
+            </w:r>
+            <w:r>
+              <w:rPr>
+                <w:noProof/>
+                <w:webHidden/>
+              </w:rPr>
+            </w:r>
+            <w:r>
+              <w:rPr>
+                <w:noProof/>
+                <w:webHidden/>
+              </w:rPr>
+              <w:fldChar w:fldCharType="separate"/>
+            </w:r>
+            <w:r>
+              <w:rPr>
+                <w:noProof/>
+                <w:webHidden/>
+              </w:rPr>
+              <w:t>5</w:t>
+            </w:r>
+            <w:r>
+              <w:rPr>
+                <w:noProof/>
+                <w:webHidden/>
+              </w:rPr>
+              <w:fldChar w:fldCharType="end"/>
+            </w:r>
+          </w:hyperlink>
+        </w:p>
+        <w:p>
+          <w:pPr>
+            <w:pStyle w:val="21"/>
+            <w:tabs>
+              <w:tab w:val="right" w:leader="dot" w:pos="9345"/>
+            </w:tabs>
+            <w:rPr>
+              <w:rFonts w:eastAsiaTheme="minorEastAsia"/>
+              <w:noProof/>
+              <w:lang w:eastAsia="ru-RU"/>
+            </w:rPr>
+          </w:pPr>
+          <w:hyperlink w:anchor="_Toc227747306" w:history="1">
+            <w:r>
+              <w:rPr>
+                <w:rStyle w:val="a4"/>
+                <w:noProof/>
+              </w:rPr>
+              <w:t>1.4 Детальное проектирование с использованием UML диаграмм</w:t>
+            </w:r>
+            <w:r>
+              <w:rPr>
+                <w:noProof/>
+                <w:webHidden/>
+              </w:rPr>
+              <w:tab/>
+            </w:r>
+            <w:r>
+              <w:rPr>
+                <w:noProof/>
+                <w:webHidden/>
+              </w:rPr>
+              <w:fldChar w:fldCharType="begin"/>
+            </w:r>
+            <w:r>
+              <w:rPr>
+                <w:noProof/>
+                <w:webHidden/>
+              </w:rPr>
+              <w:instrText xml:space="preserve"> PAGEREF _Toc227747306 \h </w:instrText>
+            </w:r>
+            <w:r>
+              <w:rPr>
+                <w:noProof/>
+                <w:webHidden/>
+              </w:rPr>
+            </w:r>
+            <w:r>
+              <w:rPr>
+                <w:noProof/>
+                <w:webHidden/>
+              </w:rPr>
+              <w:fldChar w:fldCharType="separate"/>
+            </w:r>
+            <w:r>
+              <w:rPr>
+                <w:noProof/>
+                <w:webHidden/>
+              </w:rPr>
+              <w:t>5</w:t>
             </w:r>
             <w:r>
               <w:rPr>
@@ -808,13 +1158,13 @@
               <w:lang w:eastAsia="ru-RU"/>
             </w:rPr>
           </w:pPr>
-          <w:hyperlink w:anchor="_Toc227654489" w:history="1">
+          <w:hyperlink w:anchor="_Toc227747307" w:history="1">
             <w:r>
               <w:rPr>
                 <w:rStyle w:val="a4"/>
                 <w:noProof/>
               </w:rPr>
-              <w:t>Практическая часть</w:t>
+              <w:t>2. Практическая часть</w:t>
             </w:r>
             <w:r>
               <w:rPr>
@@ -835,7 +1185,7 @@
                 <w:noProof/>
                 <w:webHidden/>
               </w:rPr>
-              <w:instrText xml:space="preserve"> PAGEREF _Toc227654489 \h </w:instrText>
+              <w:instrText xml:space="preserve"> PAGEREF _Toc227747307 \h </w:instrText>
             </w:r>
             <w:r>
               <w:rPr>
@@ -855,7 +1205,7 @@
                 <w:noProof/>
                 <w:webHidden/>
               </w:rPr>
-              <w:t>6</w:t>
+              <w:t>7</w:t>
             </w:r>
             <w:r>
               <w:rPr>
@@ -878,7 +1228,7 @@
               <w:lang w:eastAsia="ru-RU"/>
             </w:rPr>
           </w:pPr>
-          <w:hyperlink w:anchor="_Toc227654490" w:history="1">
+          <w:hyperlink w:anchor="_Toc227747308" w:history="1">
             <w:r>
               <w:rPr>
                 <w:rStyle w:val="a4"/>
@@ -906,7 +1256,7 @@
                 <w:noProof/>
                 <w:webHidden/>
               </w:rPr>
-              <w:instrText xml:space="preserve"> PAGEREF _Toc227654490 \h </w:instrText>
+              <w:instrText xml:space="preserve"> PAGEREF _Toc227747308 \h </w:instrText>
             </w:r>
             <w:r>
               <w:rPr>
@@ -926,7 +1276,217 @@
                 <w:noProof/>
                 <w:webHidden/>
               </w:rPr>
-              <w:t>7</w:t>
+              <w:t>8</w:t>
+            </w:r>
+            <w:r>
+              <w:rPr>
+                <w:noProof/>
+                <w:webHidden/>
+              </w:rPr>
+              <w:fldChar w:fldCharType="end"/>
+            </w:r>
+          </w:hyperlink>
+        </w:p>
+        <w:p>
+          <w:pPr>
+            <w:pStyle w:val="11"/>
+            <w:tabs>
+              <w:tab w:val="right" w:leader="dot" w:pos="9345"/>
+            </w:tabs>
+            <w:rPr>
+              <w:rFonts w:eastAsiaTheme="minorEastAsia"/>
+              <w:noProof/>
+              <w:lang w:eastAsia="ru-RU"/>
+            </w:rPr>
+          </w:pPr>
+          <w:hyperlink w:anchor="_Toc227747309" w:history="1">
+            <w:r>
+              <w:rPr>
+                <w:rStyle w:val="a4"/>
+                <w:noProof/>
+              </w:rPr>
+              <w:t>ЗАКЛЮЧЕНИЕ</w:t>
+            </w:r>
+            <w:r>
+              <w:rPr>
+                <w:noProof/>
+                <w:webHidden/>
+              </w:rPr>
+              <w:tab/>
+            </w:r>
+            <w:r>
+              <w:rPr>
+                <w:noProof/>
+                <w:webHidden/>
+              </w:rPr>
+              <w:fldChar w:fldCharType="begin"/>
+            </w:r>
+            <w:r>
+              <w:rPr>
+                <w:noProof/>
+                <w:webHidden/>
+              </w:rPr>
+              <w:instrText xml:space="preserve"> PAGEREF _Toc227747309 \h </w:instrText>
+            </w:r>
+            <w:r>
+              <w:rPr>
+                <w:noProof/>
+                <w:webHidden/>
+              </w:rPr>
+            </w:r>
+            <w:r>
+              <w:rPr>
+                <w:noProof/>
+                <w:webHidden/>
+              </w:rPr>
+              <w:fldChar w:fldCharType="separate"/>
+            </w:r>
+            <w:r>
+              <w:rPr>
+                <w:noProof/>
+                <w:webHidden/>
+              </w:rPr>
+              <w:t>9</w:t>
+            </w:r>
+            <w:r>
+              <w:rPr>
+                <w:noProof/>
+                <w:webHidden/>
+              </w:rPr>
+              <w:fldChar w:fldCharType="end"/>
+            </w:r>
+          </w:hyperlink>
+        </w:p>
+        <w:p>
+          <w:pPr>
+            <w:pStyle w:val="11"/>
+            <w:tabs>
+              <w:tab w:val="right" w:leader="dot" w:pos="9345"/>
+            </w:tabs>
+            <w:rPr>
+              <w:rFonts w:eastAsiaTheme="minorEastAsia"/>
+              <w:noProof/>
+              <w:lang w:eastAsia="ru-RU"/>
+            </w:rPr>
+          </w:pPr>
+          <w:hyperlink w:anchor="_Toc227747310" w:history="1">
+            <w:r>
+              <w:rPr>
+                <w:rStyle w:val="a4"/>
+                <w:noProof/>
+              </w:rPr>
+              <w:t>ПРИЛОЖЕНИЯ</w:t>
+            </w:r>
+            <w:r>
+              <w:rPr>
+                <w:noProof/>
+                <w:webHidden/>
+              </w:rPr>
+              <w:tab/>
+            </w:r>
+            <w:r>
+              <w:rPr>
+                <w:noProof/>
+                <w:webHidden/>
+              </w:rPr>
+              <w:fldChar w:fldCharType="begin"/>
+            </w:r>
+            <w:r>
+              <w:rPr>
+                <w:noProof/>
+                <w:webHidden/>
+              </w:rPr>
+              <w:instrText xml:space="preserve"> PAGEREF _Toc227747310 \h </w:instrText>
+            </w:r>
+            <w:r>
+              <w:rPr>
+                <w:noProof/>
+                <w:webHidden/>
+              </w:rPr>
+            </w:r>
+            <w:r>
+              <w:rPr>
+                <w:noProof/>
+                <w:webHidden/>
+              </w:rPr>
+              <w:fldChar w:fldCharType="separate"/>
+            </w:r>
+            <w:r>
+              <w:rPr>
+                <w:noProof/>
+                <w:webHidden/>
+              </w:rPr>
+              <w:t>10</w:t>
+            </w:r>
+            <w:r>
+              <w:rPr>
+                <w:noProof/>
+                <w:webHidden/>
+              </w:rPr>
+              <w:fldChar w:fldCharType="end"/>
+            </w:r>
+          </w:hyperlink>
+        </w:p>
+        <w:p>
+          <w:pPr>
+            <w:pStyle w:val="21"/>
+            <w:tabs>
+              <w:tab w:val="right" w:leader="dot" w:pos="9345"/>
+            </w:tabs>
+            <w:rPr>
+              <w:rFonts w:eastAsiaTheme="minorEastAsia"/>
+              <w:noProof/>
+              <w:lang w:eastAsia="ru-RU"/>
+            </w:rPr>
+          </w:pPr>
+          <w:hyperlink w:anchor="_Toc227747311" w:history="1">
+            <w:r>
+              <w:rPr>
+                <w:rStyle w:val="a4"/>
+                <w:noProof/>
+              </w:rPr>
+              <w:t>Приложение 1</w:t>
+            </w:r>
+            <w:r>
+              <w:rPr>
+                <w:noProof/>
+                <w:webHidden/>
+              </w:rPr>
+              <w:tab/>
+            </w:r>
+            <w:r>
+              <w:rPr>
+                <w:noProof/>
+                <w:webHidden/>
+              </w:rPr>
+              <w:fldChar w:fldCharType="begin"/>
+            </w:r>
+            <w:r>
+              <w:rPr>
+                <w:noProof/>
+                <w:webHidden/>
+              </w:rPr>
+              <w:instrText xml:space="preserve"> PAGEREF _Toc227747311 \h </w:instrText>
+            </w:r>
+            <w:r>
+              <w:rPr>
+                <w:noProof/>
+                <w:webHidden/>
+              </w:rPr>
+            </w:r>
+            <w:r>
+              <w:rPr>
+                <w:noProof/>
+                <w:webHidden/>
+              </w:rPr>
+              <w:fldChar w:fldCharType="separate"/>
+            </w:r>
+            <w:r>
+              <w:rPr>
+                <w:noProof/>
+                <w:webHidden/>
+              </w:rPr>
+              <w:t>10</w:t>
             </w:r>
             <w:r>
               <w:rPr>
@@ -981,7 +1541,7 @@
       <w:pPr>
         <w:pStyle w:val="1"/>
       </w:pPr>
-      <w:bookmarkStart w:id="0" w:name="_Toc227654487"/>
+      <w:bookmarkStart w:id="0" w:name="_Toc227747299"/>
       <w:r>
         <w:lastRenderedPageBreak/>
         <w:t>В</w:t>
@@ -1390,7 +1950,25 @@
           <w:sz w:val="28"/>
           <w:szCs w:val="28"/>
         </w:rPr>
-        <w:t>Объект - процесс онлайн продаж, интернет торговли из отрасли по теме</w:t>
+        <w:t xml:space="preserve">Объект - процесс онлайн продаж, </w:t>
+      </w:r>
+      <w:proofErr w:type="gramStart"/>
+      <w:r>
+        <w:rPr>
+          <w:rFonts w:ascii="Times New Roman" w:hAnsi="Times New Roman" w:cs="Times New Roman"/>
+          <w:sz w:val="28"/>
+          <w:szCs w:val="28"/>
+        </w:rPr>
+        <w:t>интернет торговли</w:t>
+      </w:r>
+      <w:proofErr w:type="gramEnd"/>
+      <w:r>
+        <w:rPr>
+          <w:rFonts w:ascii="Times New Roman" w:hAnsi="Times New Roman" w:cs="Times New Roman"/>
+          <w:sz w:val="28"/>
+          <w:szCs w:val="28"/>
+        </w:rPr>
+        <w:t xml:space="preserve"> из отрасли по теме</w:t>
       </w:r>
     </w:p>
     <w:p>
@@ -1466,30 +2044,1055 @@
       <w:pPr>
         <w:pStyle w:val="1"/>
       </w:pPr>
-      <w:bookmarkStart w:id="1" w:name="_Toc227654488"/>
-      <w:r>
+      <w:bookmarkStart w:id="1" w:name="_Toc227747300"/>
+      <w:r>
+        <w:rPr>
+          <w:rFonts w:ascii="Times New Roman" w:hAnsi="Times New Roman" w:cs="Times New Roman"/>
+        </w:rPr>
         <w:lastRenderedPageBreak/>
+        <w:t>1.</w:t>
+      </w:r>
+      <w:r>
+        <w:rPr>
+          <w:rFonts w:asciiTheme="minorHAnsi" w:hAnsiTheme="minorHAnsi"/>
+        </w:rPr>
+        <w:t xml:space="preserve"> </w:t>
+      </w:r>
+      <w:r>
         <w:t>Теоретическая часть</w:t>
       </w:r>
       <w:bookmarkEnd w:id="1"/>
     </w:p>
     <w:p>
       <w:pPr>
-        <w:rPr>
-          <w:rFonts w:ascii="Times New Roman" w:hAnsi="Times New Roman" w:cs="Times New Roman"/>
-          <w:sz w:val="28"/>
-          <w:szCs w:val="28"/>
-        </w:rPr>
-      </w:pPr>
-    </w:p>
-    <w:p>
-      <w:pPr>
-        <w:rPr>
-          <w:rFonts w:ascii="Times New Roman" w:hAnsi="Times New Roman" w:cs="Times New Roman"/>
-          <w:sz w:val="28"/>
-          <w:szCs w:val="28"/>
-        </w:rPr>
-      </w:pPr>
+        <w:pStyle w:val="2"/>
+      </w:pPr>
+      <w:bookmarkStart w:id="2" w:name="_Toc227747301"/>
+      <w:r>
+        <w:t>1.1 Анализ предметной области</w:t>
+      </w:r>
+      <w:bookmarkEnd w:id="2"/>
+    </w:p>
+    <w:p>
+      <w:pPr>
+        <w:rPr>
+          <w:rFonts w:ascii="Times New Roman" w:hAnsi="Times New Roman" w:cs="Times New Roman"/>
+          <w:sz w:val="28"/>
+          <w:szCs w:val="28"/>
+        </w:rPr>
+      </w:pPr>
+      <w:r>
+        <w:rPr>
+          <w:rFonts w:ascii="Times New Roman" w:hAnsi="Times New Roman" w:cs="Times New Roman"/>
+          <w:sz w:val="28"/>
+          <w:szCs w:val="28"/>
+        </w:rPr>
+        <w:t>В этом подразделе мы должны объективно показать рост онлайн торговли в нашей сфере деятельности (объект исследования)</w:t>
+      </w:r>
+    </w:p>
+    <w:p>
+      <w:pPr>
+        <w:rPr>
+          <w:rFonts w:ascii="Times New Roman" w:hAnsi="Times New Roman" w:cs="Times New Roman"/>
+          <w:sz w:val="28"/>
+          <w:szCs w:val="28"/>
+        </w:rPr>
+      </w:pPr>
+      <w:r>
+        <w:rPr>
+          <w:rFonts w:ascii="Times New Roman" w:hAnsi="Times New Roman" w:cs="Times New Roman"/>
+          <w:sz w:val="28"/>
+          <w:szCs w:val="28"/>
+        </w:rPr>
+        <w:t xml:space="preserve">Вставляем результаты урока по </w:t>
+      </w:r>
+      <w:r>
+        <w:rPr>
+          <w:rFonts w:ascii="Times New Roman" w:hAnsi="Times New Roman" w:cs="Times New Roman"/>
+          <w:sz w:val="28"/>
+          <w:szCs w:val="28"/>
+        </w:rPr>
+        <w:t>Внедрению – показатели метрик продуктивности (</w:t>
+      </w:r>
+      <w:r>
+        <w:rPr>
+          <w:rFonts w:ascii="Times New Roman" w:hAnsi="Times New Roman" w:cs="Times New Roman"/>
+          <w:sz w:val="28"/>
+          <w:szCs w:val="28"/>
+          <w:lang w:val="en-US"/>
+        </w:rPr>
+        <w:t>LTV</w:t>
+      </w:r>
+      <w:r>
+        <w:rPr>
+          <w:rFonts w:ascii="Times New Roman" w:hAnsi="Times New Roman" w:cs="Times New Roman"/>
+          <w:sz w:val="28"/>
+          <w:szCs w:val="28"/>
+        </w:rPr>
+        <w:t xml:space="preserve">, </w:t>
+      </w:r>
+      <w:r>
+        <w:rPr>
+          <w:rFonts w:ascii="Times New Roman" w:hAnsi="Times New Roman" w:cs="Times New Roman"/>
+          <w:sz w:val="28"/>
+          <w:szCs w:val="28"/>
+        </w:rPr>
+        <w:t>удержание пользователей</w:t>
+      </w:r>
+      <w:r>
+        <w:rPr>
+          <w:rFonts w:ascii="Times New Roman" w:hAnsi="Times New Roman" w:cs="Times New Roman"/>
+          <w:sz w:val="28"/>
+          <w:szCs w:val="28"/>
+        </w:rPr>
+        <w:t>)</w:t>
+      </w:r>
+      <w:r>
+        <w:rPr>
+          <w:rFonts w:ascii="Times New Roman" w:hAnsi="Times New Roman" w:cs="Times New Roman"/>
+          <w:sz w:val="28"/>
+          <w:szCs w:val="28"/>
+        </w:rPr>
+        <w:t xml:space="preserve"> + диаграммы, графики</w:t>
+      </w:r>
+    </w:p>
+    <w:p>
+      <w:pPr>
+        <w:rPr>
+          <w:rFonts w:ascii="Times New Roman" w:hAnsi="Times New Roman" w:cs="Times New Roman"/>
+          <w:sz w:val="28"/>
+          <w:szCs w:val="28"/>
+        </w:rPr>
+      </w:pPr>
+      <w:r>
+        <w:rPr>
+          <w:rFonts w:ascii="Times New Roman" w:hAnsi="Times New Roman" w:cs="Times New Roman"/>
+          <w:sz w:val="28"/>
+          <w:szCs w:val="28"/>
+        </w:rPr>
+        <w:t xml:space="preserve">Определяем целевую аудиторию и основных конкурентов, делаем для них (конкурентов) </w:t>
+      </w:r>
+      <w:r>
+        <w:rPr>
+          <w:rFonts w:ascii="Times New Roman" w:hAnsi="Times New Roman" w:cs="Times New Roman"/>
+          <w:sz w:val="28"/>
+          <w:szCs w:val="28"/>
+          <w:lang w:val="en-US"/>
+        </w:rPr>
+        <w:t>SWOT</w:t>
+      </w:r>
+      <w:r>
+        <w:rPr>
+          <w:rFonts w:ascii="Times New Roman" w:hAnsi="Times New Roman" w:cs="Times New Roman"/>
+          <w:sz w:val="28"/>
+          <w:szCs w:val="28"/>
+        </w:rPr>
+        <w:t>-</w:t>
+      </w:r>
+      <w:r>
+        <w:rPr>
+          <w:rFonts w:ascii="Times New Roman" w:hAnsi="Times New Roman" w:cs="Times New Roman"/>
+          <w:sz w:val="28"/>
+          <w:szCs w:val="28"/>
+        </w:rPr>
+        <w:t xml:space="preserve">анализ (табличка) – из подготовленных материалов по Проектированию (описываете кратко что такое </w:t>
+      </w:r>
+      <w:r>
+        <w:rPr>
+          <w:rFonts w:ascii="Times New Roman" w:hAnsi="Times New Roman" w:cs="Times New Roman"/>
+          <w:sz w:val="28"/>
+          <w:szCs w:val="28"/>
+          <w:lang w:val="en-US"/>
+        </w:rPr>
+        <w:t>SWOT-</w:t>
+      </w:r>
+      <w:r>
+        <w:rPr>
+          <w:rFonts w:ascii="Times New Roman" w:hAnsi="Times New Roman" w:cs="Times New Roman"/>
+          <w:sz w:val="28"/>
+          <w:szCs w:val="28"/>
+        </w:rPr>
+        <w:t>анализ)</w:t>
+      </w:r>
+    </w:p>
+    <w:p>
+      <w:pPr>
+        <w:rPr>
+          <w:rFonts w:ascii="Times New Roman" w:hAnsi="Times New Roman" w:cs="Times New Roman"/>
+          <w:sz w:val="28"/>
+          <w:szCs w:val="28"/>
+        </w:rPr>
+      </w:pPr>
+      <w:r>
+        <w:rPr>
+          <w:rFonts w:ascii="Times New Roman" w:hAnsi="Times New Roman" w:cs="Times New Roman"/>
+          <w:sz w:val="28"/>
+          <w:szCs w:val="28"/>
+        </w:rPr>
+        <w:t>Заключение по подразделу о целесообразности проектирования и разработки веб-сайтов и интернет-магазинов, обеспечивающих прием и обработку заказов от пользователей онлайн.</w:t>
+      </w:r>
+    </w:p>
+    <w:p>
+      <w:pPr>
+        <w:pStyle w:val="2"/>
+      </w:pPr>
+      <w:bookmarkStart w:id="3" w:name="_Toc227747302"/>
+      <w:r>
+        <w:t>1.2 Сбор и анализ требований</w:t>
+      </w:r>
+      <w:bookmarkEnd w:id="3"/>
+    </w:p>
+    <w:p>
+      <w:pPr>
+        <w:pStyle w:val="3"/>
+      </w:pPr>
+      <w:bookmarkStart w:id="4" w:name="_Toc227747303"/>
+      <w:r>
+        <w:t>1.2.1 Составление анкеты с вопросами для заказчика (брифа)</w:t>
+      </w:r>
+      <w:bookmarkEnd w:id="4"/>
+    </w:p>
+    <w:p>
+      <w:pPr>
+        <w:rPr>
+          <w:rFonts w:ascii="Times New Roman" w:hAnsi="Times New Roman" w:cs="Times New Roman"/>
+          <w:sz w:val="28"/>
+          <w:szCs w:val="28"/>
+        </w:rPr>
+      </w:pPr>
+    </w:p>
+    <w:p>
+      <w:pPr>
+        <w:rPr>
+          <w:rFonts w:ascii="Times New Roman" w:hAnsi="Times New Roman" w:cs="Times New Roman"/>
+          <w:sz w:val="28"/>
+          <w:szCs w:val="28"/>
+        </w:rPr>
+      </w:pPr>
+      <w:r>
+        <w:rPr>
+          <w:rFonts w:ascii="Times New Roman" w:hAnsi="Times New Roman" w:cs="Times New Roman"/>
+          <w:sz w:val="28"/>
+          <w:szCs w:val="28"/>
+        </w:rPr>
+        <w:t>Описываете (кратко) что такое бриф, зачем он нужен – составляете вопросы для брифа – добавляете в Приложение 1, описываете общие сведения – сколько вопросов, основные блоки опросника (общая структура)</w:t>
+      </w:r>
+    </w:p>
+    <w:p>
+      <w:pPr>
+        <w:rPr>
+          <w:rFonts w:ascii="Times New Roman" w:hAnsi="Times New Roman" w:cs="Times New Roman"/>
+          <w:sz w:val="28"/>
+          <w:szCs w:val="28"/>
+        </w:rPr>
+      </w:pPr>
+      <w:r>
+        <w:rPr>
+          <w:rFonts w:ascii="Times New Roman" w:hAnsi="Times New Roman" w:cs="Times New Roman"/>
+          <w:sz w:val="28"/>
+          <w:szCs w:val="28"/>
+        </w:rPr>
+        <w:t xml:space="preserve">Вопросы, ответы есть </w:t>
+      </w:r>
+      <w:r>
+        <w:rPr>
+          <w:rFonts w:ascii="Times New Roman" w:hAnsi="Times New Roman" w:cs="Times New Roman"/>
+          <w:sz w:val="28"/>
+          <w:szCs w:val="28"/>
+        </w:rPr>
+        <w:t>– просто вставляем</w:t>
+      </w:r>
+    </w:p>
+    <w:p>
+      <w:pPr>
+        <w:rPr>
+          <w:rFonts w:ascii="Times New Roman" w:hAnsi="Times New Roman" w:cs="Times New Roman"/>
+          <w:sz w:val="28"/>
+          <w:szCs w:val="28"/>
+        </w:rPr>
+      </w:pPr>
+      <w:r>
+        <w:rPr>
+          <w:rFonts w:ascii="Times New Roman" w:hAnsi="Times New Roman" w:cs="Times New Roman"/>
+          <w:sz w:val="28"/>
+          <w:szCs w:val="28"/>
+        </w:rPr>
+        <w:t xml:space="preserve">Описываете результаты ответов заказчика на вопросы брифа - </w:t>
+      </w:r>
+      <w:r>
+        <w:rPr>
+          <w:rFonts w:ascii="Times New Roman" w:hAnsi="Times New Roman" w:cs="Times New Roman"/>
+          <w:sz w:val="28"/>
+          <w:szCs w:val="28"/>
+        </w:rPr>
+        <w:t xml:space="preserve">Приложение </w:t>
+      </w:r>
+      <w:r>
+        <w:rPr>
+          <w:rFonts w:ascii="Times New Roman" w:hAnsi="Times New Roman" w:cs="Times New Roman"/>
+          <w:sz w:val="28"/>
+          <w:szCs w:val="28"/>
+        </w:rPr>
+        <w:t>2.</w:t>
+      </w:r>
+    </w:p>
+    <w:p>
+      <w:pPr>
+        <w:rPr>
+          <w:rFonts w:ascii="Times New Roman" w:hAnsi="Times New Roman" w:cs="Times New Roman"/>
+          <w:sz w:val="28"/>
+          <w:szCs w:val="28"/>
+        </w:rPr>
+      </w:pPr>
+      <w:r>
+        <w:rPr>
+          <w:rFonts w:ascii="Times New Roman" w:hAnsi="Times New Roman" w:cs="Times New Roman"/>
+          <w:sz w:val="28"/>
+          <w:szCs w:val="28"/>
+        </w:rPr>
+        <w:t>В виде краткого резюме по этой теме.</w:t>
+      </w:r>
+    </w:p>
+    <w:p>
+      <w:pPr>
+        <w:rPr>
+          <w:rFonts w:ascii="Times New Roman" w:hAnsi="Times New Roman" w:cs="Times New Roman"/>
+          <w:sz w:val="28"/>
+          <w:szCs w:val="28"/>
+        </w:rPr>
+      </w:pPr>
+    </w:p>
+    <w:p>
+      <w:pPr>
+        <w:pStyle w:val="3"/>
+      </w:pPr>
+      <w:bookmarkStart w:id="5" w:name="_Toc227747304"/>
+      <w:r>
+        <w:t>1.2.2 Разработка технического задания по брифу с ответами заказчика</w:t>
+      </w:r>
+      <w:bookmarkEnd w:id="5"/>
+    </w:p>
+    <w:p>
+      <w:pPr>
+        <w:rPr>
+          <w:rFonts w:ascii="Times New Roman" w:hAnsi="Times New Roman" w:cs="Times New Roman"/>
+          <w:sz w:val="28"/>
+          <w:szCs w:val="28"/>
+        </w:rPr>
+      </w:pPr>
+    </w:p>
+    <w:p>
+      <w:pPr>
+        <w:rPr>
+          <w:rFonts w:ascii="Times New Roman" w:hAnsi="Times New Roman" w:cs="Times New Roman"/>
+          <w:sz w:val="28"/>
+          <w:szCs w:val="28"/>
+        </w:rPr>
+      </w:pPr>
+      <w:r>
+        <w:rPr>
+          <w:rFonts w:ascii="Times New Roman" w:hAnsi="Times New Roman" w:cs="Times New Roman"/>
+          <w:sz w:val="28"/>
+          <w:szCs w:val="28"/>
+        </w:rPr>
+        <w:t xml:space="preserve">Описываете (кратко) что такое </w:t>
+      </w:r>
+      <w:r>
+        <w:rPr>
+          <w:rFonts w:ascii="Times New Roman" w:hAnsi="Times New Roman" w:cs="Times New Roman"/>
+          <w:sz w:val="28"/>
+          <w:szCs w:val="28"/>
+        </w:rPr>
+        <w:t>ТЗ</w:t>
+      </w:r>
+      <w:r>
+        <w:rPr>
+          <w:rFonts w:ascii="Times New Roman" w:hAnsi="Times New Roman" w:cs="Times New Roman"/>
+          <w:sz w:val="28"/>
+          <w:szCs w:val="28"/>
+        </w:rPr>
+        <w:t>, зачем он</w:t>
+      </w:r>
+      <w:r>
+        <w:rPr>
+          <w:rFonts w:ascii="Times New Roman" w:hAnsi="Times New Roman" w:cs="Times New Roman"/>
+          <w:sz w:val="28"/>
+          <w:szCs w:val="28"/>
+        </w:rPr>
+        <w:t>о</w:t>
+      </w:r>
+      <w:r>
+        <w:rPr>
+          <w:rFonts w:ascii="Times New Roman" w:hAnsi="Times New Roman" w:cs="Times New Roman"/>
+          <w:sz w:val="28"/>
+          <w:szCs w:val="28"/>
+        </w:rPr>
+        <w:t xml:space="preserve"> нужн</w:t>
+      </w:r>
+      <w:r>
+        <w:rPr>
+          <w:rFonts w:ascii="Times New Roman" w:hAnsi="Times New Roman" w:cs="Times New Roman"/>
+          <w:sz w:val="28"/>
+          <w:szCs w:val="28"/>
+        </w:rPr>
+        <w:t>о</w:t>
+      </w:r>
+      <w:r>
+        <w:rPr>
+          <w:rFonts w:ascii="Times New Roman" w:hAnsi="Times New Roman" w:cs="Times New Roman"/>
+          <w:sz w:val="28"/>
+          <w:szCs w:val="28"/>
+        </w:rPr>
+        <w:t xml:space="preserve"> – составляете </w:t>
+      </w:r>
+      <w:r>
+        <w:rPr>
+          <w:rFonts w:ascii="Times New Roman" w:hAnsi="Times New Roman" w:cs="Times New Roman"/>
+          <w:sz w:val="28"/>
+          <w:szCs w:val="28"/>
+        </w:rPr>
+        <w:t>его по ответам, по</w:t>
+      </w:r>
+      <w:r>
+        <w:rPr>
+          <w:rFonts w:ascii="Times New Roman" w:hAnsi="Times New Roman" w:cs="Times New Roman"/>
+          <w:sz w:val="28"/>
+          <w:szCs w:val="28"/>
+        </w:rPr>
+        <w:t xml:space="preserve"> бриф</w:t>
+      </w:r>
+      <w:r>
+        <w:rPr>
+          <w:rFonts w:ascii="Times New Roman" w:hAnsi="Times New Roman" w:cs="Times New Roman"/>
+          <w:sz w:val="28"/>
+          <w:szCs w:val="28"/>
+        </w:rPr>
+        <w:t>у</w:t>
+      </w:r>
+      <w:r>
+        <w:rPr>
+          <w:rFonts w:ascii="Times New Roman" w:hAnsi="Times New Roman" w:cs="Times New Roman"/>
+          <w:sz w:val="28"/>
+          <w:szCs w:val="28"/>
+        </w:rPr>
+        <w:t xml:space="preserve">– добавляете в Приложение </w:t>
+      </w:r>
+      <w:r>
+        <w:rPr>
+          <w:rFonts w:ascii="Times New Roman" w:hAnsi="Times New Roman" w:cs="Times New Roman"/>
+          <w:sz w:val="28"/>
+          <w:szCs w:val="28"/>
+        </w:rPr>
+        <w:t>3</w:t>
+      </w:r>
+      <w:r>
+        <w:rPr>
+          <w:rFonts w:ascii="Times New Roman" w:hAnsi="Times New Roman" w:cs="Times New Roman"/>
+          <w:sz w:val="28"/>
+          <w:szCs w:val="28"/>
+        </w:rPr>
+        <w:t xml:space="preserve">, описываете общие сведения – сколько </w:t>
+      </w:r>
+      <w:r>
+        <w:rPr>
+          <w:rFonts w:ascii="Times New Roman" w:hAnsi="Times New Roman" w:cs="Times New Roman"/>
+          <w:sz w:val="28"/>
+          <w:szCs w:val="28"/>
+        </w:rPr>
+        <w:t>разделов</w:t>
+      </w:r>
+      <w:r>
+        <w:rPr>
+          <w:rFonts w:ascii="Times New Roman" w:hAnsi="Times New Roman" w:cs="Times New Roman"/>
+          <w:sz w:val="28"/>
+          <w:szCs w:val="28"/>
+        </w:rPr>
+        <w:t>, основн</w:t>
+      </w:r>
+      <w:r>
+        <w:rPr>
+          <w:rFonts w:ascii="Times New Roman" w:hAnsi="Times New Roman" w:cs="Times New Roman"/>
+          <w:sz w:val="28"/>
+          <w:szCs w:val="28"/>
+        </w:rPr>
+        <w:t xml:space="preserve">ой функционал для первой версии продукта (сайта), основные нефункциональные требования </w:t>
+      </w:r>
+      <w:proofErr w:type="gramStart"/>
+      <w:r>
+        <w:rPr>
+          <w:rFonts w:ascii="Times New Roman" w:hAnsi="Times New Roman" w:cs="Times New Roman"/>
+          <w:sz w:val="28"/>
+          <w:szCs w:val="28"/>
+        </w:rPr>
+        <w:t>и  ограничения</w:t>
+      </w:r>
+      <w:proofErr w:type="gramEnd"/>
+      <w:r>
+        <w:rPr>
+          <w:rFonts w:ascii="Times New Roman" w:hAnsi="Times New Roman" w:cs="Times New Roman"/>
+          <w:sz w:val="28"/>
+          <w:szCs w:val="28"/>
+        </w:rPr>
+        <w:t>.</w:t>
+      </w:r>
+    </w:p>
+    <w:p>
+      <w:pPr>
+        <w:rPr>
+          <w:rFonts w:ascii="Times New Roman" w:hAnsi="Times New Roman" w:cs="Times New Roman"/>
+          <w:sz w:val="28"/>
+          <w:szCs w:val="28"/>
+        </w:rPr>
+      </w:pPr>
+      <w:r>
+        <w:rPr>
+          <w:rFonts w:ascii="Times New Roman" w:hAnsi="Times New Roman" w:cs="Times New Roman"/>
+          <w:sz w:val="28"/>
+          <w:szCs w:val="28"/>
+        </w:rPr>
+        <w:t>ТЗ есть – просто вставляем</w:t>
+      </w:r>
+    </w:p>
+    <w:p>
+      <w:pPr>
+        <w:rPr>
+          <w:rFonts w:ascii="Times New Roman" w:hAnsi="Times New Roman" w:cs="Times New Roman"/>
+          <w:sz w:val="28"/>
+          <w:szCs w:val="28"/>
+        </w:rPr>
+      </w:pPr>
+      <w:r>
+        <w:rPr>
+          <w:rFonts w:ascii="Times New Roman" w:hAnsi="Times New Roman" w:cs="Times New Roman"/>
+          <w:sz w:val="28"/>
+          <w:szCs w:val="28"/>
+        </w:rPr>
+        <w:t>В виде краткого резюме по этой теме.</w:t>
+      </w:r>
+    </w:p>
+    <w:p>
+      <w:pPr>
+        <w:rPr>
+          <w:rFonts w:ascii="Times New Roman" w:hAnsi="Times New Roman" w:cs="Times New Roman"/>
+          <w:sz w:val="28"/>
+          <w:szCs w:val="28"/>
+        </w:rPr>
+      </w:pPr>
+    </w:p>
+    <w:p>
+      <w:pPr>
+        <w:pStyle w:val="2"/>
+      </w:pPr>
+      <w:bookmarkStart w:id="6" w:name="_Toc227747305"/>
+      <w:r>
+        <w:lastRenderedPageBreak/>
+        <w:t>1.3 Архитектурное проектирование</w:t>
+      </w:r>
+      <w:bookmarkEnd w:id="6"/>
+    </w:p>
+    <w:p>
+      <w:pPr>
+        <w:rPr>
+          <w:rFonts w:ascii="Times New Roman" w:hAnsi="Times New Roman" w:cs="Times New Roman"/>
+          <w:sz w:val="28"/>
+          <w:szCs w:val="28"/>
+        </w:rPr>
+      </w:pPr>
+      <w:r>
+        <w:rPr>
+          <w:rFonts w:ascii="Times New Roman" w:hAnsi="Times New Roman" w:cs="Times New Roman"/>
+          <w:sz w:val="28"/>
+          <w:szCs w:val="28"/>
+        </w:rPr>
+        <w:t>Выб</w:t>
+      </w:r>
+      <w:r>
+        <w:rPr>
+          <w:rFonts w:ascii="Times New Roman" w:hAnsi="Times New Roman" w:cs="Times New Roman"/>
+          <w:sz w:val="28"/>
+          <w:szCs w:val="28"/>
+        </w:rPr>
+        <w:t xml:space="preserve">ираем и обосновываем </w:t>
+      </w:r>
+      <w:r>
+        <w:rPr>
+          <w:rFonts w:ascii="Times New Roman" w:hAnsi="Times New Roman" w:cs="Times New Roman"/>
+          <w:sz w:val="28"/>
+          <w:szCs w:val="28"/>
+        </w:rPr>
+        <w:t xml:space="preserve">модель разработки </w:t>
+      </w:r>
+      <w:r>
+        <w:rPr>
+          <w:rFonts w:ascii="Times New Roman" w:hAnsi="Times New Roman" w:cs="Times New Roman"/>
+          <w:sz w:val="28"/>
+          <w:szCs w:val="28"/>
+        </w:rPr>
+        <w:t>–</w:t>
+      </w:r>
+      <w:r>
+        <w:rPr>
+          <w:rFonts w:ascii="Times New Roman" w:hAnsi="Times New Roman" w:cs="Times New Roman"/>
+          <w:sz w:val="28"/>
+          <w:szCs w:val="28"/>
+        </w:rPr>
+        <w:t xml:space="preserve"> </w:t>
+      </w:r>
+      <w:proofErr w:type="gramStart"/>
+      <w:r>
+        <w:rPr>
+          <w:rFonts w:ascii="Times New Roman" w:hAnsi="Times New Roman" w:cs="Times New Roman"/>
+          <w:sz w:val="28"/>
+          <w:szCs w:val="28"/>
+        </w:rPr>
+        <w:t>итеративная</w:t>
+      </w:r>
+      <w:r>
+        <w:rPr>
+          <w:rFonts w:ascii="Times New Roman" w:hAnsi="Times New Roman" w:cs="Times New Roman"/>
+          <w:sz w:val="28"/>
+          <w:szCs w:val="28"/>
+        </w:rPr>
+        <w:t xml:space="preserve"> </w:t>
+      </w:r>
+      <w:r>
+        <w:rPr>
+          <w:rFonts w:ascii="Times New Roman" w:hAnsi="Times New Roman" w:cs="Times New Roman"/>
+          <w:sz w:val="28"/>
+          <w:szCs w:val="28"/>
+        </w:rPr>
+        <w:t xml:space="preserve"> (</w:t>
+      </w:r>
+      <w:proofErr w:type="gramEnd"/>
+      <w:r>
+        <w:rPr>
+          <w:rFonts w:ascii="Times New Roman" w:hAnsi="Times New Roman" w:cs="Times New Roman"/>
+          <w:sz w:val="28"/>
+          <w:szCs w:val="28"/>
+        </w:rPr>
+        <w:t>что это описываем</w:t>
+      </w:r>
+      <w:r>
+        <w:rPr>
+          <w:rFonts w:ascii="Times New Roman" w:hAnsi="Times New Roman" w:cs="Times New Roman"/>
+          <w:sz w:val="28"/>
+          <w:szCs w:val="28"/>
+        </w:rPr>
+        <w:t>, вставляем картинку по теме</w:t>
+      </w:r>
+      <w:r>
+        <w:rPr>
+          <w:rFonts w:ascii="Times New Roman" w:hAnsi="Times New Roman" w:cs="Times New Roman"/>
+          <w:sz w:val="28"/>
+          <w:szCs w:val="28"/>
+        </w:rPr>
+        <w:t>)</w:t>
+      </w:r>
+      <w:r>
+        <w:rPr>
+          <w:rFonts w:ascii="Times New Roman" w:hAnsi="Times New Roman" w:cs="Times New Roman"/>
+          <w:sz w:val="28"/>
+          <w:szCs w:val="28"/>
+        </w:rPr>
+        <w:t xml:space="preserve">. </w:t>
+      </w:r>
+    </w:p>
+    <w:p>
+      <w:pPr>
+        <w:rPr>
+          <w:rFonts w:ascii="Times New Roman" w:hAnsi="Times New Roman" w:cs="Times New Roman"/>
+          <w:sz w:val="28"/>
+          <w:szCs w:val="28"/>
+        </w:rPr>
+      </w:pPr>
+      <w:r>
+        <w:rPr>
+          <w:rFonts w:ascii="Times New Roman" w:hAnsi="Times New Roman" w:cs="Times New Roman"/>
+          <w:sz w:val="28"/>
+          <w:szCs w:val="28"/>
+        </w:rPr>
+        <w:t xml:space="preserve">Спецификация требований для 1 итерации. </w:t>
+      </w:r>
+      <w:r>
+        <w:rPr>
+          <w:rFonts w:ascii="Times New Roman" w:hAnsi="Times New Roman" w:cs="Times New Roman"/>
+          <w:sz w:val="28"/>
+          <w:szCs w:val="28"/>
+        </w:rPr>
+        <w:t xml:space="preserve"> </w:t>
+      </w:r>
+      <w:r>
+        <w:rPr>
+          <w:rFonts w:ascii="Times New Roman" w:hAnsi="Times New Roman" w:cs="Times New Roman"/>
+          <w:sz w:val="28"/>
+          <w:szCs w:val="28"/>
+        </w:rPr>
+        <w:t>Архитектура проекта - клиент-серверная</w:t>
+      </w:r>
+      <w:r>
+        <w:rPr>
+          <w:rFonts w:ascii="Times New Roman" w:hAnsi="Times New Roman" w:cs="Times New Roman"/>
+          <w:sz w:val="28"/>
+          <w:szCs w:val="28"/>
+        </w:rPr>
+        <w:t xml:space="preserve"> (что это описываем</w:t>
+      </w:r>
+      <w:r>
+        <w:rPr>
+          <w:rFonts w:ascii="Times New Roman" w:hAnsi="Times New Roman" w:cs="Times New Roman"/>
+          <w:sz w:val="28"/>
+          <w:szCs w:val="28"/>
+        </w:rPr>
+        <w:t>, вставляем картинку по теме</w:t>
+      </w:r>
+      <w:r>
+        <w:rPr>
+          <w:rFonts w:ascii="Times New Roman" w:hAnsi="Times New Roman" w:cs="Times New Roman"/>
+          <w:sz w:val="28"/>
+          <w:szCs w:val="28"/>
+        </w:rPr>
+        <w:t>)</w:t>
+      </w:r>
+      <w:r>
+        <w:rPr>
+          <w:rFonts w:ascii="Times New Roman" w:hAnsi="Times New Roman" w:cs="Times New Roman"/>
+          <w:sz w:val="28"/>
+          <w:szCs w:val="28"/>
+        </w:rPr>
+        <w:t xml:space="preserve">. </w:t>
+      </w:r>
+    </w:p>
+    <w:p>
+      <w:pPr>
+        <w:rPr>
+          <w:rFonts w:ascii="Times New Roman" w:hAnsi="Times New Roman" w:cs="Times New Roman"/>
+          <w:sz w:val="28"/>
+          <w:szCs w:val="28"/>
+        </w:rPr>
+      </w:pPr>
+      <w:r>
+        <w:rPr>
+          <w:rFonts w:ascii="Times New Roman" w:hAnsi="Times New Roman" w:cs="Times New Roman"/>
+          <w:sz w:val="28"/>
+          <w:szCs w:val="28"/>
+        </w:rPr>
+        <w:t>Выбранная СУБД</w:t>
+      </w:r>
+      <w:r>
+        <w:rPr>
+          <w:rFonts w:ascii="Times New Roman" w:hAnsi="Times New Roman" w:cs="Times New Roman"/>
+          <w:sz w:val="28"/>
+          <w:szCs w:val="28"/>
+        </w:rPr>
+        <w:t xml:space="preserve"> (</w:t>
+      </w:r>
+      <w:proofErr w:type="spellStart"/>
+      <w:r>
+        <w:rPr>
+          <w:rFonts w:ascii="Times New Roman" w:hAnsi="Times New Roman" w:cs="Times New Roman"/>
+          <w:sz w:val="28"/>
+          <w:szCs w:val="28"/>
+          <w:lang w:val="en-US"/>
+        </w:rPr>
+        <w:t>mySQL</w:t>
+      </w:r>
+      <w:proofErr w:type="spellEnd"/>
+      <w:r>
+        <w:rPr>
+          <w:rFonts w:ascii="Times New Roman" w:hAnsi="Times New Roman" w:cs="Times New Roman"/>
+          <w:sz w:val="28"/>
+          <w:szCs w:val="28"/>
+        </w:rPr>
+        <w:t xml:space="preserve">, </w:t>
+      </w:r>
+      <w:r>
+        <w:rPr>
+          <w:rFonts w:ascii="Times New Roman" w:hAnsi="Times New Roman" w:cs="Times New Roman"/>
+          <w:sz w:val="28"/>
+          <w:szCs w:val="28"/>
+        </w:rPr>
+        <w:t>обосновываем свой выбор)</w:t>
+      </w:r>
+      <w:r>
+        <w:rPr>
+          <w:rFonts w:ascii="Times New Roman" w:hAnsi="Times New Roman" w:cs="Times New Roman"/>
+          <w:sz w:val="28"/>
+          <w:szCs w:val="28"/>
+        </w:rPr>
+        <w:t>.</w:t>
+      </w:r>
+    </w:p>
+    <w:p>
+      <w:pPr>
+        <w:rPr>
+          <w:rFonts w:ascii="Times New Roman" w:hAnsi="Times New Roman" w:cs="Times New Roman"/>
+          <w:sz w:val="28"/>
+          <w:szCs w:val="28"/>
+        </w:rPr>
+      </w:pPr>
+      <w:r>
+        <w:rPr>
+          <w:rFonts w:ascii="Times New Roman" w:hAnsi="Times New Roman" w:cs="Times New Roman"/>
+          <w:sz w:val="28"/>
+          <w:szCs w:val="28"/>
+        </w:rPr>
+        <w:t>Паттерн</w:t>
+      </w:r>
+      <w:r>
+        <w:rPr>
+          <w:rFonts w:ascii="Times New Roman" w:hAnsi="Times New Roman" w:cs="Times New Roman"/>
+          <w:sz w:val="28"/>
+          <w:szCs w:val="28"/>
+        </w:rPr>
+        <w:t xml:space="preserve"> </w:t>
+      </w:r>
+      <w:r>
+        <w:rPr>
+          <w:rFonts w:ascii="Times New Roman" w:hAnsi="Times New Roman" w:cs="Times New Roman"/>
+          <w:sz w:val="28"/>
+          <w:szCs w:val="28"/>
+        </w:rPr>
+        <w:t>реализации</w:t>
+      </w:r>
+      <w:r>
+        <w:rPr>
+          <w:rFonts w:ascii="Times New Roman" w:hAnsi="Times New Roman" w:cs="Times New Roman"/>
+          <w:sz w:val="28"/>
+          <w:szCs w:val="28"/>
+        </w:rPr>
+        <w:t xml:space="preserve"> </w:t>
+      </w:r>
+      <w:r>
+        <w:rPr>
+          <w:rFonts w:ascii="Times New Roman" w:hAnsi="Times New Roman" w:cs="Times New Roman"/>
+          <w:sz w:val="28"/>
+          <w:szCs w:val="28"/>
+        </w:rPr>
+        <w:t xml:space="preserve">программного кода </w:t>
+      </w:r>
+      <w:r>
+        <w:rPr>
+          <w:rFonts w:ascii="Times New Roman" w:hAnsi="Times New Roman" w:cs="Times New Roman"/>
+          <w:sz w:val="28"/>
+          <w:szCs w:val="28"/>
+          <w:lang w:val="en-US"/>
+        </w:rPr>
+        <w:t>MVC</w:t>
+      </w:r>
+      <w:r>
+        <w:rPr>
+          <w:rFonts w:ascii="Times New Roman" w:hAnsi="Times New Roman" w:cs="Times New Roman"/>
+          <w:sz w:val="28"/>
+          <w:szCs w:val="28"/>
+        </w:rPr>
+        <w:t xml:space="preserve"> (</w:t>
+      </w:r>
+      <w:r>
+        <w:rPr>
+          <w:rFonts w:ascii="Times New Roman" w:hAnsi="Times New Roman" w:cs="Times New Roman"/>
+          <w:sz w:val="28"/>
+          <w:szCs w:val="28"/>
+          <w:lang w:val="en-US"/>
+        </w:rPr>
+        <w:t>Model</w:t>
+      </w:r>
+      <w:r>
+        <w:rPr>
+          <w:rFonts w:ascii="Times New Roman" w:hAnsi="Times New Roman" w:cs="Times New Roman"/>
+          <w:sz w:val="28"/>
+          <w:szCs w:val="28"/>
+        </w:rPr>
+        <w:t>-</w:t>
+      </w:r>
+      <w:r>
+        <w:rPr>
+          <w:rFonts w:ascii="Times New Roman" w:hAnsi="Times New Roman" w:cs="Times New Roman"/>
+          <w:sz w:val="28"/>
+          <w:szCs w:val="28"/>
+          <w:lang w:val="en-US"/>
+        </w:rPr>
+        <w:t>View</w:t>
+      </w:r>
+      <w:r>
+        <w:rPr>
+          <w:rFonts w:ascii="Times New Roman" w:hAnsi="Times New Roman" w:cs="Times New Roman"/>
+          <w:sz w:val="28"/>
+          <w:szCs w:val="28"/>
+        </w:rPr>
+        <w:t>-</w:t>
+      </w:r>
+      <w:r>
+        <w:rPr>
+          <w:rFonts w:ascii="Times New Roman" w:hAnsi="Times New Roman" w:cs="Times New Roman"/>
+          <w:sz w:val="28"/>
+          <w:szCs w:val="28"/>
+          <w:lang w:val="en-US"/>
+        </w:rPr>
+        <w:t>Controller</w:t>
+      </w:r>
+      <w:r>
+        <w:rPr>
+          <w:rFonts w:ascii="Times New Roman" w:hAnsi="Times New Roman" w:cs="Times New Roman"/>
+          <w:sz w:val="28"/>
+          <w:szCs w:val="28"/>
+        </w:rPr>
+        <w:t>)</w:t>
+      </w:r>
+      <w:r>
+        <w:rPr>
+          <w:rFonts w:ascii="Times New Roman" w:hAnsi="Times New Roman" w:cs="Times New Roman"/>
+          <w:sz w:val="28"/>
+          <w:szCs w:val="28"/>
+        </w:rPr>
+        <w:t xml:space="preserve"> - </w:t>
+      </w:r>
+      <w:r>
+        <w:rPr>
+          <w:rFonts w:ascii="Times New Roman" w:hAnsi="Times New Roman" w:cs="Times New Roman"/>
+          <w:sz w:val="28"/>
+          <w:szCs w:val="28"/>
+        </w:rPr>
+        <w:t>описываем,</w:t>
+      </w:r>
+      <w:r>
+        <w:rPr>
+          <w:rFonts w:ascii="Times New Roman" w:hAnsi="Times New Roman" w:cs="Times New Roman"/>
+          <w:sz w:val="28"/>
+          <w:szCs w:val="28"/>
+        </w:rPr>
+        <w:t xml:space="preserve"> </w:t>
+      </w:r>
+      <w:r>
+        <w:rPr>
+          <w:rFonts w:ascii="Times New Roman" w:hAnsi="Times New Roman" w:cs="Times New Roman"/>
+          <w:sz w:val="28"/>
+          <w:szCs w:val="28"/>
+        </w:rPr>
+        <w:t>обосновываем свой выбор</w:t>
+      </w:r>
+      <w:r>
+        <w:rPr>
+          <w:rFonts w:ascii="Times New Roman" w:hAnsi="Times New Roman" w:cs="Times New Roman"/>
+          <w:sz w:val="28"/>
+          <w:szCs w:val="28"/>
+        </w:rPr>
+        <w:t xml:space="preserve">, картинку по теме, скриншот структуры каталогов, реализующих </w:t>
+      </w:r>
+      <w:r>
+        <w:rPr>
+          <w:rFonts w:ascii="Times New Roman" w:hAnsi="Times New Roman" w:cs="Times New Roman"/>
+          <w:sz w:val="28"/>
+          <w:szCs w:val="28"/>
+          <w:lang w:val="en-US"/>
+        </w:rPr>
+        <w:t>MVC</w:t>
+      </w:r>
+      <w:r>
+        <w:rPr>
+          <w:rFonts w:ascii="Times New Roman" w:hAnsi="Times New Roman" w:cs="Times New Roman"/>
+          <w:sz w:val="28"/>
+          <w:szCs w:val="28"/>
+        </w:rPr>
+        <w:t xml:space="preserve"> модель, задающих общую структуру проекта.</w:t>
+      </w:r>
+    </w:p>
+    <w:p>
+      <w:pPr>
+        <w:pStyle w:val="2"/>
+      </w:pPr>
+      <w:bookmarkStart w:id="7" w:name="_Toc227747306"/>
+      <w:r>
+        <w:t>1.4 Детальное проектирование с использованием UML диаграмм</w:t>
+      </w:r>
+      <w:bookmarkEnd w:id="7"/>
+    </w:p>
+    <w:p>
+      <w:pPr>
+        <w:rPr>
+          <w:rFonts w:ascii="Times New Roman" w:hAnsi="Times New Roman" w:cs="Times New Roman"/>
+          <w:sz w:val="28"/>
+          <w:szCs w:val="28"/>
+        </w:rPr>
+      </w:pPr>
+      <w:r>
+        <w:rPr>
+          <w:rFonts w:ascii="Times New Roman" w:hAnsi="Times New Roman" w:cs="Times New Roman"/>
+          <w:sz w:val="28"/>
+          <w:szCs w:val="28"/>
+        </w:rPr>
+        <w:t>(</w:t>
+      </w:r>
+      <w:r>
+        <w:rPr>
+          <w:rFonts w:ascii="Times New Roman" w:hAnsi="Times New Roman" w:cs="Times New Roman"/>
+          <w:b/>
+          <w:bCs/>
+          <w:sz w:val="28"/>
+          <w:szCs w:val="28"/>
+        </w:rPr>
+        <w:t>диаграмма компонентов системы</w:t>
+      </w:r>
+      <w:r>
+        <w:rPr>
+          <w:rFonts w:ascii="Times New Roman" w:hAnsi="Times New Roman" w:cs="Times New Roman"/>
+          <w:sz w:val="28"/>
+          <w:szCs w:val="28"/>
+        </w:rPr>
+        <w:t xml:space="preserve">, </w:t>
+      </w:r>
+      <w:proofErr w:type="spellStart"/>
+      <w:r>
+        <w:rPr>
+          <w:rFonts w:ascii="Times New Roman" w:hAnsi="Times New Roman" w:cs="Times New Roman"/>
+          <w:sz w:val="28"/>
+          <w:szCs w:val="28"/>
+        </w:rPr>
+        <w:t>диаграммма</w:t>
+      </w:r>
+      <w:proofErr w:type="spellEnd"/>
+      <w:r>
+        <w:rPr>
+          <w:rFonts w:ascii="Times New Roman" w:hAnsi="Times New Roman" w:cs="Times New Roman"/>
+          <w:sz w:val="28"/>
+          <w:szCs w:val="28"/>
+        </w:rPr>
+        <w:t xml:space="preserve"> последовательности для оформления заказа, </w:t>
+      </w:r>
+      <w:r>
+        <w:rPr>
+          <w:rFonts w:ascii="Times New Roman" w:hAnsi="Times New Roman" w:cs="Times New Roman"/>
+          <w:b/>
+          <w:bCs/>
+          <w:sz w:val="28"/>
+          <w:szCs w:val="28"/>
+        </w:rPr>
+        <w:t>диаграмма классов проекта</w:t>
+      </w:r>
+      <w:r>
+        <w:rPr>
+          <w:rFonts w:ascii="Times New Roman" w:hAnsi="Times New Roman" w:cs="Times New Roman"/>
+          <w:sz w:val="28"/>
+          <w:szCs w:val="28"/>
+        </w:rPr>
+        <w:t>, ER диаграмма для сущностей БД и связей между ними)</w:t>
+      </w:r>
+    </w:p>
+    <w:p>
+      <w:pPr>
+        <w:rPr>
+          <w:rFonts w:ascii="Times New Roman" w:hAnsi="Times New Roman" w:cs="Times New Roman"/>
+          <w:sz w:val="28"/>
+          <w:szCs w:val="28"/>
+        </w:rPr>
+      </w:pPr>
+      <w:r>
+        <w:rPr>
+          <w:rFonts w:ascii="Times New Roman" w:hAnsi="Times New Roman" w:cs="Times New Roman"/>
+          <w:sz w:val="28"/>
+          <w:szCs w:val="28"/>
+        </w:rPr>
+        <w:t>тестовые сценарии, тестовые кейсы</w:t>
+      </w:r>
     </w:p>
     <w:p>
       <w:pPr>
@@ -1548,12 +3151,24 @@
       <w:pPr>
         <w:pStyle w:val="1"/>
       </w:pPr>
-      <w:bookmarkStart w:id="2" w:name="_Toc227654489"/>
+      <w:bookmarkStart w:id="8" w:name="_Toc227747307"/>
       <w:r>
         <w:lastRenderedPageBreak/>
+        <w:t>2</w:t>
+      </w:r>
+      <w:r>
+        <w:rPr>
+          <w:rFonts w:asciiTheme="minorHAnsi" w:hAnsiTheme="minorHAnsi"/>
+        </w:rPr>
+        <w:t>.</w:t>
+      </w:r>
+      <w:r>
+        <w:t xml:space="preserve"> </w:t>
+      </w:r>
+      <w:r>
         <w:t>Практическая часть</w:t>
       </w:r>
-      <w:bookmarkEnd w:id="2"/>
+      <w:bookmarkEnd w:id="8"/>
     </w:p>
     <w:p>
       <w:pPr>
@@ -1594,7 +3209,7 @@
           <w:lang w:eastAsia="ru-RU"/>
         </w:rPr>
       </w:pPr>
-      <w:bookmarkStart w:id="3" w:name="_Toc197335993"/>
+      <w:bookmarkStart w:id="9" w:name="_Toc197335993"/>
       <w:r>
         <w:rPr>
           <w:shd w:val="clear" w:color="auto" w:fill="FFFFFF"/>
@@ -1609,7 +3224,7 @@
           <w:shd w:val="clear" w:color="auto" w:fill="FFFFFF"/>
         </w:rPr>
       </w:pPr>
-      <w:bookmarkStart w:id="4" w:name="_Toc227654490"/>
+      <w:bookmarkStart w:id="10" w:name="_Toc227747308"/>
       <w:r>
         <w:rPr>
           <w:shd w:val="clear" w:color="auto" w:fill="FFFFFF"/>
@@ -1617,8 +3232,8 @@
         <w:lastRenderedPageBreak/>
         <w:t>Библиографический список</w:t>
       </w:r>
-      <w:bookmarkEnd w:id="3"/>
-      <w:bookmarkEnd w:id="4"/>
+      <w:bookmarkEnd w:id="9"/>
+      <w:bookmarkEnd w:id="10"/>
       <w:r>
         <w:rPr>
           <w:shd w:val="clear" w:color="auto" w:fill="FFFFFF"/>
@@ -1628,14 +3243,84 @@
     </w:p>
     <w:p>
       <w:pPr>
+        <w:rPr>
+          <w:rFonts w:ascii="Times New Roman Полужирный" w:eastAsiaTheme="majorEastAsia" w:hAnsi="Times New Roman Полужирный" w:cs="Times New Roman"/>
+          <w:b/>
+          <w:caps/>
+          <w:color w:val="000000" w:themeColor="text1"/>
+          <w:sz w:val="28"/>
+          <w:szCs w:val="28"/>
+        </w:rPr>
+      </w:pPr>
+      <w:r>
+        <w:rPr>
+          <w:rFonts w:cs="Times New Roman"/>
+          <w:sz w:val="28"/>
+          <w:szCs w:val="28"/>
+        </w:rPr>
+        <w:br w:type="page"/>
+      </w:r>
+    </w:p>
+    <w:p>
+      <w:pPr>
         <w:pStyle w:val="1"/>
+      </w:pPr>
+      <w:bookmarkStart w:id="11" w:name="_Toc227747309"/>
+      <w:r>
+        <w:lastRenderedPageBreak/>
+        <w:t>ЗАКЛЮЧЕНИЕ</w:t>
+      </w:r>
+      <w:bookmarkEnd w:id="11"/>
+      <w:r>
+        <w:t xml:space="preserve"> </w:t>
+      </w:r>
+    </w:p>
+    <w:p>
+      <w:pPr>
+        <w:rPr>
+          <w:rFonts w:ascii="Times New Roman Полужирный" w:eastAsiaTheme="majorEastAsia" w:hAnsi="Times New Roman Полужирный" w:cs="Times New Roman"/>
+          <w:b/>
+          <w:caps/>
+          <w:color w:val="000000" w:themeColor="text1"/>
+          <w:sz w:val="28"/>
+          <w:szCs w:val="28"/>
+        </w:rPr>
+      </w:pPr>
+      <w:r>
         <w:rPr>
           <w:rFonts w:cs="Times New Roman"/>
           <w:sz w:val="28"/>
           <w:szCs w:val="28"/>
         </w:rPr>
-      </w:pPr>
-    </w:p>
+        <w:br w:type="page"/>
+      </w:r>
+    </w:p>
+    <w:p>
+      <w:pPr>
+        <w:pStyle w:val="1"/>
+      </w:pPr>
+      <w:bookmarkStart w:id="12" w:name="_Toc227747310"/>
+      <w:r>
+        <w:lastRenderedPageBreak/>
+        <w:t>ПРИЛОЖЕНИЯ</w:t>
+      </w:r>
+      <w:bookmarkEnd w:id="12"/>
+      <w:r>
+        <w:t xml:space="preserve"> </w:t>
+      </w:r>
+    </w:p>
+    <w:p/>
+    <w:p>
+      <w:pPr>
+        <w:pStyle w:val="2"/>
+      </w:pPr>
+      <w:bookmarkStart w:id="13" w:name="_Toc227747311"/>
+      <w:r>
+        <w:t>Приложение 1</w:t>
+      </w:r>
+      <w:bookmarkEnd w:id="13"/>
+    </w:p>
+    <w:p/>
     <w:sectPr>
       <w:pgSz w:w="11906" w:h="16838"/>
       <w:pgMar w:top="1134" w:right="850" w:bottom="1134" w:left="1701" w:header="708" w:footer="708" w:gutter="0"/>
@@ -1644,6 +3329,279 @@
     </w:sectPr>
   </w:body>
 </w:document>
+</file>
+
+<file path=word/numbering.xml><?xml version="1.0" encoding="utf-8"?>
+<w:numbering xmlns:wpc="http://schemas.microsoft.com/office/word/2010/wordprocessingCanvas" xmlns:cx="http://schemas.microsoft.com/office/drawing/2014/chartex" xmlns:cx1="http://schemas.microsoft.com/office/drawing/2015/9/8/chartex" xmlns:cx2="http://schemas.microsoft.com/office/drawing/2015/10/21/chartex" xmlns:cx3="http://schemas.microsoft.com/office/drawing/2016/5/9/chartex" xmlns:cx4="http://schemas.microsoft.com/office/drawing/2016/5/10/chartex" xmlns:cx5="http://schemas.microsoft.com/office/drawing/2016/5/11/chartex" xmlns:cx6="http://schemas.microsoft.com/office/drawing/2016/5/12/chartex" xmlns:cx7="http://schemas.microsoft.com/office/drawing/2016/5/13/chartex" xmlns:cx8="http://schemas.microsoft.com/office/drawing/2016/5/14/chartex" xmlns:mc="http://schemas.openxmlformats.org/markup-compatibility/2006" xmlns:aink="http://schemas.microsoft.com/office/drawing/2016/ink" xmlns:am3d="http://schemas.microsoft.com/office/drawing/2017/model3d" xmlns:o="urn:schemas-microsoft-com:office:office" xmlns:r="http://schemas.openxmlformats.org/officeDocument/2006/relationships" xmlns:m="http://schemas.openxmlformats.org/officeDocument/2006/math" xmlns:v="urn:schemas-microsoft-com:vml" xmlns:wp14="http://schemas.microsoft.com/office/word/2010/wordprocessingDrawing" xmlns:wp="http://schemas.openxmlformats.org/drawingml/2006/wordprocessingDrawing" xmlns:w10="urn:schemas-microsoft-com:office:word" xmlns:w="http://schemas.openxmlformats.org/wordprocessingml/2006/main" xmlns:w14="http://schemas.microsoft.com/office/word/2010/wordml" xmlns:w15="http://schemas.microsoft.com/office/word/2012/wordml" xmlns:w16cex="http://schemas.microsoft.com/office/word/2018/wordml/cex" xmlns:w16cid="http://schemas.microsoft.com/office/word/2016/wordml/cid" xmlns:w16="http://schemas.microsoft.com/office/word/2018/wordml" xmlns:w16sdtdh="http://schemas.microsoft.com/office/word/2020/wordml/sdtdatahash" xmlns:w16se="http://schemas.microsoft.com/office/word/2015/wordml/symex" xmlns:wpg="http://schemas.microsoft.com/office/word/2010/wordprocessingGroup" xmlns:wpi="http://schemas.microsoft.com/office/word/2010/wordprocessingInk" xmlns:wne="http://schemas.microsoft.com/office/word/2006/wordml" xmlns:wps="http://schemas.microsoft.com/office/word/2010/wordprocessingShape" mc:Ignorable="w14 w15 w16se w16cid w16 w16cex w16sdtdh wp14">
+  <w:abstractNum w:abstractNumId="0" w15:restartNumberingAfterBreak="0">
+    <w:nsid w:val="1CB20C61"/>
+    <w:multiLevelType w:val="multilevel"/>
+    <w:tmpl w:val="36BE774E"/>
+    <w:lvl w:ilvl="0">
+      <w:start w:val="1"/>
+      <w:numFmt w:val="decimal"/>
+      <w:lvlText w:val="%1."/>
+      <w:lvlJc w:val="left"/>
+      <w:pPr>
+        <w:tabs>
+          <w:tab w:val="num" w:pos="720"/>
+        </w:tabs>
+        <w:ind w:left="720" w:hanging="360"/>
+      </w:pPr>
+    </w:lvl>
+    <w:lvl w:ilvl="1" w:tentative="1">
+      <w:start w:val="1"/>
+      <w:numFmt w:val="decimal"/>
+      <w:lvlText w:val="%2."/>
+      <w:lvlJc w:val="left"/>
+      <w:pPr>
+        <w:tabs>
+          <w:tab w:val="num" w:pos="1440"/>
+        </w:tabs>
+        <w:ind w:left="1440" w:hanging="360"/>
+      </w:pPr>
+    </w:lvl>
+    <w:lvl w:ilvl="2" w:tentative="1">
+      <w:start w:val="1"/>
+      <w:numFmt w:val="decimal"/>
+      <w:lvlText w:val="%3."/>
+      <w:lvlJc w:val="left"/>
+      <w:pPr>
+        <w:tabs>
+          <w:tab w:val="num" w:pos="2160"/>
+        </w:tabs>
+        <w:ind w:left="2160" w:hanging="360"/>
+      </w:pPr>
+    </w:lvl>
+    <w:lvl w:ilvl="3" w:tentative="1">
+      <w:start w:val="1"/>
+      <w:numFmt w:val="decimal"/>
+      <w:lvlText w:val="%4."/>
+      <w:lvlJc w:val="left"/>
+      <w:pPr>
+        <w:tabs>
+          <w:tab w:val="num" w:pos="2880"/>
+        </w:tabs>
+        <w:ind w:left="2880" w:hanging="360"/>
+      </w:pPr>
+    </w:lvl>
+    <w:lvl w:ilvl="4" w:tentative="1">
+      <w:start w:val="1"/>
+      <w:numFmt w:val="decimal"/>
+      <w:lvlText w:val="%5."/>
+      <w:lvlJc w:val="left"/>
+      <w:pPr>
+        <w:tabs>
+          <w:tab w:val="num" w:pos="3600"/>
+        </w:tabs>
+        <w:ind w:left="3600" w:hanging="360"/>
+      </w:pPr>
+    </w:lvl>
+    <w:lvl w:ilvl="5" w:tentative="1">
+      <w:start w:val="1"/>
+      <w:numFmt w:val="decimal"/>
+      <w:lvlText w:val="%6."/>
+      <w:lvlJc w:val="left"/>
+      <w:pPr>
+        <w:tabs>
+          <w:tab w:val="num" w:pos="4320"/>
+        </w:tabs>
+        <w:ind w:left="4320" w:hanging="360"/>
+      </w:pPr>
+    </w:lvl>
+    <w:lvl w:ilvl="6" w:tentative="1">
+      <w:start w:val="1"/>
+      <w:numFmt w:val="decimal"/>
+      <w:lvlText w:val="%7."/>
+      <w:lvlJc w:val="left"/>
+      <w:pPr>
+        <w:tabs>
+          <w:tab w:val="num" w:pos="5040"/>
+        </w:tabs>
+        <w:ind w:left="5040" w:hanging="360"/>
+      </w:pPr>
+    </w:lvl>
+    <w:lvl w:ilvl="7" w:tentative="1">
+      <w:start w:val="1"/>
+      <w:numFmt w:val="decimal"/>
+      <w:lvlText w:val="%8."/>
+      <w:lvlJc w:val="left"/>
+      <w:pPr>
+        <w:tabs>
+          <w:tab w:val="num" w:pos="5760"/>
+        </w:tabs>
+        <w:ind w:left="5760" w:hanging="360"/>
+      </w:pPr>
+    </w:lvl>
+    <w:lvl w:ilvl="8" w:tentative="1">
+      <w:start w:val="1"/>
+      <w:numFmt w:val="decimal"/>
+      <w:lvlText w:val="%9."/>
+      <w:lvlJc w:val="left"/>
+      <w:pPr>
+        <w:tabs>
+          <w:tab w:val="num" w:pos="6480"/>
+        </w:tabs>
+        <w:ind w:left="6480" w:hanging="360"/>
+      </w:pPr>
+    </w:lvl>
+  </w:abstractNum>
+  <w:abstractNum w:abstractNumId="1" w15:restartNumberingAfterBreak="0">
+    <w:nsid w:val="274A7C86"/>
+    <w:multiLevelType w:val="multilevel"/>
+    <w:tmpl w:val="E222EBF0"/>
+    <w:lvl w:ilvl="0">
+      <w:start w:val="1"/>
+      <w:numFmt w:val="bullet"/>
+      <w:lvlText w:val=""/>
+      <w:lvlJc w:val="left"/>
+      <w:pPr>
+        <w:tabs>
+          <w:tab w:val="num" w:pos="720"/>
+        </w:tabs>
+        <w:ind w:left="720" w:hanging="360"/>
+      </w:pPr>
+      <w:rPr>
+        <w:rFonts w:ascii="Symbol" w:hAnsi="Symbol" w:hint="default"/>
+        <w:sz w:val="20"/>
+      </w:rPr>
+    </w:lvl>
+    <w:lvl w:ilvl="1" w:tentative="1">
+      <w:start w:val="1"/>
+      <w:numFmt w:val="bullet"/>
+      <w:lvlText w:val="o"/>
+      <w:lvlJc w:val="left"/>
+      <w:pPr>
+        <w:tabs>
+          <w:tab w:val="num" w:pos="1440"/>
+        </w:tabs>
+        <w:ind w:left="1440" w:hanging="360"/>
+      </w:pPr>
+      <w:rPr>
+        <w:rFonts w:ascii="Courier New" w:hAnsi="Courier New" w:hint="default"/>
+        <w:sz w:val="20"/>
+      </w:rPr>
+    </w:lvl>
+    <w:lvl w:ilvl="2" w:tentative="1">
+      <w:start w:val="1"/>
+      <w:numFmt w:val="bullet"/>
+      <w:lvlText w:val=""/>
+      <w:lvlJc w:val="left"/>
+      <w:pPr>
+        <w:tabs>
+          <w:tab w:val="num" w:pos="2160"/>
+        </w:tabs>
+        <w:ind w:left="2160" w:hanging="360"/>
+      </w:pPr>
+      <w:rPr>
+        <w:rFonts w:ascii="Wingdings" w:hAnsi="Wingdings" w:hint="default"/>
+        <w:sz w:val="20"/>
+      </w:rPr>
+    </w:lvl>
+    <w:lvl w:ilvl="3" w:tentative="1">
+      <w:start w:val="1"/>
+      <w:numFmt w:val="bullet"/>
+      <w:lvlText w:val=""/>
+      <w:lvlJc w:val="left"/>
+      <w:pPr>
+        <w:tabs>
+          <w:tab w:val="num" w:pos="2880"/>
+        </w:tabs>
+        <w:ind w:left="2880" w:hanging="360"/>
+      </w:pPr>
+      <w:rPr>
+        <w:rFonts w:ascii="Wingdings" w:hAnsi="Wingdings" w:hint="default"/>
+        <w:sz w:val="20"/>
+      </w:rPr>
+    </w:lvl>
+    <w:lvl w:ilvl="4" w:tentative="1">
+      <w:start w:val="1"/>
+      <w:numFmt w:val="bullet"/>
+      <w:lvlText w:val=""/>
+      <w:lvlJc w:val="left"/>
+      <w:pPr>
+        <w:tabs>
+          <w:tab w:val="num" w:pos="3600"/>
+        </w:tabs>
+        <w:ind w:left="3600" w:hanging="360"/>
+      </w:pPr>
+      <w:rPr>
+        <w:rFonts w:ascii="Wingdings" w:hAnsi="Wingdings" w:hint="default"/>
+        <w:sz w:val="20"/>
+      </w:rPr>
+    </w:lvl>
+    <w:lvl w:ilvl="5" w:tentative="1">
+      <w:start w:val="1"/>
+      <w:numFmt w:val="bullet"/>
+      <w:lvlText w:val=""/>
+      <w:lvlJc w:val="left"/>
+      <w:pPr>
+        <w:tabs>
+          <w:tab w:val="num" w:pos="4320"/>
+        </w:tabs>
+        <w:ind w:left="4320" w:hanging="360"/>
+      </w:pPr>
+      <w:rPr>
+        <w:rFonts w:ascii="Wingdings" w:hAnsi="Wingdings" w:hint="default"/>
+        <w:sz w:val="20"/>
+      </w:rPr>
+    </w:lvl>
+    <w:lvl w:ilvl="6" w:tentative="1">
+      <w:start w:val="1"/>
+      <w:numFmt w:val="bullet"/>
+      <w:lvlText w:val=""/>
+      <w:lvlJc w:val="left"/>
+      <w:pPr>
+        <w:tabs>
+          <w:tab w:val="num" w:pos="5040"/>
+        </w:tabs>
+        <w:ind w:left="5040" w:hanging="360"/>
+      </w:pPr>
+      <w:rPr>
+        <w:rFonts w:ascii="Wingdings" w:hAnsi="Wingdings" w:hint="default"/>
+        <w:sz w:val="20"/>
+      </w:rPr>
+    </w:lvl>
+    <w:lvl w:ilvl="7" w:tentative="1">
+      <w:start w:val="1"/>
+      <w:numFmt w:val="bullet"/>
+      <w:lvlText w:val=""/>
+      <w:lvlJc w:val="left"/>
+      <w:pPr>
+        <w:tabs>
+          <w:tab w:val="num" w:pos="5760"/>
+        </w:tabs>
+        <w:ind w:left="5760" w:hanging="360"/>
+      </w:pPr>
+      <w:rPr>
+        <w:rFonts w:ascii="Wingdings" w:hAnsi="Wingdings" w:hint="default"/>
+        <w:sz w:val="20"/>
+      </w:rPr>
+    </w:lvl>
+    <w:lvl w:ilvl="8" w:tentative="1">
+      <w:start w:val="1"/>
+      <w:numFmt w:val="bullet"/>
+      <w:lvlText w:val=""/>
+      <w:lvlJc w:val="left"/>
+      <w:pPr>
+        <w:tabs>
+          <w:tab w:val="num" w:pos="6480"/>
+        </w:tabs>
+        <w:ind w:left="6480" w:hanging="360"/>
+      </w:pPr>
+      <w:rPr>
+        <w:rFonts w:ascii="Wingdings" w:hAnsi="Wingdings" w:hint="default"/>
+        <w:sz w:val="20"/>
+      </w:rPr>
+    </w:lvl>
+  </w:abstractNum>
+  <w:num w:numId="1">
+    <w:abstractNumId w:val="0"/>
+  </w:num>
+  <w:num w:numId="2">
+    <w:abstractNumId w:val="1"/>
+  </w:num>
+</w:numbering>
 </file>
 
 <file path=word/styles.xml><?xml version="1.0" encoding="utf-8"?>
@@ -2075,25 +4033,46 @@
     <w:link w:val="20"/>
     <w:uiPriority w:val="9"/>
     <w:qFormat/>
-    <w:rsid w:val="000920FF"/>
+    <w:rsid w:val="00412FEA"/>
     <w:pPr>
       <w:spacing w:before="100" w:beforeAutospacing="1" w:after="100" w:afterAutospacing="1" w:line="240" w:lineRule="auto"/>
-      <w:jc w:val="center"/>
       <w:outlineLvl w:val="1"/>
     </w:pPr>
     <w:rPr>
       <w:rFonts w:ascii="Times New Roman" w:eastAsia="Times New Roman" w:hAnsi="Times New Roman" w:cs="Times New Roman"/>
       <w:b/>
       <w:bCs/>
-      <w:sz w:val="36"/>
+      <w:sz w:val="32"/>
       <w:szCs w:val="36"/>
       <w:lang w:eastAsia="ru-RU"/>
+    </w:rPr>
+  </w:style>
+  <w:style w:type="paragraph" w:styleId="3">
+    <w:name w:val="heading 3"/>
+    <w:basedOn w:val="a"/>
+    <w:next w:val="a"/>
+    <w:link w:val="30"/>
+    <w:uiPriority w:val="9"/>
+    <w:unhideWhenUsed/>
+    <w:qFormat/>
+    <w:rsid w:val="00412FEA"/>
+    <w:pPr>
+      <w:keepNext/>
+      <w:keepLines/>
+      <w:spacing w:before="40" w:after="0"/>
+      <w:outlineLvl w:val="2"/>
+    </w:pPr>
+    <w:rPr>
+      <w:rFonts w:ascii="Times New Roman" w:eastAsiaTheme="majorEastAsia" w:hAnsi="Times New Roman" w:cstheme="majorBidi"/>
+      <w:b/>
+      <w:color w:val="000000" w:themeColor="text1"/>
+      <w:sz w:val="28"/>
+      <w:szCs w:val="24"/>
     </w:rPr>
   </w:style>
   <w:style w:type="character" w:default="1" w:styleId="a0">
     <w:name w:val="Default Paragraph Font"/>
     <w:uiPriority w:val="1"/>
-    <w:semiHidden/>
     <w:unhideWhenUsed/>
   </w:style>
   <w:style w:type="table" w:default="1" w:styleId="a1">
@@ -2122,12 +4101,12 @@
     <w:basedOn w:val="a0"/>
     <w:link w:val="2"/>
     <w:uiPriority w:val="9"/>
-    <w:rsid w:val="000920FF"/>
+    <w:rsid w:val="00412FEA"/>
     <w:rPr>
       <w:rFonts w:ascii="Times New Roman" w:eastAsia="Times New Roman" w:hAnsi="Times New Roman" w:cs="Times New Roman"/>
       <w:b/>
       <w:bCs/>
-      <w:sz w:val="36"/>
+      <w:sz w:val="32"/>
       <w:szCs w:val="36"/>
       <w:lang w:eastAsia="ru-RU"/>
     </w:rPr>
@@ -2188,6 +4167,46 @@
       <w:color w:val="0563C1" w:themeColor="hyperlink"/>
       <w:u w:val="single"/>
     </w:rPr>
+  </w:style>
+  <w:style w:type="character" w:customStyle="1" w:styleId="30">
+    <w:name w:val="Заголовок 3 Знак"/>
+    <w:basedOn w:val="a0"/>
+    <w:link w:val="3"/>
+    <w:uiPriority w:val="9"/>
+    <w:rsid w:val="00412FEA"/>
+    <w:rPr>
+      <w:rFonts w:ascii="Times New Roman" w:eastAsiaTheme="majorEastAsia" w:hAnsi="Times New Roman" w:cstheme="majorBidi"/>
+      <w:b/>
+      <w:color w:val="000000" w:themeColor="text1"/>
+      <w:sz w:val="28"/>
+      <w:szCs w:val="24"/>
+    </w:rPr>
+  </w:style>
+  <w:style w:type="paragraph" w:styleId="21">
+    <w:name w:val="toc 2"/>
+    <w:basedOn w:val="a"/>
+    <w:next w:val="a"/>
+    <w:autoRedefine/>
+    <w:uiPriority w:val="39"/>
+    <w:unhideWhenUsed/>
+    <w:rsid w:val="005A2422"/>
+    <w:pPr>
+      <w:spacing w:after="100"/>
+      <w:ind w:left="220"/>
+    </w:pPr>
+  </w:style>
+  <w:style w:type="paragraph" w:styleId="31">
+    <w:name w:val="toc 3"/>
+    <w:basedOn w:val="a"/>
+    <w:next w:val="a"/>
+    <w:autoRedefine/>
+    <w:uiPriority w:val="39"/>
+    <w:unhideWhenUsed/>
+    <w:rsid w:val="005A2422"/>
+    <w:pPr>
+      <w:spacing w:after="100"/>
+      <w:ind w:left="440"/>
+    </w:pPr>
   </w:style>
 </w:styles>
 </file>

--- a/storage/Course_work.docx
+++ b/storage/Course_work.docx
@@ -529,11 +529,11 @@
     <w:sdt>
       <w:sdtPr>
         <w:rPr>
-          <w:rFonts w:asciiTheme="minorHAnsi" w:eastAsiaTheme="minorHAnsi" w:hAnsiTheme="minorHAnsi" w:cstheme="minorBidi"/>
+          <w:rFonts w:ascii="Times New Roman" w:eastAsiaTheme="minorHAnsi" w:hAnsi="Times New Roman" w:cs="Times New Roman"/>
           <w:caps w:val="0"/>
           <w:color w:val="auto"/>
-          <w:sz w:val="22"/>
-          <w:szCs w:val="22"/>
+          <w:sz w:val="28"/>
+          <w:szCs w:val="28"/>
           <w:lang w:eastAsia="en-US"/>
         </w:rPr>
         <w:id w:val="-942910778"/>
@@ -552,6 +552,11 @@
         <w:p>
           <w:pPr>
             <w:pStyle w:val="a3"/>
+            <w:rPr>
+              <w:rFonts w:ascii="Times New Roman" w:hAnsi="Times New Roman" w:cs="Times New Roman"/>
+              <w:sz w:val="28"/>
+              <w:szCs w:val="28"/>
+            </w:rPr>
           </w:pPr>
         </w:p>
         <w:p>
@@ -561,8 +566,10 @@
               <w:tab w:val="right" w:leader="dot" w:pos="9345"/>
             </w:tabs>
             <w:rPr>
-              <w:rFonts w:eastAsiaTheme="minorEastAsia"/>
+              <w:rFonts w:ascii="Times New Roman" w:eastAsiaTheme="minorEastAsia" w:hAnsi="Times New Roman" w:cs="Times New Roman"/>
               <w:noProof/>
+              <w:sz w:val="28"/>
+              <w:szCs w:val="28"/>
               <w:lang w:eastAsia="ru-RU"/>
             </w:rPr>
           </w:pPr>
@@ -590,59 +597,83 @@
             </w:rPr>
             <w:fldChar w:fldCharType="separate"/>
           </w:r>
-          <w:hyperlink w:anchor="_Toc227747299" w:history="1">
+          <w:hyperlink w:anchor="_Toc227836466" w:history="1">
             <w:r>
               <w:rPr>
                 <w:rStyle w:val="a4"/>
-                <w:noProof/>
+                <w:rFonts w:ascii="Times New Roman" w:hAnsi="Times New Roman" w:cs="Times New Roman"/>
+                <w:noProof/>
+                <w:sz w:val="28"/>
+                <w:szCs w:val="28"/>
               </w:rPr>
               <w:t>Введение</w:t>
             </w:r>
             <w:r>
               <w:rPr>
-                <w:noProof/>
-                <w:webHidden/>
+                <w:rFonts w:ascii="Times New Roman" w:hAnsi="Times New Roman" w:cs="Times New Roman"/>
+                <w:noProof/>
+                <w:webHidden/>
+                <w:sz w:val="28"/>
+                <w:szCs w:val="28"/>
               </w:rPr>
               <w:tab/>
             </w:r>
             <w:r>
               <w:rPr>
-                <w:noProof/>
-                <w:webHidden/>
+                <w:rFonts w:ascii="Times New Roman" w:hAnsi="Times New Roman" w:cs="Times New Roman"/>
+                <w:noProof/>
+                <w:webHidden/>
+                <w:sz w:val="28"/>
+                <w:szCs w:val="28"/>
               </w:rPr>
               <w:fldChar w:fldCharType="begin"/>
             </w:r>
             <w:r>
               <w:rPr>
-                <w:noProof/>
-                <w:webHidden/>
-              </w:rPr>
-              <w:instrText xml:space="preserve"> PAGEREF _Toc227747299 \h </w:instrText>
-            </w:r>
-            <w:r>
-              <w:rPr>
-                <w:noProof/>
-                <w:webHidden/>
-              </w:rPr>
-            </w:r>
-            <w:r>
-              <w:rPr>
-                <w:noProof/>
-                <w:webHidden/>
+                <w:rFonts w:ascii="Times New Roman" w:hAnsi="Times New Roman" w:cs="Times New Roman"/>
+                <w:noProof/>
+                <w:webHidden/>
+                <w:sz w:val="28"/>
+                <w:szCs w:val="28"/>
+              </w:rPr>
+              <w:instrText xml:space="preserve"> PAGEREF _Toc227836466 \h </w:instrText>
+            </w:r>
+            <w:r>
+              <w:rPr>
+                <w:rFonts w:ascii="Times New Roman" w:hAnsi="Times New Roman" w:cs="Times New Roman"/>
+                <w:noProof/>
+                <w:webHidden/>
+                <w:sz w:val="28"/>
+                <w:szCs w:val="28"/>
+              </w:rPr>
+            </w:r>
+            <w:r>
+              <w:rPr>
+                <w:rFonts w:ascii="Times New Roman" w:hAnsi="Times New Roman" w:cs="Times New Roman"/>
+                <w:noProof/>
+                <w:webHidden/>
+                <w:sz w:val="28"/>
+                <w:szCs w:val="28"/>
               </w:rPr>
               <w:fldChar w:fldCharType="separate"/>
             </w:r>
             <w:r>
               <w:rPr>
-                <w:noProof/>
-                <w:webHidden/>
+                <w:rFonts w:ascii="Times New Roman" w:hAnsi="Times New Roman" w:cs="Times New Roman"/>
+                <w:noProof/>
+                <w:webHidden/>
+                <w:sz w:val="28"/>
+                <w:szCs w:val="28"/>
               </w:rPr>
               <w:t>3</w:t>
             </w:r>
             <w:r>
               <w:rPr>
-                <w:noProof/>
-                <w:webHidden/>
+                <w:rFonts w:ascii="Times New Roman" w:hAnsi="Times New Roman" w:cs="Times New Roman"/>
+                <w:noProof/>
+                <w:webHidden/>
+                <w:sz w:val="28"/>
+                <w:szCs w:val="28"/>
               </w:rPr>
               <w:fldChar w:fldCharType="end"/>
             </w:r>
@@ -655,72 +686,90 @@
               <w:tab w:val="right" w:leader="dot" w:pos="9345"/>
             </w:tabs>
             <w:rPr>
-              <w:rFonts w:eastAsiaTheme="minorEastAsia"/>
+              <w:rFonts w:ascii="Times New Roman" w:eastAsiaTheme="minorEastAsia" w:hAnsi="Times New Roman" w:cs="Times New Roman"/>
               <w:noProof/>
+              <w:sz w:val="28"/>
+              <w:szCs w:val="28"/>
               <w:lang w:eastAsia="ru-RU"/>
             </w:rPr>
           </w:pPr>
-          <w:hyperlink w:anchor="_Toc227747300" w:history="1">
+          <w:hyperlink w:anchor="_Toc227836467" w:history="1">
             <w:r>
               <w:rPr>
                 <w:rStyle w:val="a4"/>
                 <w:rFonts w:ascii="Times New Roman" w:hAnsi="Times New Roman" w:cs="Times New Roman"/>
                 <w:noProof/>
-              </w:rPr>
-              <w:t>1.</w:t>
-            </w:r>
-            <w:r>
-              <w:rPr>
-                <w:rStyle w:val="a4"/>
-                <w:noProof/>
-              </w:rPr>
-              <w:t xml:space="preserve"> Теоретическая часть</w:t>
-            </w:r>
-            <w:r>
-              <w:rPr>
-                <w:noProof/>
-                <w:webHidden/>
+                <w:sz w:val="28"/>
+                <w:szCs w:val="28"/>
+              </w:rPr>
+              <w:t>1. Теоретическая часть</w:t>
+            </w:r>
+            <w:r>
+              <w:rPr>
+                <w:rFonts w:ascii="Times New Roman" w:hAnsi="Times New Roman" w:cs="Times New Roman"/>
+                <w:noProof/>
+                <w:webHidden/>
+                <w:sz w:val="28"/>
+                <w:szCs w:val="28"/>
               </w:rPr>
               <w:tab/>
             </w:r>
             <w:r>
               <w:rPr>
-                <w:noProof/>
-                <w:webHidden/>
+                <w:rFonts w:ascii="Times New Roman" w:hAnsi="Times New Roman" w:cs="Times New Roman"/>
+                <w:noProof/>
+                <w:webHidden/>
+                <w:sz w:val="28"/>
+                <w:szCs w:val="28"/>
               </w:rPr>
               <w:fldChar w:fldCharType="begin"/>
             </w:r>
             <w:r>
               <w:rPr>
-                <w:noProof/>
-                <w:webHidden/>
-              </w:rPr>
-              <w:instrText xml:space="preserve"> PAGEREF _Toc227747300 \h </w:instrText>
-            </w:r>
-            <w:r>
-              <w:rPr>
-                <w:noProof/>
-                <w:webHidden/>
-              </w:rPr>
-            </w:r>
-            <w:r>
-              <w:rPr>
-                <w:noProof/>
-                <w:webHidden/>
+                <w:rFonts w:ascii="Times New Roman" w:hAnsi="Times New Roman" w:cs="Times New Roman"/>
+                <w:noProof/>
+                <w:webHidden/>
+                <w:sz w:val="28"/>
+                <w:szCs w:val="28"/>
+              </w:rPr>
+              <w:instrText xml:space="preserve"> PAGEREF _Toc227836467 \h </w:instrText>
+            </w:r>
+            <w:r>
+              <w:rPr>
+                <w:rFonts w:ascii="Times New Roman" w:hAnsi="Times New Roman" w:cs="Times New Roman"/>
+                <w:noProof/>
+                <w:webHidden/>
+                <w:sz w:val="28"/>
+                <w:szCs w:val="28"/>
+              </w:rPr>
+            </w:r>
+            <w:r>
+              <w:rPr>
+                <w:rFonts w:ascii="Times New Roman" w:hAnsi="Times New Roman" w:cs="Times New Roman"/>
+                <w:noProof/>
+                <w:webHidden/>
+                <w:sz w:val="28"/>
+                <w:szCs w:val="28"/>
               </w:rPr>
               <w:fldChar w:fldCharType="separate"/>
             </w:r>
             <w:r>
               <w:rPr>
-                <w:noProof/>
-                <w:webHidden/>
+                <w:rFonts w:ascii="Times New Roman" w:hAnsi="Times New Roman" w:cs="Times New Roman"/>
+                <w:noProof/>
+                <w:webHidden/>
+                <w:sz w:val="28"/>
+                <w:szCs w:val="28"/>
               </w:rPr>
               <w:t>4</w:t>
             </w:r>
             <w:r>
               <w:rPr>
-                <w:noProof/>
-                <w:webHidden/>
+                <w:rFonts w:ascii="Times New Roman" w:hAnsi="Times New Roman" w:cs="Times New Roman"/>
+                <w:noProof/>
+                <w:webHidden/>
+                <w:sz w:val="28"/>
+                <w:szCs w:val="28"/>
               </w:rPr>
               <w:fldChar w:fldCharType="end"/>
             </w:r>
@@ -733,64 +782,90 @@
               <w:tab w:val="right" w:leader="dot" w:pos="9345"/>
             </w:tabs>
             <w:rPr>
-              <w:rFonts w:eastAsiaTheme="minorEastAsia"/>
+              <w:rFonts w:ascii="Times New Roman" w:eastAsiaTheme="minorEastAsia" w:hAnsi="Times New Roman" w:cs="Times New Roman"/>
               <w:noProof/>
+              <w:sz w:val="28"/>
+              <w:szCs w:val="28"/>
               <w:lang w:eastAsia="ru-RU"/>
             </w:rPr>
           </w:pPr>
-          <w:hyperlink w:anchor="_Toc227747301" w:history="1">
+          <w:hyperlink w:anchor="_Toc227836468" w:history="1">
             <w:r>
               <w:rPr>
                 <w:rStyle w:val="a4"/>
-                <w:noProof/>
+                <w:rFonts w:ascii="Times New Roman" w:hAnsi="Times New Roman" w:cs="Times New Roman"/>
+                <w:noProof/>
+                <w:sz w:val="28"/>
+                <w:szCs w:val="28"/>
               </w:rPr>
               <w:t>1.1 Анализ предметной области</w:t>
             </w:r>
             <w:r>
               <w:rPr>
-                <w:noProof/>
-                <w:webHidden/>
+                <w:rFonts w:ascii="Times New Roman" w:hAnsi="Times New Roman" w:cs="Times New Roman"/>
+                <w:noProof/>
+                <w:webHidden/>
+                <w:sz w:val="28"/>
+                <w:szCs w:val="28"/>
               </w:rPr>
               <w:tab/>
             </w:r>
             <w:r>
               <w:rPr>
-                <w:noProof/>
-                <w:webHidden/>
+                <w:rFonts w:ascii="Times New Roman" w:hAnsi="Times New Roman" w:cs="Times New Roman"/>
+                <w:noProof/>
+                <w:webHidden/>
+                <w:sz w:val="28"/>
+                <w:szCs w:val="28"/>
               </w:rPr>
               <w:fldChar w:fldCharType="begin"/>
             </w:r>
             <w:r>
               <w:rPr>
-                <w:noProof/>
-                <w:webHidden/>
-              </w:rPr>
-              <w:instrText xml:space="preserve"> PAGEREF _Toc227747301 \h </w:instrText>
-            </w:r>
-            <w:r>
-              <w:rPr>
-                <w:noProof/>
-                <w:webHidden/>
-              </w:rPr>
-            </w:r>
-            <w:r>
-              <w:rPr>
-                <w:noProof/>
-                <w:webHidden/>
+                <w:rFonts w:ascii="Times New Roman" w:hAnsi="Times New Roman" w:cs="Times New Roman"/>
+                <w:noProof/>
+                <w:webHidden/>
+                <w:sz w:val="28"/>
+                <w:szCs w:val="28"/>
+              </w:rPr>
+              <w:instrText xml:space="preserve"> PAGEREF _Toc227836468 \h </w:instrText>
+            </w:r>
+            <w:r>
+              <w:rPr>
+                <w:rFonts w:ascii="Times New Roman" w:hAnsi="Times New Roman" w:cs="Times New Roman"/>
+                <w:noProof/>
+                <w:webHidden/>
+                <w:sz w:val="28"/>
+                <w:szCs w:val="28"/>
+              </w:rPr>
+            </w:r>
+            <w:r>
+              <w:rPr>
+                <w:rFonts w:ascii="Times New Roman" w:hAnsi="Times New Roman" w:cs="Times New Roman"/>
+                <w:noProof/>
+                <w:webHidden/>
+                <w:sz w:val="28"/>
+                <w:szCs w:val="28"/>
               </w:rPr>
               <w:fldChar w:fldCharType="separate"/>
             </w:r>
             <w:r>
               <w:rPr>
-                <w:noProof/>
-                <w:webHidden/>
+                <w:rFonts w:ascii="Times New Roman" w:hAnsi="Times New Roman" w:cs="Times New Roman"/>
+                <w:noProof/>
+                <w:webHidden/>
+                <w:sz w:val="28"/>
+                <w:szCs w:val="28"/>
               </w:rPr>
               <w:t>4</w:t>
             </w:r>
             <w:r>
               <w:rPr>
-                <w:noProof/>
-                <w:webHidden/>
+                <w:rFonts w:ascii="Times New Roman" w:hAnsi="Times New Roman" w:cs="Times New Roman"/>
+                <w:noProof/>
+                <w:webHidden/>
+                <w:sz w:val="28"/>
+                <w:szCs w:val="28"/>
               </w:rPr>
               <w:fldChar w:fldCharType="end"/>
             </w:r>
@@ -803,64 +878,90 @@
               <w:tab w:val="right" w:leader="dot" w:pos="9345"/>
             </w:tabs>
             <w:rPr>
-              <w:rFonts w:eastAsiaTheme="minorEastAsia"/>
+              <w:rFonts w:ascii="Times New Roman" w:eastAsiaTheme="minorEastAsia" w:hAnsi="Times New Roman" w:cs="Times New Roman"/>
               <w:noProof/>
+              <w:sz w:val="28"/>
+              <w:szCs w:val="28"/>
               <w:lang w:eastAsia="ru-RU"/>
             </w:rPr>
           </w:pPr>
-          <w:hyperlink w:anchor="_Toc227747302" w:history="1">
+          <w:hyperlink w:anchor="_Toc227836469" w:history="1">
             <w:r>
               <w:rPr>
                 <w:rStyle w:val="a4"/>
-                <w:noProof/>
+                <w:rFonts w:ascii="Times New Roman" w:hAnsi="Times New Roman" w:cs="Times New Roman"/>
+                <w:noProof/>
+                <w:sz w:val="28"/>
+                <w:szCs w:val="28"/>
               </w:rPr>
               <w:t>1.2 Сбор и анализ требований</w:t>
             </w:r>
             <w:r>
               <w:rPr>
-                <w:noProof/>
-                <w:webHidden/>
+                <w:rFonts w:ascii="Times New Roman" w:hAnsi="Times New Roman" w:cs="Times New Roman"/>
+                <w:noProof/>
+                <w:webHidden/>
+                <w:sz w:val="28"/>
+                <w:szCs w:val="28"/>
               </w:rPr>
               <w:tab/>
             </w:r>
             <w:r>
               <w:rPr>
-                <w:noProof/>
-                <w:webHidden/>
+                <w:rFonts w:ascii="Times New Roman" w:hAnsi="Times New Roman" w:cs="Times New Roman"/>
+                <w:noProof/>
+                <w:webHidden/>
+                <w:sz w:val="28"/>
+                <w:szCs w:val="28"/>
               </w:rPr>
               <w:fldChar w:fldCharType="begin"/>
             </w:r>
             <w:r>
               <w:rPr>
-                <w:noProof/>
-                <w:webHidden/>
-              </w:rPr>
-              <w:instrText xml:space="preserve"> PAGEREF _Toc227747302 \h </w:instrText>
-            </w:r>
-            <w:r>
-              <w:rPr>
-                <w:noProof/>
-                <w:webHidden/>
-              </w:rPr>
-            </w:r>
-            <w:r>
-              <w:rPr>
-                <w:noProof/>
-                <w:webHidden/>
+                <w:rFonts w:ascii="Times New Roman" w:hAnsi="Times New Roman" w:cs="Times New Roman"/>
+                <w:noProof/>
+                <w:webHidden/>
+                <w:sz w:val="28"/>
+                <w:szCs w:val="28"/>
+              </w:rPr>
+              <w:instrText xml:space="preserve"> PAGEREF _Toc227836469 \h </w:instrText>
+            </w:r>
+            <w:r>
+              <w:rPr>
+                <w:rFonts w:ascii="Times New Roman" w:hAnsi="Times New Roman" w:cs="Times New Roman"/>
+                <w:noProof/>
+                <w:webHidden/>
+                <w:sz w:val="28"/>
+                <w:szCs w:val="28"/>
+              </w:rPr>
+            </w:r>
+            <w:r>
+              <w:rPr>
+                <w:rFonts w:ascii="Times New Roman" w:hAnsi="Times New Roman" w:cs="Times New Roman"/>
+                <w:noProof/>
+                <w:webHidden/>
+                <w:sz w:val="28"/>
+                <w:szCs w:val="28"/>
               </w:rPr>
               <w:fldChar w:fldCharType="separate"/>
             </w:r>
             <w:r>
               <w:rPr>
-                <w:noProof/>
-                <w:webHidden/>
+                <w:rFonts w:ascii="Times New Roman" w:hAnsi="Times New Roman" w:cs="Times New Roman"/>
+                <w:noProof/>
+                <w:webHidden/>
+                <w:sz w:val="28"/>
+                <w:szCs w:val="28"/>
               </w:rPr>
               <w:t>4</w:t>
             </w:r>
             <w:r>
               <w:rPr>
-                <w:noProof/>
-                <w:webHidden/>
+                <w:rFonts w:ascii="Times New Roman" w:hAnsi="Times New Roman" w:cs="Times New Roman"/>
+                <w:noProof/>
+                <w:webHidden/>
+                <w:sz w:val="28"/>
+                <w:szCs w:val="28"/>
               </w:rPr>
               <w:fldChar w:fldCharType="end"/>
             </w:r>
@@ -873,64 +974,90 @@
               <w:tab w:val="right" w:leader="dot" w:pos="9345"/>
             </w:tabs>
             <w:rPr>
-              <w:rFonts w:eastAsiaTheme="minorEastAsia"/>
+              <w:rFonts w:ascii="Times New Roman" w:eastAsiaTheme="minorEastAsia" w:hAnsi="Times New Roman" w:cs="Times New Roman"/>
               <w:noProof/>
+              <w:sz w:val="28"/>
+              <w:szCs w:val="28"/>
               <w:lang w:eastAsia="ru-RU"/>
             </w:rPr>
           </w:pPr>
-          <w:hyperlink w:anchor="_Toc227747303" w:history="1">
+          <w:hyperlink w:anchor="_Toc227836470" w:history="1">
             <w:r>
               <w:rPr>
                 <w:rStyle w:val="a4"/>
-                <w:noProof/>
+                <w:rFonts w:ascii="Times New Roman" w:hAnsi="Times New Roman" w:cs="Times New Roman"/>
+                <w:noProof/>
+                <w:sz w:val="28"/>
+                <w:szCs w:val="28"/>
               </w:rPr>
               <w:t>1.2.1 Составление анкеты с вопросами для заказчика (брифа)</w:t>
             </w:r>
             <w:r>
               <w:rPr>
-                <w:noProof/>
-                <w:webHidden/>
+                <w:rFonts w:ascii="Times New Roman" w:hAnsi="Times New Roman" w:cs="Times New Roman"/>
+                <w:noProof/>
+                <w:webHidden/>
+                <w:sz w:val="28"/>
+                <w:szCs w:val="28"/>
               </w:rPr>
               <w:tab/>
             </w:r>
             <w:r>
               <w:rPr>
-                <w:noProof/>
-                <w:webHidden/>
+                <w:rFonts w:ascii="Times New Roman" w:hAnsi="Times New Roman" w:cs="Times New Roman"/>
+                <w:noProof/>
+                <w:webHidden/>
+                <w:sz w:val="28"/>
+                <w:szCs w:val="28"/>
               </w:rPr>
               <w:fldChar w:fldCharType="begin"/>
             </w:r>
             <w:r>
               <w:rPr>
-                <w:noProof/>
-                <w:webHidden/>
-              </w:rPr>
-              <w:instrText xml:space="preserve"> PAGEREF _Toc227747303 \h </w:instrText>
-            </w:r>
-            <w:r>
-              <w:rPr>
-                <w:noProof/>
-                <w:webHidden/>
-              </w:rPr>
-            </w:r>
-            <w:r>
-              <w:rPr>
-                <w:noProof/>
-                <w:webHidden/>
+                <w:rFonts w:ascii="Times New Roman" w:hAnsi="Times New Roman" w:cs="Times New Roman"/>
+                <w:noProof/>
+                <w:webHidden/>
+                <w:sz w:val="28"/>
+                <w:szCs w:val="28"/>
+              </w:rPr>
+              <w:instrText xml:space="preserve"> PAGEREF _Toc227836470 \h </w:instrText>
+            </w:r>
+            <w:r>
+              <w:rPr>
+                <w:rFonts w:ascii="Times New Roman" w:hAnsi="Times New Roman" w:cs="Times New Roman"/>
+                <w:noProof/>
+                <w:webHidden/>
+                <w:sz w:val="28"/>
+                <w:szCs w:val="28"/>
+              </w:rPr>
+            </w:r>
+            <w:r>
+              <w:rPr>
+                <w:rFonts w:ascii="Times New Roman" w:hAnsi="Times New Roman" w:cs="Times New Roman"/>
+                <w:noProof/>
+                <w:webHidden/>
+                <w:sz w:val="28"/>
+                <w:szCs w:val="28"/>
               </w:rPr>
               <w:fldChar w:fldCharType="separate"/>
             </w:r>
             <w:r>
               <w:rPr>
-                <w:noProof/>
-                <w:webHidden/>
+                <w:rFonts w:ascii="Times New Roman" w:hAnsi="Times New Roman" w:cs="Times New Roman"/>
+                <w:noProof/>
+                <w:webHidden/>
+                <w:sz w:val="28"/>
+                <w:szCs w:val="28"/>
               </w:rPr>
               <w:t>4</w:t>
             </w:r>
             <w:r>
               <w:rPr>
-                <w:noProof/>
-                <w:webHidden/>
+                <w:rFonts w:ascii="Times New Roman" w:hAnsi="Times New Roman" w:cs="Times New Roman"/>
+                <w:noProof/>
+                <w:webHidden/>
+                <w:sz w:val="28"/>
+                <w:szCs w:val="28"/>
               </w:rPr>
               <w:fldChar w:fldCharType="end"/>
             </w:r>
@@ -943,64 +1070,90 @@
               <w:tab w:val="right" w:leader="dot" w:pos="9345"/>
             </w:tabs>
             <w:rPr>
-              <w:rFonts w:eastAsiaTheme="minorEastAsia"/>
+              <w:rFonts w:ascii="Times New Roman" w:eastAsiaTheme="minorEastAsia" w:hAnsi="Times New Roman" w:cs="Times New Roman"/>
               <w:noProof/>
+              <w:sz w:val="28"/>
+              <w:szCs w:val="28"/>
               <w:lang w:eastAsia="ru-RU"/>
             </w:rPr>
           </w:pPr>
-          <w:hyperlink w:anchor="_Toc227747304" w:history="1">
+          <w:hyperlink w:anchor="_Toc227836471" w:history="1">
             <w:r>
               <w:rPr>
                 <w:rStyle w:val="a4"/>
-                <w:noProof/>
+                <w:rFonts w:ascii="Times New Roman" w:hAnsi="Times New Roman" w:cs="Times New Roman"/>
+                <w:noProof/>
+                <w:sz w:val="28"/>
+                <w:szCs w:val="28"/>
               </w:rPr>
               <w:t>1.2.2 Разработка технического задания по брифу с ответами заказчика</w:t>
             </w:r>
             <w:r>
               <w:rPr>
-                <w:noProof/>
-                <w:webHidden/>
+                <w:rFonts w:ascii="Times New Roman" w:hAnsi="Times New Roman" w:cs="Times New Roman"/>
+                <w:noProof/>
+                <w:webHidden/>
+                <w:sz w:val="28"/>
+                <w:szCs w:val="28"/>
               </w:rPr>
               <w:tab/>
             </w:r>
             <w:r>
               <w:rPr>
-                <w:noProof/>
-                <w:webHidden/>
+                <w:rFonts w:ascii="Times New Roman" w:hAnsi="Times New Roman" w:cs="Times New Roman"/>
+                <w:noProof/>
+                <w:webHidden/>
+                <w:sz w:val="28"/>
+                <w:szCs w:val="28"/>
               </w:rPr>
               <w:fldChar w:fldCharType="begin"/>
             </w:r>
             <w:r>
               <w:rPr>
-                <w:noProof/>
-                <w:webHidden/>
-              </w:rPr>
-              <w:instrText xml:space="preserve"> PAGEREF _Toc227747304 \h </w:instrText>
-            </w:r>
-            <w:r>
-              <w:rPr>
-                <w:noProof/>
-                <w:webHidden/>
-              </w:rPr>
-            </w:r>
-            <w:r>
-              <w:rPr>
-                <w:noProof/>
-                <w:webHidden/>
+                <w:rFonts w:ascii="Times New Roman" w:hAnsi="Times New Roman" w:cs="Times New Roman"/>
+                <w:noProof/>
+                <w:webHidden/>
+                <w:sz w:val="28"/>
+                <w:szCs w:val="28"/>
+              </w:rPr>
+              <w:instrText xml:space="preserve"> PAGEREF _Toc227836471 \h </w:instrText>
+            </w:r>
+            <w:r>
+              <w:rPr>
+                <w:rFonts w:ascii="Times New Roman" w:hAnsi="Times New Roman" w:cs="Times New Roman"/>
+                <w:noProof/>
+                <w:webHidden/>
+                <w:sz w:val="28"/>
+                <w:szCs w:val="28"/>
+              </w:rPr>
+            </w:r>
+            <w:r>
+              <w:rPr>
+                <w:rFonts w:ascii="Times New Roman" w:hAnsi="Times New Roman" w:cs="Times New Roman"/>
+                <w:noProof/>
+                <w:webHidden/>
+                <w:sz w:val="28"/>
+                <w:szCs w:val="28"/>
               </w:rPr>
               <w:fldChar w:fldCharType="separate"/>
             </w:r>
             <w:r>
               <w:rPr>
-                <w:noProof/>
-                <w:webHidden/>
+                <w:rFonts w:ascii="Times New Roman" w:hAnsi="Times New Roman" w:cs="Times New Roman"/>
+                <w:noProof/>
+                <w:webHidden/>
+                <w:sz w:val="28"/>
+                <w:szCs w:val="28"/>
               </w:rPr>
               <w:t>4</w:t>
             </w:r>
             <w:r>
               <w:rPr>
-                <w:noProof/>
-                <w:webHidden/>
+                <w:rFonts w:ascii="Times New Roman" w:hAnsi="Times New Roman" w:cs="Times New Roman"/>
+                <w:noProof/>
+                <w:webHidden/>
+                <w:sz w:val="28"/>
+                <w:szCs w:val="28"/>
               </w:rPr>
               <w:fldChar w:fldCharType="end"/>
             </w:r>
@@ -1013,64 +1166,90 @@
               <w:tab w:val="right" w:leader="dot" w:pos="9345"/>
             </w:tabs>
             <w:rPr>
-              <w:rFonts w:eastAsiaTheme="minorEastAsia"/>
+              <w:rFonts w:ascii="Times New Roman" w:eastAsiaTheme="minorEastAsia" w:hAnsi="Times New Roman" w:cs="Times New Roman"/>
               <w:noProof/>
+              <w:sz w:val="28"/>
+              <w:szCs w:val="28"/>
               <w:lang w:eastAsia="ru-RU"/>
             </w:rPr>
           </w:pPr>
-          <w:hyperlink w:anchor="_Toc227747305" w:history="1">
+          <w:hyperlink w:anchor="_Toc227836472" w:history="1">
             <w:r>
               <w:rPr>
                 <w:rStyle w:val="a4"/>
-                <w:noProof/>
+                <w:rFonts w:ascii="Times New Roman" w:hAnsi="Times New Roman" w:cs="Times New Roman"/>
+                <w:noProof/>
+                <w:sz w:val="28"/>
+                <w:szCs w:val="28"/>
               </w:rPr>
               <w:t>1.3 Архитектурное проектирование</w:t>
             </w:r>
             <w:r>
               <w:rPr>
-                <w:noProof/>
-                <w:webHidden/>
+                <w:rFonts w:ascii="Times New Roman" w:hAnsi="Times New Roman" w:cs="Times New Roman"/>
+                <w:noProof/>
+                <w:webHidden/>
+                <w:sz w:val="28"/>
+                <w:szCs w:val="28"/>
               </w:rPr>
               <w:tab/>
             </w:r>
             <w:r>
               <w:rPr>
-                <w:noProof/>
-                <w:webHidden/>
+                <w:rFonts w:ascii="Times New Roman" w:hAnsi="Times New Roman" w:cs="Times New Roman"/>
+                <w:noProof/>
+                <w:webHidden/>
+                <w:sz w:val="28"/>
+                <w:szCs w:val="28"/>
               </w:rPr>
               <w:fldChar w:fldCharType="begin"/>
             </w:r>
             <w:r>
               <w:rPr>
-                <w:noProof/>
-                <w:webHidden/>
-              </w:rPr>
-              <w:instrText xml:space="preserve"> PAGEREF _Toc227747305 \h </w:instrText>
-            </w:r>
-            <w:r>
-              <w:rPr>
-                <w:noProof/>
-                <w:webHidden/>
-              </w:rPr>
-            </w:r>
-            <w:r>
-              <w:rPr>
-                <w:noProof/>
-                <w:webHidden/>
+                <w:rFonts w:ascii="Times New Roman" w:hAnsi="Times New Roman" w:cs="Times New Roman"/>
+                <w:noProof/>
+                <w:webHidden/>
+                <w:sz w:val="28"/>
+                <w:szCs w:val="28"/>
+              </w:rPr>
+              <w:instrText xml:space="preserve"> PAGEREF _Toc227836472 \h </w:instrText>
+            </w:r>
+            <w:r>
+              <w:rPr>
+                <w:rFonts w:ascii="Times New Roman" w:hAnsi="Times New Roman" w:cs="Times New Roman"/>
+                <w:noProof/>
+                <w:webHidden/>
+                <w:sz w:val="28"/>
+                <w:szCs w:val="28"/>
+              </w:rPr>
+            </w:r>
+            <w:r>
+              <w:rPr>
+                <w:rFonts w:ascii="Times New Roman" w:hAnsi="Times New Roman" w:cs="Times New Roman"/>
+                <w:noProof/>
+                <w:webHidden/>
+                <w:sz w:val="28"/>
+                <w:szCs w:val="28"/>
               </w:rPr>
               <w:fldChar w:fldCharType="separate"/>
             </w:r>
             <w:r>
               <w:rPr>
-                <w:noProof/>
-                <w:webHidden/>
+                <w:rFonts w:ascii="Times New Roman" w:hAnsi="Times New Roman" w:cs="Times New Roman"/>
+                <w:noProof/>
+                <w:webHidden/>
+                <w:sz w:val="28"/>
+                <w:szCs w:val="28"/>
               </w:rPr>
               <w:t>5</w:t>
             </w:r>
             <w:r>
               <w:rPr>
-                <w:noProof/>
-                <w:webHidden/>
+                <w:rFonts w:ascii="Times New Roman" w:hAnsi="Times New Roman" w:cs="Times New Roman"/>
+                <w:noProof/>
+                <w:webHidden/>
+                <w:sz w:val="28"/>
+                <w:szCs w:val="28"/>
               </w:rPr>
               <w:fldChar w:fldCharType="end"/>
             </w:r>
@@ -1083,64 +1262,186 @@
               <w:tab w:val="right" w:leader="dot" w:pos="9345"/>
             </w:tabs>
             <w:rPr>
-              <w:rFonts w:eastAsiaTheme="minorEastAsia"/>
+              <w:rFonts w:ascii="Times New Roman" w:eastAsiaTheme="minorEastAsia" w:hAnsi="Times New Roman" w:cs="Times New Roman"/>
               <w:noProof/>
+              <w:sz w:val="28"/>
+              <w:szCs w:val="28"/>
               <w:lang w:eastAsia="ru-RU"/>
             </w:rPr>
           </w:pPr>
-          <w:hyperlink w:anchor="_Toc227747306" w:history="1">
+          <w:hyperlink w:anchor="_Toc227836473" w:history="1">
             <w:r>
               <w:rPr>
                 <w:rStyle w:val="a4"/>
-                <w:noProof/>
+                <w:rFonts w:ascii="Times New Roman" w:hAnsi="Times New Roman" w:cs="Times New Roman"/>
+                <w:noProof/>
+                <w:sz w:val="28"/>
+                <w:szCs w:val="28"/>
               </w:rPr>
               <w:t>1.4 Детальное проектирование с использованием UML диаграмм</w:t>
             </w:r>
             <w:r>
               <w:rPr>
-                <w:noProof/>
-                <w:webHidden/>
+                <w:rFonts w:ascii="Times New Roman" w:hAnsi="Times New Roman" w:cs="Times New Roman"/>
+                <w:noProof/>
+                <w:webHidden/>
+                <w:sz w:val="28"/>
+                <w:szCs w:val="28"/>
               </w:rPr>
               <w:tab/>
             </w:r>
             <w:r>
               <w:rPr>
-                <w:noProof/>
-                <w:webHidden/>
+                <w:rFonts w:ascii="Times New Roman" w:hAnsi="Times New Roman" w:cs="Times New Roman"/>
+                <w:noProof/>
+                <w:webHidden/>
+                <w:sz w:val="28"/>
+                <w:szCs w:val="28"/>
               </w:rPr>
               <w:fldChar w:fldCharType="begin"/>
             </w:r>
             <w:r>
               <w:rPr>
-                <w:noProof/>
-                <w:webHidden/>
-              </w:rPr>
-              <w:instrText xml:space="preserve"> PAGEREF _Toc227747306 \h </w:instrText>
-            </w:r>
-            <w:r>
-              <w:rPr>
-                <w:noProof/>
-                <w:webHidden/>
-              </w:rPr>
-            </w:r>
-            <w:r>
-              <w:rPr>
-                <w:noProof/>
-                <w:webHidden/>
+                <w:rFonts w:ascii="Times New Roman" w:hAnsi="Times New Roman" w:cs="Times New Roman"/>
+                <w:noProof/>
+                <w:webHidden/>
+                <w:sz w:val="28"/>
+                <w:szCs w:val="28"/>
+              </w:rPr>
+              <w:instrText xml:space="preserve"> PAGEREF _Toc227836473 \h </w:instrText>
+            </w:r>
+            <w:r>
+              <w:rPr>
+                <w:rFonts w:ascii="Times New Roman" w:hAnsi="Times New Roman" w:cs="Times New Roman"/>
+                <w:noProof/>
+                <w:webHidden/>
+                <w:sz w:val="28"/>
+                <w:szCs w:val="28"/>
+              </w:rPr>
+            </w:r>
+            <w:r>
+              <w:rPr>
+                <w:rFonts w:ascii="Times New Roman" w:hAnsi="Times New Roman" w:cs="Times New Roman"/>
+                <w:noProof/>
+                <w:webHidden/>
+                <w:sz w:val="28"/>
+                <w:szCs w:val="28"/>
               </w:rPr>
               <w:fldChar w:fldCharType="separate"/>
             </w:r>
             <w:r>
               <w:rPr>
-                <w:noProof/>
-                <w:webHidden/>
+                <w:rFonts w:ascii="Times New Roman" w:hAnsi="Times New Roman" w:cs="Times New Roman"/>
+                <w:noProof/>
+                <w:webHidden/>
+                <w:sz w:val="28"/>
+                <w:szCs w:val="28"/>
               </w:rPr>
               <w:t>5</w:t>
             </w:r>
             <w:r>
               <w:rPr>
-                <w:noProof/>
-                <w:webHidden/>
+                <w:rFonts w:ascii="Times New Roman" w:hAnsi="Times New Roman" w:cs="Times New Roman"/>
+                <w:noProof/>
+                <w:webHidden/>
+                <w:sz w:val="28"/>
+                <w:szCs w:val="28"/>
+              </w:rPr>
+              <w:fldChar w:fldCharType="end"/>
+            </w:r>
+          </w:hyperlink>
+        </w:p>
+        <w:p>
+          <w:pPr>
+            <w:pStyle w:val="21"/>
+            <w:tabs>
+              <w:tab w:val="right" w:leader="dot" w:pos="9345"/>
+            </w:tabs>
+            <w:rPr>
+              <w:rFonts w:ascii="Times New Roman" w:eastAsiaTheme="minorEastAsia" w:hAnsi="Times New Roman" w:cs="Times New Roman"/>
+              <w:noProof/>
+              <w:sz w:val="28"/>
+              <w:szCs w:val="28"/>
+              <w:lang w:eastAsia="ru-RU"/>
+            </w:rPr>
+          </w:pPr>
+          <w:hyperlink w:anchor="_Toc227836474" w:history="1">
+            <w:r>
+              <w:rPr>
+                <w:rStyle w:val="a4"/>
+                <w:rFonts w:ascii="Times New Roman" w:hAnsi="Times New Roman" w:cs="Times New Roman"/>
+                <w:noProof/>
+                <w:sz w:val="28"/>
+                <w:szCs w:val="28"/>
+              </w:rPr>
+              <w:t>1.5 Оценка качества</w:t>
+            </w:r>
+            <w:r>
+              <w:rPr>
+                <w:rFonts w:ascii="Times New Roman" w:hAnsi="Times New Roman" w:cs="Times New Roman"/>
+                <w:noProof/>
+                <w:webHidden/>
+                <w:sz w:val="28"/>
+                <w:szCs w:val="28"/>
+              </w:rPr>
+              <w:tab/>
+            </w:r>
+            <w:r>
+              <w:rPr>
+                <w:rFonts w:ascii="Times New Roman" w:hAnsi="Times New Roman" w:cs="Times New Roman"/>
+                <w:noProof/>
+                <w:webHidden/>
+                <w:sz w:val="28"/>
+                <w:szCs w:val="28"/>
+              </w:rPr>
+              <w:fldChar w:fldCharType="begin"/>
+            </w:r>
+            <w:r>
+              <w:rPr>
+                <w:rFonts w:ascii="Times New Roman" w:hAnsi="Times New Roman" w:cs="Times New Roman"/>
+                <w:noProof/>
+                <w:webHidden/>
+                <w:sz w:val="28"/>
+                <w:szCs w:val="28"/>
+              </w:rPr>
+              <w:instrText xml:space="preserve"> PAGEREF _Toc227836474 \h </w:instrText>
+            </w:r>
+            <w:r>
+              <w:rPr>
+                <w:rFonts w:ascii="Times New Roman" w:hAnsi="Times New Roman" w:cs="Times New Roman"/>
+                <w:noProof/>
+                <w:webHidden/>
+                <w:sz w:val="28"/>
+                <w:szCs w:val="28"/>
+              </w:rPr>
+            </w:r>
+            <w:r>
+              <w:rPr>
+                <w:rFonts w:ascii="Times New Roman" w:hAnsi="Times New Roman" w:cs="Times New Roman"/>
+                <w:noProof/>
+                <w:webHidden/>
+                <w:sz w:val="28"/>
+                <w:szCs w:val="28"/>
+              </w:rPr>
+              <w:fldChar w:fldCharType="separate"/>
+            </w:r>
+            <w:r>
+              <w:rPr>
+                <w:rFonts w:ascii="Times New Roman" w:hAnsi="Times New Roman" w:cs="Times New Roman"/>
+                <w:noProof/>
+                <w:webHidden/>
+                <w:sz w:val="28"/>
+                <w:szCs w:val="28"/>
+              </w:rPr>
+              <w:t>5</w:t>
+            </w:r>
+            <w:r>
+              <w:rPr>
+                <w:rFonts w:ascii="Times New Roman" w:hAnsi="Times New Roman" w:cs="Times New Roman"/>
+                <w:noProof/>
+                <w:webHidden/>
+                <w:sz w:val="28"/>
+                <w:szCs w:val="28"/>
               </w:rPr>
               <w:fldChar w:fldCharType="end"/>
             </w:r>
@@ -1153,64 +1454,570 @@
               <w:tab w:val="right" w:leader="dot" w:pos="9345"/>
             </w:tabs>
             <w:rPr>
-              <w:rFonts w:eastAsiaTheme="minorEastAsia"/>
+              <w:rFonts w:ascii="Times New Roman" w:eastAsiaTheme="minorEastAsia" w:hAnsi="Times New Roman" w:cs="Times New Roman"/>
               <w:noProof/>
+              <w:sz w:val="28"/>
+              <w:szCs w:val="28"/>
               <w:lang w:eastAsia="ru-RU"/>
             </w:rPr>
           </w:pPr>
-          <w:hyperlink w:anchor="_Toc227747307" w:history="1">
+          <w:hyperlink w:anchor="_Toc227836475" w:history="1">
             <w:r>
               <w:rPr>
                 <w:rStyle w:val="a4"/>
-                <w:noProof/>
+                <w:rFonts w:ascii="Times New Roman" w:hAnsi="Times New Roman" w:cs="Times New Roman"/>
+                <w:noProof/>
+                <w:sz w:val="28"/>
+                <w:szCs w:val="28"/>
               </w:rPr>
               <w:t>2. Практическая часть</w:t>
             </w:r>
             <w:r>
               <w:rPr>
-                <w:noProof/>
-                <w:webHidden/>
+                <w:rFonts w:ascii="Times New Roman" w:hAnsi="Times New Roman" w:cs="Times New Roman"/>
+                <w:noProof/>
+                <w:webHidden/>
+                <w:sz w:val="28"/>
+                <w:szCs w:val="28"/>
               </w:rPr>
               <w:tab/>
             </w:r>
             <w:r>
               <w:rPr>
-                <w:noProof/>
-                <w:webHidden/>
+                <w:rFonts w:ascii="Times New Roman" w:hAnsi="Times New Roman" w:cs="Times New Roman"/>
+                <w:noProof/>
+                <w:webHidden/>
+                <w:sz w:val="28"/>
+                <w:szCs w:val="28"/>
               </w:rPr>
               <w:fldChar w:fldCharType="begin"/>
             </w:r>
             <w:r>
               <w:rPr>
-                <w:noProof/>
-                <w:webHidden/>
-              </w:rPr>
-              <w:instrText xml:space="preserve"> PAGEREF _Toc227747307 \h </w:instrText>
-            </w:r>
-            <w:r>
-              <w:rPr>
-                <w:noProof/>
-                <w:webHidden/>
-              </w:rPr>
-            </w:r>
-            <w:r>
-              <w:rPr>
-                <w:noProof/>
-                <w:webHidden/>
+                <w:rFonts w:ascii="Times New Roman" w:hAnsi="Times New Roman" w:cs="Times New Roman"/>
+                <w:noProof/>
+                <w:webHidden/>
+                <w:sz w:val="28"/>
+                <w:szCs w:val="28"/>
+              </w:rPr>
+              <w:instrText xml:space="preserve"> PAGEREF _Toc227836475 \h </w:instrText>
+            </w:r>
+            <w:r>
+              <w:rPr>
+                <w:rFonts w:ascii="Times New Roman" w:hAnsi="Times New Roman" w:cs="Times New Roman"/>
+                <w:noProof/>
+                <w:webHidden/>
+                <w:sz w:val="28"/>
+                <w:szCs w:val="28"/>
+              </w:rPr>
+            </w:r>
+            <w:r>
+              <w:rPr>
+                <w:rFonts w:ascii="Times New Roman" w:hAnsi="Times New Roman" w:cs="Times New Roman"/>
+                <w:noProof/>
+                <w:webHidden/>
+                <w:sz w:val="28"/>
+                <w:szCs w:val="28"/>
               </w:rPr>
               <w:fldChar w:fldCharType="separate"/>
             </w:r>
             <w:r>
               <w:rPr>
-                <w:noProof/>
-                <w:webHidden/>
-              </w:rPr>
-              <w:t>7</w:t>
-            </w:r>
-            <w:r>
-              <w:rPr>
-                <w:noProof/>
-                <w:webHidden/>
+                <w:rFonts w:ascii="Times New Roman" w:hAnsi="Times New Roman" w:cs="Times New Roman"/>
+                <w:noProof/>
+                <w:webHidden/>
+                <w:sz w:val="28"/>
+                <w:szCs w:val="28"/>
+              </w:rPr>
+              <w:t>8</w:t>
+            </w:r>
+            <w:r>
+              <w:rPr>
+                <w:rFonts w:ascii="Times New Roman" w:hAnsi="Times New Roman" w:cs="Times New Roman"/>
+                <w:noProof/>
+                <w:webHidden/>
+                <w:sz w:val="28"/>
+                <w:szCs w:val="28"/>
+              </w:rPr>
+              <w:fldChar w:fldCharType="end"/>
+            </w:r>
+          </w:hyperlink>
+        </w:p>
+        <w:p>
+          <w:pPr>
+            <w:pStyle w:val="21"/>
+            <w:tabs>
+              <w:tab w:val="right" w:leader="dot" w:pos="9345"/>
+            </w:tabs>
+            <w:rPr>
+              <w:rFonts w:ascii="Times New Roman" w:eastAsiaTheme="minorEastAsia" w:hAnsi="Times New Roman" w:cs="Times New Roman"/>
+              <w:noProof/>
+              <w:sz w:val="28"/>
+              <w:szCs w:val="28"/>
+              <w:lang w:eastAsia="ru-RU"/>
+            </w:rPr>
+          </w:pPr>
+          <w:hyperlink w:anchor="_Toc227836476" w:history="1">
+            <w:r>
+              <w:rPr>
+                <w:rStyle w:val="a4"/>
+                <w:rFonts w:ascii="Times New Roman" w:hAnsi="Times New Roman" w:cs="Times New Roman"/>
+                <w:noProof/>
+                <w:sz w:val="28"/>
+                <w:szCs w:val="28"/>
+              </w:rPr>
+              <w:t>2.1 Выбор среды разработки</w:t>
+            </w:r>
+            <w:r>
+              <w:rPr>
+                <w:rFonts w:ascii="Times New Roman" w:hAnsi="Times New Roman" w:cs="Times New Roman"/>
+                <w:noProof/>
+                <w:webHidden/>
+                <w:sz w:val="28"/>
+                <w:szCs w:val="28"/>
+              </w:rPr>
+              <w:tab/>
+            </w:r>
+            <w:r>
+              <w:rPr>
+                <w:rFonts w:ascii="Times New Roman" w:hAnsi="Times New Roman" w:cs="Times New Roman"/>
+                <w:noProof/>
+                <w:webHidden/>
+                <w:sz w:val="28"/>
+                <w:szCs w:val="28"/>
+              </w:rPr>
+              <w:fldChar w:fldCharType="begin"/>
+            </w:r>
+            <w:r>
+              <w:rPr>
+                <w:rFonts w:ascii="Times New Roman" w:hAnsi="Times New Roman" w:cs="Times New Roman"/>
+                <w:noProof/>
+                <w:webHidden/>
+                <w:sz w:val="28"/>
+                <w:szCs w:val="28"/>
+              </w:rPr>
+              <w:instrText xml:space="preserve"> PAGEREF _Toc227836476 \h </w:instrText>
+            </w:r>
+            <w:r>
+              <w:rPr>
+                <w:rFonts w:ascii="Times New Roman" w:hAnsi="Times New Roman" w:cs="Times New Roman"/>
+                <w:noProof/>
+                <w:webHidden/>
+                <w:sz w:val="28"/>
+                <w:szCs w:val="28"/>
+              </w:rPr>
+            </w:r>
+            <w:r>
+              <w:rPr>
+                <w:rFonts w:ascii="Times New Roman" w:hAnsi="Times New Roman" w:cs="Times New Roman"/>
+                <w:noProof/>
+                <w:webHidden/>
+                <w:sz w:val="28"/>
+                <w:szCs w:val="28"/>
+              </w:rPr>
+              <w:fldChar w:fldCharType="separate"/>
+            </w:r>
+            <w:r>
+              <w:rPr>
+                <w:rFonts w:ascii="Times New Roman" w:hAnsi="Times New Roman" w:cs="Times New Roman"/>
+                <w:noProof/>
+                <w:webHidden/>
+                <w:sz w:val="28"/>
+                <w:szCs w:val="28"/>
+              </w:rPr>
+              <w:t>8</w:t>
+            </w:r>
+            <w:r>
+              <w:rPr>
+                <w:rFonts w:ascii="Times New Roman" w:hAnsi="Times New Roman" w:cs="Times New Roman"/>
+                <w:noProof/>
+                <w:webHidden/>
+                <w:sz w:val="28"/>
+                <w:szCs w:val="28"/>
+              </w:rPr>
+              <w:fldChar w:fldCharType="end"/>
+            </w:r>
+          </w:hyperlink>
+        </w:p>
+        <w:p>
+          <w:pPr>
+            <w:pStyle w:val="21"/>
+            <w:tabs>
+              <w:tab w:val="right" w:leader="dot" w:pos="9345"/>
+            </w:tabs>
+            <w:rPr>
+              <w:rFonts w:ascii="Times New Roman" w:eastAsiaTheme="minorEastAsia" w:hAnsi="Times New Roman" w:cs="Times New Roman"/>
+              <w:noProof/>
+              <w:sz w:val="28"/>
+              <w:szCs w:val="28"/>
+              <w:lang w:eastAsia="ru-RU"/>
+            </w:rPr>
+          </w:pPr>
+          <w:hyperlink w:anchor="_Toc227836477" w:history="1">
+            <w:r>
+              <w:rPr>
+                <w:rStyle w:val="a4"/>
+                <w:rFonts w:ascii="Times New Roman" w:hAnsi="Times New Roman" w:cs="Times New Roman"/>
+                <w:noProof/>
+                <w:sz w:val="28"/>
+                <w:szCs w:val="28"/>
+              </w:rPr>
+              <w:t>2.2 Использование фреймворка Bootstrap для клиентской части</w:t>
+            </w:r>
+            <w:r>
+              <w:rPr>
+                <w:rFonts w:ascii="Times New Roman" w:hAnsi="Times New Roman" w:cs="Times New Roman"/>
+                <w:noProof/>
+                <w:webHidden/>
+                <w:sz w:val="28"/>
+                <w:szCs w:val="28"/>
+              </w:rPr>
+              <w:tab/>
+            </w:r>
+            <w:r>
+              <w:rPr>
+                <w:rFonts w:ascii="Times New Roman" w:hAnsi="Times New Roman" w:cs="Times New Roman"/>
+                <w:noProof/>
+                <w:webHidden/>
+                <w:sz w:val="28"/>
+                <w:szCs w:val="28"/>
+              </w:rPr>
+              <w:fldChar w:fldCharType="begin"/>
+            </w:r>
+            <w:r>
+              <w:rPr>
+                <w:rFonts w:ascii="Times New Roman" w:hAnsi="Times New Roman" w:cs="Times New Roman"/>
+                <w:noProof/>
+                <w:webHidden/>
+                <w:sz w:val="28"/>
+                <w:szCs w:val="28"/>
+              </w:rPr>
+              <w:instrText xml:space="preserve"> PAGEREF _Toc227836477 \h </w:instrText>
+            </w:r>
+            <w:r>
+              <w:rPr>
+                <w:rFonts w:ascii="Times New Roman" w:hAnsi="Times New Roman" w:cs="Times New Roman"/>
+                <w:noProof/>
+                <w:webHidden/>
+                <w:sz w:val="28"/>
+                <w:szCs w:val="28"/>
+              </w:rPr>
+            </w:r>
+            <w:r>
+              <w:rPr>
+                <w:rFonts w:ascii="Times New Roman" w:hAnsi="Times New Roman" w:cs="Times New Roman"/>
+                <w:noProof/>
+                <w:webHidden/>
+                <w:sz w:val="28"/>
+                <w:szCs w:val="28"/>
+              </w:rPr>
+              <w:fldChar w:fldCharType="separate"/>
+            </w:r>
+            <w:r>
+              <w:rPr>
+                <w:rFonts w:ascii="Times New Roman" w:hAnsi="Times New Roman" w:cs="Times New Roman"/>
+                <w:noProof/>
+                <w:webHidden/>
+                <w:sz w:val="28"/>
+                <w:szCs w:val="28"/>
+              </w:rPr>
+              <w:t>8</w:t>
+            </w:r>
+            <w:r>
+              <w:rPr>
+                <w:rFonts w:ascii="Times New Roman" w:hAnsi="Times New Roman" w:cs="Times New Roman"/>
+                <w:noProof/>
+                <w:webHidden/>
+                <w:sz w:val="28"/>
+                <w:szCs w:val="28"/>
+              </w:rPr>
+              <w:fldChar w:fldCharType="end"/>
+            </w:r>
+          </w:hyperlink>
+        </w:p>
+        <w:p>
+          <w:pPr>
+            <w:pStyle w:val="21"/>
+            <w:tabs>
+              <w:tab w:val="right" w:leader="dot" w:pos="9345"/>
+            </w:tabs>
+            <w:rPr>
+              <w:rFonts w:ascii="Times New Roman" w:eastAsiaTheme="minorEastAsia" w:hAnsi="Times New Roman" w:cs="Times New Roman"/>
+              <w:noProof/>
+              <w:sz w:val="28"/>
+              <w:szCs w:val="28"/>
+              <w:lang w:eastAsia="ru-RU"/>
+            </w:rPr>
+          </w:pPr>
+          <w:hyperlink w:anchor="_Toc227836478" w:history="1">
+            <w:r>
+              <w:rPr>
+                <w:rStyle w:val="a4"/>
+                <w:rFonts w:ascii="Times New Roman" w:hAnsi="Times New Roman" w:cs="Times New Roman"/>
+                <w:noProof/>
+                <w:sz w:val="28"/>
+                <w:szCs w:val="28"/>
+              </w:rPr>
+              <w:t>2.4 Реализация основного функционала</w:t>
+            </w:r>
+            <w:r>
+              <w:rPr>
+                <w:rFonts w:ascii="Times New Roman" w:hAnsi="Times New Roman" w:cs="Times New Roman"/>
+                <w:noProof/>
+                <w:webHidden/>
+                <w:sz w:val="28"/>
+                <w:szCs w:val="28"/>
+              </w:rPr>
+              <w:tab/>
+            </w:r>
+            <w:r>
+              <w:rPr>
+                <w:rFonts w:ascii="Times New Roman" w:hAnsi="Times New Roman" w:cs="Times New Roman"/>
+                <w:noProof/>
+                <w:webHidden/>
+                <w:sz w:val="28"/>
+                <w:szCs w:val="28"/>
+              </w:rPr>
+              <w:fldChar w:fldCharType="begin"/>
+            </w:r>
+            <w:r>
+              <w:rPr>
+                <w:rFonts w:ascii="Times New Roman" w:hAnsi="Times New Roman" w:cs="Times New Roman"/>
+                <w:noProof/>
+                <w:webHidden/>
+                <w:sz w:val="28"/>
+                <w:szCs w:val="28"/>
+              </w:rPr>
+              <w:instrText xml:space="preserve"> PAGEREF _Toc227836478 \h </w:instrText>
+            </w:r>
+            <w:r>
+              <w:rPr>
+                <w:rFonts w:ascii="Times New Roman" w:hAnsi="Times New Roman" w:cs="Times New Roman"/>
+                <w:noProof/>
+                <w:webHidden/>
+                <w:sz w:val="28"/>
+                <w:szCs w:val="28"/>
+              </w:rPr>
+            </w:r>
+            <w:r>
+              <w:rPr>
+                <w:rFonts w:ascii="Times New Roman" w:hAnsi="Times New Roman" w:cs="Times New Roman"/>
+                <w:noProof/>
+                <w:webHidden/>
+                <w:sz w:val="28"/>
+                <w:szCs w:val="28"/>
+              </w:rPr>
+              <w:fldChar w:fldCharType="separate"/>
+            </w:r>
+            <w:r>
+              <w:rPr>
+                <w:rFonts w:ascii="Times New Roman" w:hAnsi="Times New Roman" w:cs="Times New Roman"/>
+                <w:noProof/>
+                <w:webHidden/>
+                <w:sz w:val="28"/>
+                <w:szCs w:val="28"/>
+              </w:rPr>
+              <w:t>8</w:t>
+            </w:r>
+            <w:r>
+              <w:rPr>
+                <w:rFonts w:ascii="Times New Roman" w:hAnsi="Times New Roman" w:cs="Times New Roman"/>
+                <w:noProof/>
+                <w:webHidden/>
+                <w:sz w:val="28"/>
+                <w:szCs w:val="28"/>
+              </w:rPr>
+              <w:fldChar w:fldCharType="end"/>
+            </w:r>
+          </w:hyperlink>
+        </w:p>
+        <w:p>
+          <w:pPr>
+            <w:pStyle w:val="21"/>
+            <w:tabs>
+              <w:tab w:val="right" w:leader="dot" w:pos="9345"/>
+            </w:tabs>
+            <w:rPr>
+              <w:rFonts w:ascii="Times New Roman" w:eastAsiaTheme="minorEastAsia" w:hAnsi="Times New Roman" w:cs="Times New Roman"/>
+              <w:noProof/>
+              <w:sz w:val="28"/>
+              <w:szCs w:val="28"/>
+              <w:lang w:eastAsia="ru-RU"/>
+            </w:rPr>
+          </w:pPr>
+          <w:hyperlink w:anchor="_Toc227836479" w:history="1">
+            <w:r>
+              <w:rPr>
+                <w:rStyle w:val="a4"/>
+                <w:rFonts w:ascii="Times New Roman" w:hAnsi="Times New Roman" w:cs="Times New Roman"/>
+                <w:noProof/>
+                <w:sz w:val="28"/>
+                <w:szCs w:val="28"/>
+              </w:rPr>
+              <w:t>2.4 Создание модульных тестов</w:t>
+            </w:r>
+            <w:r>
+              <w:rPr>
+                <w:rFonts w:ascii="Times New Roman" w:hAnsi="Times New Roman" w:cs="Times New Roman"/>
+                <w:noProof/>
+                <w:webHidden/>
+                <w:sz w:val="28"/>
+                <w:szCs w:val="28"/>
+              </w:rPr>
+              <w:tab/>
+            </w:r>
+            <w:r>
+              <w:rPr>
+                <w:rFonts w:ascii="Times New Roman" w:hAnsi="Times New Roman" w:cs="Times New Roman"/>
+                <w:noProof/>
+                <w:webHidden/>
+                <w:sz w:val="28"/>
+                <w:szCs w:val="28"/>
+              </w:rPr>
+              <w:fldChar w:fldCharType="begin"/>
+            </w:r>
+            <w:r>
+              <w:rPr>
+                <w:rFonts w:ascii="Times New Roman" w:hAnsi="Times New Roman" w:cs="Times New Roman"/>
+                <w:noProof/>
+                <w:webHidden/>
+                <w:sz w:val="28"/>
+                <w:szCs w:val="28"/>
+              </w:rPr>
+              <w:instrText xml:space="preserve"> PAGEREF _Toc227836479 \h </w:instrText>
+            </w:r>
+            <w:r>
+              <w:rPr>
+                <w:rFonts w:ascii="Times New Roman" w:hAnsi="Times New Roman" w:cs="Times New Roman"/>
+                <w:noProof/>
+                <w:webHidden/>
+                <w:sz w:val="28"/>
+                <w:szCs w:val="28"/>
+              </w:rPr>
+            </w:r>
+            <w:r>
+              <w:rPr>
+                <w:rFonts w:ascii="Times New Roman" w:hAnsi="Times New Roman" w:cs="Times New Roman"/>
+                <w:noProof/>
+                <w:webHidden/>
+                <w:sz w:val="28"/>
+                <w:szCs w:val="28"/>
+              </w:rPr>
+              <w:fldChar w:fldCharType="separate"/>
+            </w:r>
+            <w:r>
+              <w:rPr>
+                <w:rFonts w:ascii="Times New Roman" w:hAnsi="Times New Roman" w:cs="Times New Roman"/>
+                <w:noProof/>
+                <w:webHidden/>
+                <w:sz w:val="28"/>
+                <w:szCs w:val="28"/>
+              </w:rPr>
+              <w:t>8</w:t>
+            </w:r>
+            <w:r>
+              <w:rPr>
+                <w:rFonts w:ascii="Times New Roman" w:hAnsi="Times New Roman" w:cs="Times New Roman"/>
+                <w:noProof/>
+                <w:webHidden/>
+                <w:sz w:val="28"/>
+                <w:szCs w:val="28"/>
+              </w:rPr>
+              <w:fldChar w:fldCharType="end"/>
+            </w:r>
+          </w:hyperlink>
+        </w:p>
+        <w:p>
+          <w:pPr>
+            <w:pStyle w:val="21"/>
+            <w:tabs>
+              <w:tab w:val="right" w:leader="dot" w:pos="9345"/>
+            </w:tabs>
+            <w:rPr>
+              <w:rFonts w:ascii="Times New Roman" w:eastAsiaTheme="minorEastAsia" w:hAnsi="Times New Roman" w:cs="Times New Roman"/>
+              <w:noProof/>
+              <w:sz w:val="28"/>
+              <w:szCs w:val="28"/>
+              <w:lang w:eastAsia="ru-RU"/>
+            </w:rPr>
+          </w:pPr>
+          <w:hyperlink w:anchor="_Toc227836480" w:history="1">
+            <w:r>
+              <w:rPr>
+                <w:rStyle w:val="a4"/>
+                <w:rFonts w:ascii="Times New Roman" w:hAnsi="Times New Roman" w:cs="Times New Roman"/>
+                <w:noProof/>
+                <w:sz w:val="28"/>
+                <w:szCs w:val="28"/>
+              </w:rPr>
+              <w:t>2.5 Оценка качества программного кода</w:t>
+            </w:r>
+            <w:r>
+              <w:rPr>
+                <w:rFonts w:ascii="Times New Roman" w:hAnsi="Times New Roman" w:cs="Times New Roman"/>
+                <w:noProof/>
+                <w:webHidden/>
+                <w:sz w:val="28"/>
+                <w:szCs w:val="28"/>
+              </w:rPr>
+              <w:tab/>
+            </w:r>
+            <w:r>
+              <w:rPr>
+                <w:rFonts w:ascii="Times New Roman" w:hAnsi="Times New Roman" w:cs="Times New Roman"/>
+                <w:noProof/>
+                <w:webHidden/>
+                <w:sz w:val="28"/>
+                <w:szCs w:val="28"/>
+              </w:rPr>
+              <w:fldChar w:fldCharType="begin"/>
+            </w:r>
+            <w:r>
+              <w:rPr>
+                <w:rFonts w:ascii="Times New Roman" w:hAnsi="Times New Roman" w:cs="Times New Roman"/>
+                <w:noProof/>
+                <w:webHidden/>
+                <w:sz w:val="28"/>
+                <w:szCs w:val="28"/>
+              </w:rPr>
+              <w:instrText xml:space="preserve"> PAGEREF _Toc227836480 \h </w:instrText>
+            </w:r>
+            <w:r>
+              <w:rPr>
+                <w:rFonts w:ascii="Times New Roman" w:hAnsi="Times New Roman" w:cs="Times New Roman"/>
+                <w:noProof/>
+                <w:webHidden/>
+                <w:sz w:val="28"/>
+                <w:szCs w:val="28"/>
+              </w:rPr>
+            </w:r>
+            <w:r>
+              <w:rPr>
+                <w:rFonts w:ascii="Times New Roman" w:hAnsi="Times New Roman" w:cs="Times New Roman"/>
+                <w:noProof/>
+                <w:webHidden/>
+                <w:sz w:val="28"/>
+                <w:szCs w:val="28"/>
+              </w:rPr>
+              <w:fldChar w:fldCharType="separate"/>
+            </w:r>
+            <w:r>
+              <w:rPr>
+                <w:rFonts w:ascii="Times New Roman" w:hAnsi="Times New Roman" w:cs="Times New Roman"/>
+                <w:noProof/>
+                <w:webHidden/>
+                <w:sz w:val="28"/>
+                <w:szCs w:val="28"/>
+              </w:rPr>
+              <w:t>8</w:t>
+            </w:r>
+            <w:r>
+              <w:rPr>
+                <w:rFonts w:ascii="Times New Roman" w:hAnsi="Times New Roman" w:cs="Times New Roman"/>
+                <w:noProof/>
+                <w:webHidden/>
+                <w:sz w:val="28"/>
+                <w:szCs w:val="28"/>
               </w:rPr>
               <w:fldChar w:fldCharType="end"/>
             </w:r>
@@ -1223,65 +2030,91 @@
               <w:tab w:val="right" w:leader="dot" w:pos="9345"/>
             </w:tabs>
             <w:rPr>
-              <w:rFonts w:eastAsiaTheme="minorEastAsia"/>
+              <w:rFonts w:ascii="Times New Roman" w:eastAsiaTheme="minorEastAsia" w:hAnsi="Times New Roman" w:cs="Times New Roman"/>
               <w:noProof/>
+              <w:sz w:val="28"/>
+              <w:szCs w:val="28"/>
               <w:lang w:eastAsia="ru-RU"/>
             </w:rPr>
           </w:pPr>
-          <w:hyperlink w:anchor="_Toc227747308" w:history="1">
+          <w:hyperlink w:anchor="_Toc227836481" w:history="1">
             <w:r>
               <w:rPr>
                 <w:rStyle w:val="a4"/>
-                <w:noProof/>
+                <w:rFonts w:ascii="Times New Roman" w:hAnsi="Times New Roman" w:cs="Times New Roman"/>
+                <w:noProof/>
+                <w:sz w:val="28"/>
+                <w:szCs w:val="28"/>
                 <w:shd w:val="clear" w:color="auto" w:fill="FFFFFF"/>
               </w:rPr>
               <w:t>Библиографический список</w:t>
             </w:r>
             <w:r>
               <w:rPr>
-                <w:noProof/>
-                <w:webHidden/>
+                <w:rFonts w:ascii="Times New Roman" w:hAnsi="Times New Roman" w:cs="Times New Roman"/>
+                <w:noProof/>
+                <w:webHidden/>
+                <w:sz w:val="28"/>
+                <w:szCs w:val="28"/>
               </w:rPr>
               <w:tab/>
             </w:r>
             <w:r>
               <w:rPr>
-                <w:noProof/>
-                <w:webHidden/>
+                <w:rFonts w:ascii="Times New Roman" w:hAnsi="Times New Roman" w:cs="Times New Roman"/>
+                <w:noProof/>
+                <w:webHidden/>
+                <w:sz w:val="28"/>
+                <w:szCs w:val="28"/>
               </w:rPr>
               <w:fldChar w:fldCharType="begin"/>
             </w:r>
             <w:r>
               <w:rPr>
-                <w:noProof/>
-                <w:webHidden/>
-              </w:rPr>
-              <w:instrText xml:space="preserve"> PAGEREF _Toc227747308 \h </w:instrText>
-            </w:r>
-            <w:r>
-              <w:rPr>
-                <w:noProof/>
-                <w:webHidden/>
-              </w:rPr>
-            </w:r>
-            <w:r>
-              <w:rPr>
-                <w:noProof/>
-                <w:webHidden/>
+                <w:rFonts w:ascii="Times New Roman" w:hAnsi="Times New Roman" w:cs="Times New Roman"/>
+                <w:noProof/>
+                <w:webHidden/>
+                <w:sz w:val="28"/>
+                <w:szCs w:val="28"/>
+              </w:rPr>
+              <w:instrText xml:space="preserve"> PAGEREF _Toc227836481 \h </w:instrText>
+            </w:r>
+            <w:r>
+              <w:rPr>
+                <w:rFonts w:ascii="Times New Roman" w:hAnsi="Times New Roman" w:cs="Times New Roman"/>
+                <w:noProof/>
+                <w:webHidden/>
+                <w:sz w:val="28"/>
+                <w:szCs w:val="28"/>
+              </w:rPr>
+            </w:r>
+            <w:r>
+              <w:rPr>
+                <w:rFonts w:ascii="Times New Roman" w:hAnsi="Times New Roman" w:cs="Times New Roman"/>
+                <w:noProof/>
+                <w:webHidden/>
+                <w:sz w:val="28"/>
+                <w:szCs w:val="28"/>
               </w:rPr>
               <w:fldChar w:fldCharType="separate"/>
             </w:r>
             <w:r>
               <w:rPr>
-                <w:noProof/>
-                <w:webHidden/>
-              </w:rPr>
-              <w:t>8</w:t>
-            </w:r>
-            <w:r>
-              <w:rPr>
-                <w:noProof/>
-                <w:webHidden/>
+                <w:rFonts w:ascii="Times New Roman" w:hAnsi="Times New Roman" w:cs="Times New Roman"/>
+                <w:noProof/>
+                <w:webHidden/>
+                <w:sz w:val="28"/>
+                <w:szCs w:val="28"/>
+              </w:rPr>
+              <w:t>9</w:t>
+            </w:r>
+            <w:r>
+              <w:rPr>
+                <w:rFonts w:ascii="Times New Roman" w:hAnsi="Times New Roman" w:cs="Times New Roman"/>
+                <w:noProof/>
+                <w:webHidden/>
+                <w:sz w:val="28"/>
+                <w:szCs w:val="28"/>
               </w:rPr>
               <w:fldChar w:fldCharType="end"/>
             </w:r>
@@ -1294,64 +2127,90 @@
               <w:tab w:val="right" w:leader="dot" w:pos="9345"/>
             </w:tabs>
             <w:rPr>
-              <w:rFonts w:eastAsiaTheme="minorEastAsia"/>
+              <w:rFonts w:ascii="Times New Roman" w:eastAsiaTheme="minorEastAsia" w:hAnsi="Times New Roman" w:cs="Times New Roman"/>
               <w:noProof/>
+              <w:sz w:val="28"/>
+              <w:szCs w:val="28"/>
               <w:lang w:eastAsia="ru-RU"/>
             </w:rPr>
           </w:pPr>
-          <w:hyperlink w:anchor="_Toc227747309" w:history="1">
+          <w:hyperlink w:anchor="_Toc227836482" w:history="1">
             <w:r>
               <w:rPr>
                 <w:rStyle w:val="a4"/>
-                <w:noProof/>
+                <w:rFonts w:ascii="Times New Roman" w:hAnsi="Times New Roman" w:cs="Times New Roman"/>
+                <w:noProof/>
+                <w:sz w:val="28"/>
+                <w:szCs w:val="28"/>
               </w:rPr>
               <w:t>ЗАКЛЮЧЕНИЕ</w:t>
             </w:r>
             <w:r>
               <w:rPr>
-                <w:noProof/>
-                <w:webHidden/>
+                <w:rFonts w:ascii="Times New Roman" w:hAnsi="Times New Roman" w:cs="Times New Roman"/>
+                <w:noProof/>
+                <w:webHidden/>
+                <w:sz w:val="28"/>
+                <w:szCs w:val="28"/>
               </w:rPr>
               <w:tab/>
             </w:r>
             <w:r>
               <w:rPr>
-                <w:noProof/>
-                <w:webHidden/>
+                <w:rFonts w:ascii="Times New Roman" w:hAnsi="Times New Roman" w:cs="Times New Roman"/>
+                <w:noProof/>
+                <w:webHidden/>
+                <w:sz w:val="28"/>
+                <w:szCs w:val="28"/>
               </w:rPr>
               <w:fldChar w:fldCharType="begin"/>
             </w:r>
             <w:r>
               <w:rPr>
-                <w:noProof/>
-                <w:webHidden/>
-              </w:rPr>
-              <w:instrText xml:space="preserve"> PAGEREF _Toc227747309 \h </w:instrText>
-            </w:r>
-            <w:r>
-              <w:rPr>
-                <w:noProof/>
-                <w:webHidden/>
-              </w:rPr>
-            </w:r>
-            <w:r>
-              <w:rPr>
-                <w:noProof/>
-                <w:webHidden/>
+                <w:rFonts w:ascii="Times New Roman" w:hAnsi="Times New Roman" w:cs="Times New Roman"/>
+                <w:noProof/>
+                <w:webHidden/>
+                <w:sz w:val="28"/>
+                <w:szCs w:val="28"/>
+              </w:rPr>
+              <w:instrText xml:space="preserve"> PAGEREF _Toc227836482 \h </w:instrText>
+            </w:r>
+            <w:r>
+              <w:rPr>
+                <w:rFonts w:ascii="Times New Roman" w:hAnsi="Times New Roman" w:cs="Times New Roman"/>
+                <w:noProof/>
+                <w:webHidden/>
+                <w:sz w:val="28"/>
+                <w:szCs w:val="28"/>
+              </w:rPr>
+            </w:r>
+            <w:r>
+              <w:rPr>
+                <w:rFonts w:ascii="Times New Roman" w:hAnsi="Times New Roman" w:cs="Times New Roman"/>
+                <w:noProof/>
+                <w:webHidden/>
+                <w:sz w:val="28"/>
+                <w:szCs w:val="28"/>
               </w:rPr>
               <w:fldChar w:fldCharType="separate"/>
             </w:r>
             <w:r>
               <w:rPr>
-                <w:noProof/>
-                <w:webHidden/>
-              </w:rPr>
-              <w:t>9</w:t>
-            </w:r>
-            <w:r>
-              <w:rPr>
-                <w:noProof/>
-                <w:webHidden/>
+                <w:rFonts w:ascii="Times New Roman" w:hAnsi="Times New Roman" w:cs="Times New Roman"/>
+                <w:noProof/>
+                <w:webHidden/>
+                <w:sz w:val="28"/>
+                <w:szCs w:val="28"/>
+              </w:rPr>
+              <w:t>10</w:t>
+            </w:r>
+            <w:r>
+              <w:rPr>
+                <w:rFonts w:ascii="Times New Roman" w:hAnsi="Times New Roman" w:cs="Times New Roman"/>
+                <w:noProof/>
+                <w:webHidden/>
+                <w:sz w:val="28"/>
+                <w:szCs w:val="28"/>
               </w:rPr>
               <w:fldChar w:fldCharType="end"/>
             </w:r>
@@ -1364,64 +2223,90 @@
               <w:tab w:val="right" w:leader="dot" w:pos="9345"/>
             </w:tabs>
             <w:rPr>
-              <w:rFonts w:eastAsiaTheme="minorEastAsia"/>
+              <w:rFonts w:ascii="Times New Roman" w:eastAsiaTheme="minorEastAsia" w:hAnsi="Times New Roman" w:cs="Times New Roman"/>
               <w:noProof/>
+              <w:sz w:val="28"/>
+              <w:szCs w:val="28"/>
               <w:lang w:eastAsia="ru-RU"/>
             </w:rPr>
           </w:pPr>
-          <w:hyperlink w:anchor="_Toc227747310" w:history="1">
+          <w:hyperlink w:anchor="_Toc227836483" w:history="1">
             <w:r>
               <w:rPr>
                 <w:rStyle w:val="a4"/>
-                <w:noProof/>
+                <w:rFonts w:ascii="Times New Roman" w:hAnsi="Times New Roman" w:cs="Times New Roman"/>
+                <w:noProof/>
+                <w:sz w:val="28"/>
+                <w:szCs w:val="28"/>
               </w:rPr>
               <w:t>ПРИЛОЖЕНИЯ</w:t>
             </w:r>
             <w:r>
               <w:rPr>
-                <w:noProof/>
-                <w:webHidden/>
+                <w:rFonts w:ascii="Times New Roman" w:hAnsi="Times New Roman" w:cs="Times New Roman"/>
+                <w:noProof/>
+                <w:webHidden/>
+                <w:sz w:val="28"/>
+                <w:szCs w:val="28"/>
               </w:rPr>
               <w:tab/>
             </w:r>
             <w:r>
               <w:rPr>
-                <w:noProof/>
-                <w:webHidden/>
+                <w:rFonts w:ascii="Times New Roman" w:hAnsi="Times New Roman" w:cs="Times New Roman"/>
+                <w:noProof/>
+                <w:webHidden/>
+                <w:sz w:val="28"/>
+                <w:szCs w:val="28"/>
               </w:rPr>
               <w:fldChar w:fldCharType="begin"/>
             </w:r>
             <w:r>
               <w:rPr>
-                <w:noProof/>
-                <w:webHidden/>
-              </w:rPr>
-              <w:instrText xml:space="preserve"> PAGEREF _Toc227747310 \h </w:instrText>
-            </w:r>
-            <w:r>
-              <w:rPr>
-                <w:noProof/>
-                <w:webHidden/>
-              </w:rPr>
-            </w:r>
-            <w:r>
-              <w:rPr>
-                <w:noProof/>
-                <w:webHidden/>
+                <w:rFonts w:ascii="Times New Roman" w:hAnsi="Times New Roman" w:cs="Times New Roman"/>
+                <w:noProof/>
+                <w:webHidden/>
+                <w:sz w:val="28"/>
+                <w:szCs w:val="28"/>
+              </w:rPr>
+              <w:instrText xml:space="preserve"> PAGEREF _Toc227836483 \h </w:instrText>
+            </w:r>
+            <w:r>
+              <w:rPr>
+                <w:rFonts w:ascii="Times New Roman" w:hAnsi="Times New Roman" w:cs="Times New Roman"/>
+                <w:noProof/>
+                <w:webHidden/>
+                <w:sz w:val="28"/>
+                <w:szCs w:val="28"/>
+              </w:rPr>
+            </w:r>
+            <w:r>
+              <w:rPr>
+                <w:rFonts w:ascii="Times New Roman" w:hAnsi="Times New Roman" w:cs="Times New Roman"/>
+                <w:noProof/>
+                <w:webHidden/>
+                <w:sz w:val="28"/>
+                <w:szCs w:val="28"/>
               </w:rPr>
               <w:fldChar w:fldCharType="separate"/>
             </w:r>
             <w:r>
               <w:rPr>
-                <w:noProof/>
-                <w:webHidden/>
-              </w:rPr>
-              <w:t>10</w:t>
-            </w:r>
-            <w:r>
-              <w:rPr>
-                <w:noProof/>
-                <w:webHidden/>
+                <w:rFonts w:ascii="Times New Roman" w:hAnsi="Times New Roman" w:cs="Times New Roman"/>
+                <w:noProof/>
+                <w:webHidden/>
+                <w:sz w:val="28"/>
+                <w:szCs w:val="28"/>
+              </w:rPr>
+              <w:t>11</w:t>
+            </w:r>
+            <w:r>
+              <w:rPr>
+                <w:rFonts w:ascii="Times New Roman" w:hAnsi="Times New Roman" w:cs="Times New Roman"/>
+                <w:noProof/>
+                <w:webHidden/>
+                <w:sz w:val="28"/>
+                <w:szCs w:val="28"/>
               </w:rPr>
               <w:fldChar w:fldCharType="end"/>
             </w:r>
@@ -1434,70 +2319,103 @@
               <w:tab w:val="right" w:leader="dot" w:pos="9345"/>
             </w:tabs>
             <w:rPr>
-              <w:rFonts w:eastAsiaTheme="minorEastAsia"/>
+              <w:rFonts w:ascii="Times New Roman" w:eastAsiaTheme="minorEastAsia" w:hAnsi="Times New Roman" w:cs="Times New Roman"/>
               <w:noProof/>
+              <w:sz w:val="28"/>
+              <w:szCs w:val="28"/>
               <w:lang w:eastAsia="ru-RU"/>
             </w:rPr>
           </w:pPr>
-          <w:hyperlink w:anchor="_Toc227747311" w:history="1">
+          <w:hyperlink w:anchor="_Toc227836484" w:history="1">
             <w:r>
               <w:rPr>
                 <w:rStyle w:val="a4"/>
-                <w:noProof/>
+                <w:rFonts w:ascii="Times New Roman" w:hAnsi="Times New Roman" w:cs="Times New Roman"/>
+                <w:noProof/>
+                <w:sz w:val="28"/>
+                <w:szCs w:val="28"/>
               </w:rPr>
               <w:t>Приложение 1</w:t>
             </w:r>
             <w:r>
               <w:rPr>
-                <w:noProof/>
-                <w:webHidden/>
+                <w:rFonts w:ascii="Times New Roman" w:hAnsi="Times New Roman" w:cs="Times New Roman"/>
+                <w:noProof/>
+                <w:webHidden/>
+                <w:sz w:val="28"/>
+                <w:szCs w:val="28"/>
               </w:rPr>
               <w:tab/>
             </w:r>
             <w:r>
               <w:rPr>
-                <w:noProof/>
-                <w:webHidden/>
+                <w:rFonts w:ascii="Times New Roman" w:hAnsi="Times New Roman" w:cs="Times New Roman"/>
+                <w:noProof/>
+                <w:webHidden/>
+                <w:sz w:val="28"/>
+                <w:szCs w:val="28"/>
               </w:rPr>
               <w:fldChar w:fldCharType="begin"/>
             </w:r>
             <w:r>
               <w:rPr>
-                <w:noProof/>
-                <w:webHidden/>
-              </w:rPr>
-              <w:instrText xml:space="preserve"> PAGEREF _Toc227747311 \h </w:instrText>
-            </w:r>
-            <w:r>
-              <w:rPr>
-                <w:noProof/>
-                <w:webHidden/>
-              </w:rPr>
-            </w:r>
-            <w:r>
-              <w:rPr>
-                <w:noProof/>
-                <w:webHidden/>
+                <w:rFonts w:ascii="Times New Roman" w:hAnsi="Times New Roman" w:cs="Times New Roman"/>
+                <w:noProof/>
+                <w:webHidden/>
+                <w:sz w:val="28"/>
+                <w:szCs w:val="28"/>
+              </w:rPr>
+              <w:instrText xml:space="preserve"> PAGEREF _Toc227836484 \h </w:instrText>
+            </w:r>
+            <w:r>
+              <w:rPr>
+                <w:rFonts w:ascii="Times New Roman" w:hAnsi="Times New Roman" w:cs="Times New Roman"/>
+                <w:noProof/>
+                <w:webHidden/>
+                <w:sz w:val="28"/>
+                <w:szCs w:val="28"/>
+              </w:rPr>
+            </w:r>
+            <w:r>
+              <w:rPr>
+                <w:rFonts w:ascii="Times New Roman" w:hAnsi="Times New Roman" w:cs="Times New Roman"/>
+                <w:noProof/>
+                <w:webHidden/>
+                <w:sz w:val="28"/>
+                <w:szCs w:val="28"/>
               </w:rPr>
               <w:fldChar w:fldCharType="separate"/>
             </w:r>
             <w:r>
               <w:rPr>
-                <w:noProof/>
-                <w:webHidden/>
-              </w:rPr>
-              <w:t>10</w:t>
-            </w:r>
-            <w:r>
-              <w:rPr>
-                <w:noProof/>
-                <w:webHidden/>
+                <w:rFonts w:ascii="Times New Roman" w:hAnsi="Times New Roman" w:cs="Times New Roman"/>
+                <w:noProof/>
+                <w:webHidden/>
+                <w:sz w:val="28"/>
+                <w:szCs w:val="28"/>
+              </w:rPr>
+              <w:t>11</w:t>
+            </w:r>
+            <w:r>
+              <w:rPr>
+                <w:rFonts w:ascii="Times New Roman" w:hAnsi="Times New Roman" w:cs="Times New Roman"/>
+                <w:noProof/>
+                <w:webHidden/>
+                <w:sz w:val="28"/>
+                <w:szCs w:val="28"/>
               </w:rPr>
               <w:fldChar w:fldCharType="end"/>
             </w:r>
           </w:hyperlink>
         </w:p>
         <w:p>
+          <w:pPr>
+            <w:rPr>
+              <w:rFonts w:ascii="Times New Roman" w:hAnsi="Times New Roman" w:cs="Times New Roman"/>
+              <w:sz w:val="28"/>
+              <w:szCs w:val="28"/>
+            </w:rPr>
+          </w:pPr>
           <w:r>
             <w:rPr>
               <w:rFonts w:ascii="Times New Roman" w:hAnsi="Times New Roman" w:cs="Times New Roman"/>
@@ -1541,7 +2459,7 @@
       <w:pPr>
         <w:pStyle w:val="1"/>
       </w:pPr>
-      <w:bookmarkStart w:id="0" w:name="_Toc227747299"/>
+      <w:bookmarkStart w:id="0" w:name="_Toc227836466"/>
       <w:r>
         <w:lastRenderedPageBreak/>
         <w:t>В</w:t>
@@ -2044,7 +2962,7 @@
       <w:pPr>
         <w:pStyle w:val="1"/>
       </w:pPr>
-      <w:bookmarkStart w:id="1" w:name="_Toc227747300"/>
+      <w:bookmarkStart w:id="1" w:name="_Toc227836467"/>
       <w:r>
         <w:rPr>
           <w:rFonts w:ascii="Times New Roman" w:hAnsi="Times New Roman" w:cs="Times New Roman"/>
@@ -2067,7 +2985,7 @@
       <w:pPr>
         <w:pStyle w:val="2"/>
       </w:pPr>
-      <w:bookmarkStart w:id="2" w:name="_Toc227747301"/>
+      <w:bookmarkStart w:id="2" w:name="_Toc227836468"/>
       <w:r>
         <w:t>1.1 Анализ предметной области</w:t>
       </w:r>
@@ -2204,7 +3122,15 @@
           <w:szCs w:val="28"/>
           <w:lang w:val="en-US"/>
         </w:rPr>
-        <w:t>SWOT-</w:t>
+        <w:t>SWOT</w:t>
+      </w:r>
+      <w:r>
+        <w:rPr>
+          <w:rFonts w:ascii="Times New Roman" w:hAnsi="Times New Roman" w:cs="Times New Roman"/>
+          <w:sz w:val="28"/>
+          <w:szCs w:val="28"/>
+        </w:rPr>
+        <w:t>-</w:t>
       </w:r>
       <w:r>
         <w:rPr>
@@ -2236,7 +3162,7 @@
       <w:pPr>
         <w:pStyle w:val="2"/>
       </w:pPr>
-      <w:bookmarkStart w:id="3" w:name="_Toc227747302"/>
+      <w:bookmarkStart w:id="3" w:name="_Toc227836469"/>
       <w:r>
         <w:t>1.2 Сбор и анализ требований</w:t>
       </w:r>
@@ -2246,7 +3172,7 @@
       <w:pPr>
         <w:pStyle w:val="3"/>
       </w:pPr>
-      <w:bookmarkStart w:id="4" w:name="_Toc227747303"/>
+      <w:bookmarkStart w:id="4" w:name="_Toc227836470"/>
       <w:r>
         <w:t>1.2.1 Составление анкеты с вопросами для заказчика (брифа)</w:t>
       </w:r>
@@ -2292,48 +3218,24 @@
           <w:sz w:val="28"/>
           <w:szCs w:val="28"/>
         </w:rPr>
-        <w:t xml:space="preserve">Вопросы, ответы есть </w:t>
-      </w:r>
-      <w:r>
-        <w:rPr>
-          <w:rFonts w:ascii="Times New Roman" w:hAnsi="Times New Roman" w:cs="Times New Roman"/>
-          <w:sz w:val="28"/>
-          <w:szCs w:val="28"/>
-        </w:rPr>
-        <w:t>– просто вставляем</w:t>
-      </w:r>
-    </w:p>
-    <w:p>
-      <w:pPr>
-        <w:rPr>
-          <w:rFonts w:ascii="Times New Roman" w:hAnsi="Times New Roman" w:cs="Times New Roman"/>
-          <w:sz w:val="28"/>
-          <w:szCs w:val="28"/>
-        </w:rPr>
-      </w:pPr>
-      <w:r>
-        <w:rPr>
-          <w:rFonts w:ascii="Times New Roman" w:hAnsi="Times New Roman" w:cs="Times New Roman"/>
-          <w:sz w:val="28"/>
-          <w:szCs w:val="28"/>
-        </w:rPr>
-        <w:t xml:space="preserve">Описываете результаты ответов заказчика на вопросы брифа - </w:t>
-      </w:r>
-      <w:r>
-        <w:rPr>
-          <w:rFonts w:ascii="Times New Roman" w:hAnsi="Times New Roman" w:cs="Times New Roman"/>
-          <w:sz w:val="28"/>
-          <w:szCs w:val="28"/>
-        </w:rPr>
-        <w:t xml:space="preserve">Приложение </w:t>
-      </w:r>
-      <w:r>
-        <w:rPr>
-          <w:rFonts w:ascii="Times New Roman" w:hAnsi="Times New Roman" w:cs="Times New Roman"/>
-          <w:sz w:val="28"/>
-          <w:szCs w:val="28"/>
-        </w:rPr>
-        <w:t>2.</w:t>
+        <w:t>Вопросы, ответы есть – просто вставляем</w:t>
+      </w:r>
+    </w:p>
+    <w:p>
+      <w:pPr>
+        <w:rPr>
+          <w:rFonts w:ascii="Times New Roman" w:hAnsi="Times New Roman" w:cs="Times New Roman"/>
+          <w:sz w:val="28"/>
+          <w:szCs w:val="28"/>
+        </w:rPr>
+      </w:pPr>
+      <w:r>
+        <w:rPr>
+          <w:rFonts w:ascii="Times New Roman" w:hAnsi="Times New Roman" w:cs="Times New Roman"/>
+          <w:sz w:val="28"/>
+          <w:szCs w:val="28"/>
+        </w:rPr>
+        <w:t>Описываете результаты ответов заказчика на вопросы брифа - Приложение 2.</w:t>
       </w:r>
     </w:p>
     <w:p>
@@ -2366,7 +3268,7 @@
       <w:pPr>
         <w:pStyle w:val="3"/>
       </w:pPr>
-      <w:bookmarkStart w:id="5" w:name="_Toc227747304"/>
+      <w:bookmarkStart w:id="5" w:name="_Toc227836471"/>
       <w:r>
         <w:t>1.2.2 Разработка технического задания по брифу с ответами заказчика</w:t>
       </w:r>
@@ -2395,127 +3297,7 @@
           <w:sz w:val="28"/>
           <w:szCs w:val="28"/>
         </w:rPr>
-        <w:t xml:space="preserve">Описываете (кратко) что такое </w:t>
-      </w:r>
-      <w:r>
-        <w:rPr>
-          <w:rFonts w:ascii="Times New Roman" w:hAnsi="Times New Roman" w:cs="Times New Roman"/>
-          <w:sz w:val="28"/>
-          <w:szCs w:val="28"/>
-        </w:rPr>
-        <w:t>ТЗ</w:t>
-      </w:r>
-      <w:r>
-        <w:rPr>
-          <w:rFonts w:ascii="Times New Roman" w:hAnsi="Times New Roman" w:cs="Times New Roman"/>
-          <w:sz w:val="28"/>
-          <w:szCs w:val="28"/>
-        </w:rPr>
-        <w:t>, зачем он</w:t>
-      </w:r>
-      <w:r>
-        <w:rPr>
-          <w:rFonts w:ascii="Times New Roman" w:hAnsi="Times New Roman" w:cs="Times New Roman"/>
-          <w:sz w:val="28"/>
-          <w:szCs w:val="28"/>
-        </w:rPr>
-        <w:t>о</w:t>
-      </w:r>
-      <w:r>
-        <w:rPr>
-          <w:rFonts w:ascii="Times New Roman" w:hAnsi="Times New Roman" w:cs="Times New Roman"/>
-          <w:sz w:val="28"/>
-          <w:szCs w:val="28"/>
-        </w:rPr>
-        <w:t xml:space="preserve"> нужн</w:t>
-      </w:r>
-      <w:r>
-        <w:rPr>
-          <w:rFonts w:ascii="Times New Roman" w:hAnsi="Times New Roman" w:cs="Times New Roman"/>
-          <w:sz w:val="28"/>
-          <w:szCs w:val="28"/>
-        </w:rPr>
-        <w:t>о</w:t>
-      </w:r>
-      <w:r>
-        <w:rPr>
-          <w:rFonts w:ascii="Times New Roman" w:hAnsi="Times New Roman" w:cs="Times New Roman"/>
-          <w:sz w:val="28"/>
-          <w:szCs w:val="28"/>
-        </w:rPr>
-        <w:t xml:space="preserve"> – составляете </w:t>
-      </w:r>
-      <w:r>
-        <w:rPr>
-          <w:rFonts w:ascii="Times New Roman" w:hAnsi="Times New Roman" w:cs="Times New Roman"/>
-          <w:sz w:val="28"/>
-          <w:szCs w:val="28"/>
-        </w:rPr>
-        <w:t>его по ответам, по</w:t>
-      </w:r>
-      <w:r>
-        <w:rPr>
-          <w:rFonts w:ascii="Times New Roman" w:hAnsi="Times New Roman" w:cs="Times New Roman"/>
-          <w:sz w:val="28"/>
-          <w:szCs w:val="28"/>
-        </w:rPr>
-        <w:t xml:space="preserve"> бриф</w:t>
-      </w:r>
-      <w:r>
-        <w:rPr>
-          <w:rFonts w:ascii="Times New Roman" w:hAnsi="Times New Roman" w:cs="Times New Roman"/>
-          <w:sz w:val="28"/>
-          <w:szCs w:val="28"/>
-        </w:rPr>
-        <w:t>у</w:t>
-      </w:r>
-      <w:r>
-        <w:rPr>
-          <w:rFonts w:ascii="Times New Roman" w:hAnsi="Times New Roman" w:cs="Times New Roman"/>
-          <w:sz w:val="28"/>
-          <w:szCs w:val="28"/>
-        </w:rPr>
-        <w:t xml:space="preserve">– добавляете в Приложение </w:t>
-      </w:r>
-      <w:r>
-        <w:rPr>
-          <w:rFonts w:ascii="Times New Roman" w:hAnsi="Times New Roman" w:cs="Times New Roman"/>
-          <w:sz w:val="28"/>
-          <w:szCs w:val="28"/>
-        </w:rPr>
-        <w:t>3</w:t>
-      </w:r>
-      <w:r>
-        <w:rPr>
-          <w:rFonts w:ascii="Times New Roman" w:hAnsi="Times New Roman" w:cs="Times New Roman"/>
-          <w:sz w:val="28"/>
-          <w:szCs w:val="28"/>
-        </w:rPr>
-        <w:t xml:space="preserve">, описываете общие сведения – сколько </w:t>
-      </w:r>
-      <w:r>
-        <w:rPr>
-          <w:rFonts w:ascii="Times New Roman" w:hAnsi="Times New Roman" w:cs="Times New Roman"/>
-          <w:sz w:val="28"/>
-          <w:szCs w:val="28"/>
-        </w:rPr>
-        <w:t>разделов</w:t>
-      </w:r>
-      <w:r>
-        <w:rPr>
-          <w:rFonts w:ascii="Times New Roman" w:hAnsi="Times New Roman" w:cs="Times New Roman"/>
-          <w:sz w:val="28"/>
-          <w:szCs w:val="28"/>
-        </w:rPr>
-        <w:t>, основн</w:t>
-      </w:r>
-      <w:r>
-        <w:rPr>
-          <w:rFonts w:ascii="Times New Roman" w:hAnsi="Times New Roman" w:cs="Times New Roman"/>
-          <w:sz w:val="28"/>
-          <w:szCs w:val="28"/>
-        </w:rPr>
-        <w:t xml:space="preserve">ой функционал для первой версии продукта (сайта), основные нефункциональные требования </w:t>
+        <w:t xml:space="preserve">Описываете (кратко) что такое ТЗ, зачем оно нужно – составляете его по ответам, по брифу– добавляете в Приложение 3, описываете общие сведения – сколько разделов, основной функционал для первой версии продукта (сайта), основные нефункциональные требования </w:t>
       </w:r>
       <w:proofErr w:type="gramStart"/>
       <w:r>
@@ -2583,7 +3365,7 @@
       <w:pPr>
         <w:pStyle w:val="2"/>
       </w:pPr>
-      <w:bookmarkStart w:id="6" w:name="_Toc227747305"/>
+      <w:bookmarkStart w:id="6" w:name="_Toc227836472"/>
       <w:r>
         <w:lastRenderedPageBreak/>
         <w:t>1.3 Архитектурное проектирование</w:t>
@@ -2653,6 +3435,48 @@
           <w:sz w:val="28"/>
           <w:szCs w:val="28"/>
         </w:rPr>
+        <w:t xml:space="preserve">  (</w:t>
+      </w:r>
+      <w:proofErr w:type="gramEnd"/>
+      <w:r>
+        <w:rPr>
+          <w:rFonts w:ascii="Times New Roman" w:hAnsi="Times New Roman" w:cs="Times New Roman"/>
+          <w:sz w:val="28"/>
+          <w:szCs w:val="28"/>
+        </w:rPr>
+        <w:t>что это описываем, вставляем картинку по теме)</w:t>
+      </w:r>
+      <w:r>
+        <w:rPr>
+          <w:rFonts w:ascii="Times New Roman" w:hAnsi="Times New Roman" w:cs="Times New Roman"/>
+          <w:sz w:val="28"/>
+          <w:szCs w:val="28"/>
+        </w:rPr>
+        <w:t xml:space="preserve">. </w:t>
+      </w:r>
+    </w:p>
+    <w:p>
+      <w:pPr>
+        <w:rPr>
+          <w:rFonts w:ascii="Times New Roman" w:hAnsi="Times New Roman" w:cs="Times New Roman"/>
+          <w:sz w:val="28"/>
+          <w:szCs w:val="28"/>
+        </w:rPr>
+      </w:pPr>
+      <w:r>
+        <w:rPr>
+          <w:rFonts w:ascii="Times New Roman" w:hAnsi="Times New Roman" w:cs="Times New Roman"/>
+          <w:sz w:val="28"/>
+          <w:szCs w:val="28"/>
+        </w:rPr>
+        <w:t xml:space="preserve">Спецификация требований для 1 итерации. </w:t>
+      </w:r>
+      <w:r>
+        <w:rPr>
+          <w:rFonts w:ascii="Times New Roman" w:hAnsi="Times New Roman" w:cs="Times New Roman"/>
+          <w:sz w:val="28"/>
+          <w:szCs w:val="28"/>
+        </w:rPr>
         <w:t xml:space="preserve"> </w:t>
       </w:r>
       <w:r>
@@ -2661,24 +3485,192 @@
           <w:sz w:val="28"/>
           <w:szCs w:val="28"/>
         </w:rPr>
+        <w:t>Архитектура проекта - клиент-серверная</w:t>
+      </w:r>
+      <w:r>
+        <w:rPr>
+          <w:rFonts w:ascii="Times New Roman" w:hAnsi="Times New Roman" w:cs="Times New Roman"/>
+          <w:sz w:val="28"/>
+          <w:szCs w:val="28"/>
+        </w:rPr>
+        <w:t xml:space="preserve"> (что это описываем, вставляем картинку по теме)</w:t>
+      </w:r>
+      <w:r>
+        <w:rPr>
+          <w:rFonts w:ascii="Times New Roman" w:hAnsi="Times New Roman" w:cs="Times New Roman"/>
+          <w:sz w:val="28"/>
+          <w:szCs w:val="28"/>
+        </w:rPr>
+        <w:t xml:space="preserve">. </w:t>
+      </w:r>
+    </w:p>
+    <w:p>
+      <w:pPr>
+        <w:rPr>
+          <w:rFonts w:ascii="Times New Roman" w:hAnsi="Times New Roman" w:cs="Times New Roman"/>
+          <w:sz w:val="28"/>
+          <w:szCs w:val="28"/>
+        </w:rPr>
+      </w:pPr>
+      <w:r>
+        <w:rPr>
+          <w:rFonts w:ascii="Times New Roman" w:hAnsi="Times New Roman" w:cs="Times New Roman"/>
+          <w:sz w:val="28"/>
+          <w:szCs w:val="28"/>
+        </w:rPr>
+        <w:t>Выбранная СУБД</w:t>
+      </w:r>
+      <w:r>
+        <w:rPr>
+          <w:rFonts w:ascii="Times New Roman" w:hAnsi="Times New Roman" w:cs="Times New Roman"/>
+          <w:sz w:val="28"/>
+          <w:szCs w:val="28"/>
+        </w:rPr>
         <w:t xml:space="preserve"> (</w:t>
       </w:r>
-      <w:proofErr w:type="gramEnd"/>
-      <w:r>
-        <w:rPr>
-          <w:rFonts w:ascii="Times New Roman" w:hAnsi="Times New Roman" w:cs="Times New Roman"/>
-          <w:sz w:val="28"/>
-          <w:szCs w:val="28"/>
-        </w:rPr>
-        <w:t>что это описываем</w:t>
-      </w:r>
-      <w:r>
-        <w:rPr>
-          <w:rFonts w:ascii="Times New Roman" w:hAnsi="Times New Roman" w:cs="Times New Roman"/>
-          <w:sz w:val="28"/>
-          <w:szCs w:val="28"/>
-        </w:rPr>
-        <w:t>, вставляем картинку по теме</w:t>
+      <w:proofErr w:type="spellStart"/>
+      <w:r>
+        <w:rPr>
+          <w:rFonts w:ascii="Times New Roman" w:hAnsi="Times New Roman" w:cs="Times New Roman"/>
+          <w:sz w:val="28"/>
+          <w:szCs w:val="28"/>
+          <w:lang w:val="en-US"/>
+        </w:rPr>
+        <w:t>mySQL</w:t>
+      </w:r>
+      <w:proofErr w:type="spellEnd"/>
+      <w:r>
+        <w:rPr>
+          <w:rFonts w:ascii="Times New Roman" w:hAnsi="Times New Roman" w:cs="Times New Roman"/>
+          <w:sz w:val="28"/>
+          <w:szCs w:val="28"/>
+        </w:rPr>
+        <w:t xml:space="preserve">, </w:t>
+      </w:r>
+      <w:r>
+        <w:rPr>
+          <w:rFonts w:ascii="Times New Roman" w:hAnsi="Times New Roman" w:cs="Times New Roman"/>
+          <w:sz w:val="28"/>
+          <w:szCs w:val="28"/>
+        </w:rPr>
+        <w:t>обосновываем свой выбор)</w:t>
+      </w:r>
+      <w:r>
+        <w:rPr>
+          <w:rFonts w:ascii="Times New Roman" w:hAnsi="Times New Roman" w:cs="Times New Roman"/>
+          <w:sz w:val="28"/>
+          <w:szCs w:val="28"/>
+        </w:rPr>
+        <w:t>.</w:t>
+      </w:r>
+    </w:p>
+    <w:p>
+      <w:pPr>
+        <w:rPr>
+          <w:rFonts w:ascii="Times New Roman" w:hAnsi="Times New Roman" w:cs="Times New Roman"/>
+          <w:sz w:val="28"/>
+          <w:szCs w:val="28"/>
+        </w:rPr>
+      </w:pPr>
+      <w:r>
+        <w:rPr>
+          <w:rFonts w:ascii="Times New Roman" w:hAnsi="Times New Roman" w:cs="Times New Roman"/>
+          <w:sz w:val="28"/>
+          <w:szCs w:val="28"/>
+        </w:rPr>
+        <w:t>Паттерн</w:t>
+      </w:r>
+      <w:r>
+        <w:rPr>
+          <w:rFonts w:ascii="Times New Roman" w:hAnsi="Times New Roman" w:cs="Times New Roman"/>
+          <w:sz w:val="28"/>
+          <w:szCs w:val="28"/>
+        </w:rPr>
+        <w:t xml:space="preserve"> </w:t>
+      </w:r>
+      <w:r>
+        <w:rPr>
+          <w:rFonts w:ascii="Times New Roman" w:hAnsi="Times New Roman" w:cs="Times New Roman"/>
+          <w:sz w:val="28"/>
+          <w:szCs w:val="28"/>
+        </w:rPr>
+        <w:t>реализации</w:t>
+      </w:r>
+      <w:r>
+        <w:rPr>
+          <w:rFonts w:ascii="Times New Roman" w:hAnsi="Times New Roman" w:cs="Times New Roman"/>
+          <w:sz w:val="28"/>
+          <w:szCs w:val="28"/>
+        </w:rPr>
+        <w:t xml:space="preserve"> </w:t>
+      </w:r>
+      <w:r>
+        <w:rPr>
+          <w:rFonts w:ascii="Times New Roman" w:hAnsi="Times New Roman" w:cs="Times New Roman"/>
+          <w:sz w:val="28"/>
+          <w:szCs w:val="28"/>
+        </w:rPr>
+        <w:t xml:space="preserve">программного кода </w:t>
+      </w:r>
+      <w:r>
+        <w:rPr>
+          <w:rFonts w:ascii="Times New Roman" w:hAnsi="Times New Roman" w:cs="Times New Roman"/>
+          <w:sz w:val="28"/>
+          <w:szCs w:val="28"/>
+          <w:lang w:val="en-US"/>
+        </w:rPr>
+        <w:t>MVC</w:t>
+      </w:r>
+      <w:r>
+        <w:rPr>
+          <w:rFonts w:ascii="Times New Roman" w:hAnsi="Times New Roman" w:cs="Times New Roman"/>
+          <w:sz w:val="28"/>
+          <w:szCs w:val="28"/>
+        </w:rPr>
+        <w:t xml:space="preserve"> (</w:t>
+      </w:r>
+      <w:r>
+        <w:rPr>
+          <w:rFonts w:ascii="Times New Roman" w:hAnsi="Times New Roman" w:cs="Times New Roman"/>
+          <w:sz w:val="28"/>
+          <w:szCs w:val="28"/>
+          <w:lang w:val="en-US"/>
+        </w:rPr>
+        <w:t>Model</w:t>
+      </w:r>
+      <w:r>
+        <w:rPr>
+          <w:rFonts w:ascii="Times New Roman" w:hAnsi="Times New Roman" w:cs="Times New Roman"/>
+          <w:sz w:val="28"/>
+          <w:szCs w:val="28"/>
+        </w:rPr>
+        <w:t>-</w:t>
+      </w:r>
+      <w:r>
+        <w:rPr>
+          <w:rFonts w:ascii="Times New Roman" w:hAnsi="Times New Roman" w:cs="Times New Roman"/>
+          <w:sz w:val="28"/>
+          <w:szCs w:val="28"/>
+          <w:lang w:val="en-US"/>
+        </w:rPr>
+        <w:t>View</w:t>
+      </w:r>
+      <w:r>
+        <w:rPr>
+          <w:rFonts w:ascii="Times New Roman" w:hAnsi="Times New Roman" w:cs="Times New Roman"/>
+          <w:sz w:val="28"/>
+          <w:szCs w:val="28"/>
+        </w:rPr>
+        <w:t>-</w:t>
+      </w:r>
+      <w:r>
+        <w:rPr>
+          <w:rFonts w:ascii="Times New Roman" w:hAnsi="Times New Roman" w:cs="Times New Roman"/>
+          <w:sz w:val="28"/>
+          <w:szCs w:val="28"/>
+          <w:lang w:val="en-US"/>
+        </w:rPr>
+        <w:t>Controller</w:t>
       </w:r>
       <w:r>
         <w:rPr>
@@ -2694,24 +3686,7 @@
           <w:sz w:val="28"/>
           <w:szCs w:val="28"/>
         </w:rPr>
-        <w:t xml:space="preserve">. </w:t>
-      </w:r>
-    </w:p>
-    <w:p>
-      <w:pPr>
-        <w:rPr>
-          <w:rFonts w:ascii="Times New Roman" w:hAnsi="Times New Roman" w:cs="Times New Roman"/>
-          <w:sz w:val="28"/>
-          <w:szCs w:val="28"/>
-        </w:rPr>
-      </w:pPr>
-      <w:r>
-        <w:rPr>
-          <w:rFonts w:ascii="Times New Roman" w:hAnsi="Times New Roman" w:cs="Times New Roman"/>
-          <w:sz w:val="28"/>
-          <w:szCs w:val="28"/>
-        </w:rPr>
-        <w:t xml:space="preserve">Спецификация требований для 1 итерации. </w:t>
+        <w:t xml:space="preserve"> - описываем,</w:t>
       </w:r>
       <w:r>
         <w:rPr>
@@ -2727,66 +3702,8 @@
           <w:sz w:val="28"/>
           <w:szCs w:val="28"/>
         </w:rPr>
-        <w:t>Архитектура проекта - клиент-серверная</w:t>
-      </w:r>
-      <w:r>
-        <w:rPr>
-          <w:rFonts w:ascii="Times New Roman" w:hAnsi="Times New Roman" w:cs="Times New Roman"/>
-          <w:sz w:val="28"/>
-          <w:szCs w:val="28"/>
-        </w:rPr>
-        <w:t xml:space="preserve"> (что это описываем</w:t>
-      </w:r>
-      <w:r>
-        <w:rPr>
-          <w:rFonts w:ascii="Times New Roman" w:hAnsi="Times New Roman" w:cs="Times New Roman"/>
-          <w:sz w:val="28"/>
-          <w:szCs w:val="28"/>
-        </w:rPr>
-        <w:t>, вставляем картинку по теме</w:t>
-      </w:r>
-      <w:r>
-        <w:rPr>
-          <w:rFonts w:ascii="Times New Roman" w:hAnsi="Times New Roman" w:cs="Times New Roman"/>
-          <w:sz w:val="28"/>
-          <w:szCs w:val="28"/>
-        </w:rPr>
-        <w:t>)</w:t>
-      </w:r>
-      <w:r>
-        <w:rPr>
-          <w:rFonts w:ascii="Times New Roman" w:hAnsi="Times New Roman" w:cs="Times New Roman"/>
-          <w:sz w:val="28"/>
-          <w:szCs w:val="28"/>
-        </w:rPr>
-        <w:t xml:space="preserve">. </w:t>
-      </w:r>
-    </w:p>
-    <w:p>
-      <w:pPr>
-        <w:rPr>
-          <w:rFonts w:ascii="Times New Roman" w:hAnsi="Times New Roman" w:cs="Times New Roman"/>
-          <w:sz w:val="28"/>
-          <w:szCs w:val="28"/>
-        </w:rPr>
-      </w:pPr>
-      <w:r>
-        <w:rPr>
-          <w:rFonts w:ascii="Times New Roman" w:hAnsi="Times New Roman" w:cs="Times New Roman"/>
-          <w:sz w:val="28"/>
-          <w:szCs w:val="28"/>
-        </w:rPr>
-        <w:t>Выбранная СУБД</w:t>
-      </w:r>
-      <w:r>
-        <w:rPr>
-          <w:rFonts w:ascii="Times New Roman" w:hAnsi="Times New Roman" w:cs="Times New Roman"/>
-          <w:sz w:val="28"/>
-          <w:szCs w:val="28"/>
-        </w:rPr>
-        <w:t xml:space="preserve"> (</w:t>
-      </w:r>
-      <w:proofErr w:type="spellStart"/>
+        <w:t xml:space="preserve">обосновываем свой выбор, картинку по теме, скриншот структуры каталогов, реализующих </w:t>
+      </w:r>
       <w:r>
         <w:rPr>
           <w:rFonts w:ascii="Times New Roman" w:hAnsi="Times New Roman" w:cs="Times New Roman"/>
@@ -2794,89 +3711,6 @@
           <w:szCs w:val="28"/>
           <w:lang w:val="en-US"/>
         </w:rPr>
-        <w:t>mySQL</w:t>
-      </w:r>
-      <w:proofErr w:type="spellEnd"/>
-      <w:r>
-        <w:rPr>
-          <w:rFonts w:ascii="Times New Roman" w:hAnsi="Times New Roman" w:cs="Times New Roman"/>
-          <w:sz w:val="28"/>
-          <w:szCs w:val="28"/>
-        </w:rPr>
-        <w:t xml:space="preserve">, </w:t>
-      </w:r>
-      <w:r>
-        <w:rPr>
-          <w:rFonts w:ascii="Times New Roman" w:hAnsi="Times New Roman" w:cs="Times New Roman"/>
-          <w:sz w:val="28"/>
-          <w:szCs w:val="28"/>
-        </w:rPr>
-        <w:t>обосновываем свой выбор)</w:t>
-      </w:r>
-      <w:r>
-        <w:rPr>
-          <w:rFonts w:ascii="Times New Roman" w:hAnsi="Times New Roman" w:cs="Times New Roman"/>
-          <w:sz w:val="28"/>
-          <w:szCs w:val="28"/>
-        </w:rPr>
-        <w:t>.</w:t>
-      </w:r>
-    </w:p>
-    <w:p>
-      <w:pPr>
-        <w:rPr>
-          <w:rFonts w:ascii="Times New Roman" w:hAnsi="Times New Roman" w:cs="Times New Roman"/>
-          <w:sz w:val="28"/>
-          <w:szCs w:val="28"/>
-        </w:rPr>
-      </w:pPr>
-      <w:r>
-        <w:rPr>
-          <w:rFonts w:ascii="Times New Roman" w:hAnsi="Times New Roman" w:cs="Times New Roman"/>
-          <w:sz w:val="28"/>
-          <w:szCs w:val="28"/>
-        </w:rPr>
-        <w:t>Паттерн</w:t>
-      </w:r>
-      <w:r>
-        <w:rPr>
-          <w:rFonts w:ascii="Times New Roman" w:hAnsi="Times New Roman" w:cs="Times New Roman"/>
-          <w:sz w:val="28"/>
-          <w:szCs w:val="28"/>
-        </w:rPr>
-        <w:t xml:space="preserve"> </w:t>
-      </w:r>
-      <w:r>
-        <w:rPr>
-          <w:rFonts w:ascii="Times New Roman" w:hAnsi="Times New Roman" w:cs="Times New Roman"/>
-          <w:sz w:val="28"/>
-          <w:szCs w:val="28"/>
-        </w:rPr>
-        <w:t>реализации</w:t>
-      </w:r>
-      <w:r>
-        <w:rPr>
-          <w:rFonts w:ascii="Times New Roman" w:hAnsi="Times New Roman" w:cs="Times New Roman"/>
-          <w:sz w:val="28"/>
-          <w:szCs w:val="28"/>
-        </w:rPr>
-        <w:t xml:space="preserve"> </w:t>
-      </w:r>
-      <w:r>
-        <w:rPr>
-          <w:rFonts w:ascii="Times New Roman" w:hAnsi="Times New Roman" w:cs="Times New Roman"/>
-          <w:sz w:val="28"/>
-          <w:szCs w:val="28"/>
-        </w:rPr>
-        <w:t xml:space="preserve">программного кода </w:t>
-      </w:r>
-      <w:r>
-        <w:rPr>
-          <w:rFonts w:ascii="Times New Roman" w:hAnsi="Times New Roman" w:cs="Times New Roman"/>
-          <w:sz w:val="28"/>
-          <w:szCs w:val="28"/>
-          <w:lang w:val="en-US"/>
-        </w:rPr>
         <w:t>MVC</w:t>
       </w:r>
       <w:r>
@@ -2885,114 +3719,6 @@
           <w:sz w:val="28"/>
           <w:szCs w:val="28"/>
         </w:rPr>
-        <w:t xml:space="preserve"> (</w:t>
-      </w:r>
-      <w:r>
-        <w:rPr>
-          <w:rFonts w:ascii="Times New Roman" w:hAnsi="Times New Roman" w:cs="Times New Roman"/>
-          <w:sz w:val="28"/>
-          <w:szCs w:val="28"/>
-          <w:lang w:val="en-US"/>
-        </w:rPr>
-        <w:t>Model</w:t>
-      </w:r>
-      <w:r>
-        <w:rPr>
-          <w:rFonts w:ascii="Times New Roman" w:hAnsi="Times New Roman" w:cs="Times New Roman"/>
-          <w:sz w:val="28"/>
-          <w:szCs w:val="28"/>
-        </w:rPr>
-        <w:t>-</w:t>
-      </w:r>
-      <w:r>
-        <w:rPr>
-          <w:rFonts w:ascii="Times New Roman" w:hAnsi="Times New Roman" w:cs="Times New Roman"/>
-          <w:sz w:val="28"/>
-          <w:szCs w:val="28"/>
-          <w:lang w:val="en-US"/>
-        </w:rPr>
-        <w:t>View</w:t>
-      </w:r>
-      <w:r>
-        <w:rPr>
-          <w:rFonts w:ascii="Times New Roman" w:hAnsi="Times New Roman" w:cs="Times New Roman"/>
-          <w:sz w:val="28"/>
-          <w:szCs w:val="28"/>
-        </w:rPr>
-        <w:t>-</w:t>
-      </w:r>
-      <w:r>
-        <w:rPr>
-          <w:rFonts w:ascii="Times New Roman" w:hAnsi="Times New Roman" w:cs="Times New Roman"/>
-          <w:sz w:val="28"/>
-          <w:szCs w:val="28"/>
-          <w:lang w:val="en-US"/>
-        </w:rPr>
-        <w:t>Controller</w:t>
-      </w:r>
-      <w:r>
-        <w:rPr>
-          <w:rFonts w:ascii="Times New Roman" w:hAnsi="Times New Roman" w:cs="Times New Roman"/>
-          <w:sz w:val="28"/>
-          <w:szCs w:val="28"/>
-        </w:rPr>
-        <w:t>)</w:t>
-      </w:r>
-      <w:r>
-        <w:rPr>
-          <w:rFonts w:ascii="Times New Roman" w:hAnsi="Times New Roman" w:cs="Times New Roman"/>
-          <w:sz w:val="28"/>
-          <w:szCs w:val="28"/>
-        </w:rPr>
-        <w:t xml:space="preserve"> - </w:t>
-      </w:r>
-      <w:r>
-        <w:rPr>
-          <w:rFonts w:ascii="Times New Roman" w:hAnsi="Times New Roman" w:cs="Times New Roman"/>
-          <w:sz w:val="28"/>
-          <w:szCs w:val="28"/>
-        </w:rPr>
-        <w:t>описываем,</w:t>
-      </w:r>
-      <w:r>
-        <w:rPr>
-          <w:rFonts w:ascii="Times New Roman" w:hAnsi="Times New Roman" w:cs="Times New Roman"/>
-          <w:sz w:val="28"/>
-          <w:szCs w:val="28"/>
-        </w:rPr>
-        <w:t xml:space="preserve"> </w:t>
-      </w:r>
-      <w:r>
-        <w:rPr>
-          <w:rFonts w:ascii="Times New Roman" w:hAnsi="Times New Roman" w:cs="Times New Roman"/>
-          <w:sz w:val="28"/>
-          <w:szCs w:val="28"/>
-        </w:rPr>
-        <w:t>обосновываем свой выбор</w:t>
-      </w:r>
-      <w:r>
-        <w:rPr>
-          <w:rFonts w:ascii="Times New Roman" w:hAnsi="Times New Roman" w:cs="Times New Roman"/>
-          <w:sz w:val="28"/>
-          <w:szCs w:val="28"/>
-        </w:rPr>
-        <w:t xml:space="preserve">, картинку по теме, скриншот структуры каталогов, реализующих </w:t>
-      </w:r>
-      <w:r>
-        <w:rPr>
-          <w:rFonts w:ascii="Times New Roman" w:hAnsi="Times New Roman" w:cs="Times New Roman"/>
-          <w:sz w:val="28"/>
-          <w:szCs w:val="28"/>
-          <w:lang w:val="en-US"/>
-        </w:rPr>
-        <w:t>MVC</w:t>
-      </w:r>
-      <w:r>
-        <w:rPr>
-          <w:rFonts w:ascii="Times New Roman" w:hAnsi="Times New Roman" w:cs="Times New Roman"/>
-          <w:sz w:val="28"/>
-          <w:szCs w:val="28"/>
-        </w:rPr>
         <w:t xml:space="preserve"> модель, задающих общую структуру проекта.</w:t>
       </w:r>
     </w:p>
@@ -3000,7 +3726,7 @@
       <w:pPr>
         <w:pStyle w:val="2"/>
       </w:pPr>
-      <w:bookmarkStart w:id="7" w:name="_Toc227747306"/>
+      <w:bookmarkStart w:id="7" w:name="_Toc227836473"/>
       <w:r>
         <w:t>1.4 Детальное проектирование с использованием UML диаграмм</w:t>
       </w:r>
@@ -3085,41 +3811,778 @@
           <w:szCs w:val="28"/>
         </w:rPr>
       </w:pPr>
-      <w:r>
-        <w:rPr>
-          <w:rFonts w:ascii="Times New Roman" w:hAnsi="Times New Roman" w:cs="Times New Roman"/>
-          <w:sz w:val="28"/>
-          <w:szCs w:val="28"/>
-        </w:rPr>
-        <w:t>тестовые сценарии, тестовые кейсы</w:t>
-      </w:r>
-    </w:p>
-    <w:p>
-      <w:pPr>
-        <w:rPr>
-          <w:rFonts w:ascii="Times New Roman" w:hAnsi="Times New Roman" w:cs="Times New Roman"/>
-          <w:sz w:val="28"/>
-          <w:szCs w:val="28"/>
-        </w:rPr>
-      </w:pPr>
-    </w:p>
-    <w:p>
-      <w:pPr>
-        <w:rPr>
-          <w:rFonts w:ascii="Times New Roman" w:hAnsi="Times New Roman" w:cs="Times New Roman"/>
-          <w:sz w:val="28"/>
-          <w:szCs w:val="28"/>
-        </w:rPr>
-      </w:pPr>
-    </w:p>
-    <w:p>
-      <w:pPr>
-        <w:rPr>
-          <w:rFonts w:ascii="Times New Roman" w:hAnsi="Times New Roman" w:cs="Times New Roman"/>
-          <w:sz w:val="28"/>
-          <w:szCs w:val="28"/>
-        </w:rPr>
-      </w:pPr>
+    </w:p>
+    <w:p>
+      <w:pPr>
+        <w:pStyle w:val="2"/>
+      </w:pPr>
+      <w:bookmarkStart w:id="8" w:name="_Toc227836474"/>
+      <w:r>
+        <w:t>1.5 Оценка качества</w:t>
+      </w:r>
+      <w:bookmarkEnd w:id="8"/>
+    </w:p>
+    <w:p>
+      <w:pPr>
+        <w:rPr>
+          <w:rFonts w:ascii="Times New Roman" w:hAnsi="Times New Roman" w:cs="Times New Roman"/>
+          <w:sz w:val="28"/>
+          <w:szCs w:val="28"/>
+        </w:rPr>
+      </w:pPr>
+      <w:r>
+        <w:rPr>
+          <w:rFonts w:ascii="Times New Roman" w:hAnsi="Times New Roman" w:cs="Times New Roman"/>
+          <w:sz w:val="28"/>
+          <w:szCs w:val="28"/>
+        </w:rPr>
+        <w:t xml:space="preserve">+ тестовые сценарии, тестовые кейсы  </w:t>
+      </w:r>
+    </w:p>
+    <w:p>
+      <w:pPr>
+        <w:rPr>
+          <w:rFonts w:ascii="Times New Roman" w:hAnsi="Times New Roman" w:cs="Times New Roman"/>
+          <w:sz w:val="28"/>
+          <w:szCs w:val="28"/>
+        </w:rPr>
+      </w:pPr>
+      <w:r>
+        <w:rPr>
+          <w:rFonts w:ascii="Times New Roman" w:hAnsi="Times New Roman" w:cs="Times New Roman"/>
+          <w:sz w:val="28"/>
+          <w:szCs w:val="28"/>
+        </w:rPr>
+        <w:t xml:space="preserve">+ оценку нефункциональных требований с помощью метрик    </w:t>
+      </w:r>
+    </w:p>
+    <w:p>
+      <w:pPr>
+        <w:rPr>
+          <w:rFonts w:ascii="Times New Roman" w:hAnsi="Times New Roman" w:cs="Times New Roman"/>
+          <w:sz w:val="28"/>
+          <w:szCs w:val="28"/>
+        </w:rPr>
+      </w:pPr>
+      <w:r>
+        <w:rPr>
+          <w:rFonts w:ascii="Times New Roman" w:hAnsi="Times New Roman" w:cs="Times New Roman"/>
+          <w:sz w:val="28"/>
+          <w:szCs w:val="28"/>
+        </w:rPr>
+        <w:t xml:space="preserve">+ оценка качества кода по метрикам (сложности, </w:t>
+      </w:r>
+      <w:proofErr w:type="spellStart"/>
+      <w:r>
+        <w:rPr>
+          <w:rFonts w:ascii="Times New Roman" w:hAnsi="Times New Roman" w:cs="Times New Roman"/>
+          <w:sz w:val="28"/>
+          <w:szCs w:val="28"/>
+        </w:rPr>
+        <w:t>сопровождаемости</w:t>
+      </w:r>
+      <w:proofErr w:type="spellEnd"/>
+      <w:r>
+        <w:rPr>
+          <w:rFonts w:ascii="Times New Roman" w:hAnsi="Times New Roman" w:cs="Times New Roman"/>
+          <w:sz w:val="28"/>
+          <w:szCs w:val="28"/>
+        </w:rPr>
+        <w:t xml:space="preserve"> - </w:t>
+      </w:r>
+      <w:proofErr w:type="spellStart"/>
+      <w:r>
+        <w:rPr>
+          <w:rFonts w:ascii="Times New Roman" w:hAnsi="Times New Roman" w:cs="Times New Roman"/>
+          <w:sz w:val="28"/>
+          <w:szCs w:val="28"/>
+        </w:rPr>
+        <w:t>phpMetrics</w:t>
+      </w:r>
+      <w:proofErr w:type="spellEnd"/>
+      <w:r>
+        <w:rPr>
+          <w:rFonts w:ascii="Times New Roman" w:hAnsi="Times New Roman" w:cs="Times New Roman"/>
+          <w:sz w:val="28"/>
+          <w:szCs w:val="28"/>
+        </w:rPr>
+        <w:t xml:space="preserve">)  </w:t>
+      </w:r>
+    </w:p>
+    <w:p>
+      <w:pPr>
+        <w:rPr>
+          <w:rFonts w:ascii="Times New Roman" w:hAnsi="Times New Roman" w:cs="Times New Roman"/>
+          <w:sz w:val="28"/>
+          <w:szCs w:val="28"/>
+        </w:rPr>
+      </w:pPr>
+    </w:p>
+    <w:p>
+      <w:pPr>
+        <w:rPr>
+          <w:rFonts w:ascii="Times New Roman" w:hAnsi="Times New Roman" w:cs="Times New Roman"/>
+          <w:sz w:val="28"/>
+          <w:szCs w:val="28"/>
+        </w:rPr>
+      </w:pPr>
+      <w:r>
+        <w:rPr>
+          <w:rFonts w:ascii="Times New Roman" w:hAnsi="Times New Roman" w:cs="Times New Roman"/>
+          <w:sz w:val="28"/>
+          <w:szCs w:val="28"/>
+        </w:rPr>
+        <w:t>Метрика – это количественный показатель, который позволяет оценить различные аспекты процесса разработки программного обеспечения. Метрики используются для объективной оценки качества кода, производительности системы, эффективности команды разработчиков и других важных параметров. Они дают возможность не только отслеживать прогресс, но и выявлять потенциальные проблемы на ранних стадиях разработки.</w:t>
+      </w:r>
+    </w:p>
+    <w:p>
+      <w:pPr>
+        <w:rPr>
+          <w:rFonts w:ascii="Times New Roman" w:hAnsi="Times New Roman" w:cs="Times New Roman"/>
+          <w:sz w:val="28"/>
+          <w:szCs w:val="28"/>
+        </w:rPr>
+      </w:pPr>
+      <w:r>
+        <w:rPr>
+          <w:rFonts w:ascii="Times New Roman" w:hAnsi="Times New Roman" w:cs="Times New Roman"/>
+          <w:sz w:val="28"/>
+          <w:szCs w:val="28"/>
+        </w:rPr>
+        <w:t>Рассмотрим некоторые из них:</w:t>
+      </w:r>
+    </w:p>
+    <w:p>
+      <w:pPr>
+        <w:rPr>
+          <w:rFonts w:ascii="Times New Roman" w:hAnsi="Times New Roman" w:cs="Times New Roman"/>
+          <w:sz w:val="28"/>
+          <w:szCs w:val="28"/>
+        </w:rPr>
+      </w:pPr>
+    </w:p>
+    <w:p>
+      <w:pPr>
+        <w:rPr>
+          <w:rFonts w:ascii="Times New Roman" w:hAnsi="Times New Roman" w:cs="Times New Roman"/>
+          <w:sz w:val="28"/>
+          <w:szCs w:val="28"/>
+        </w:rPr>
+      </w:pPr>
+      <w:r>
+        <w:rPr>
+          <w:rFonts w:ascii="Times New Roman" w:hAnsi="Times New Roman" w:cs="Times New Roman"/>
+          <w:b/>
+          <w:bCs/>
+          <w:sz w:val="28"/>
+          <w:szCs w:val="28"/>
+        </w:rPr>
+        <w:lastRenderedPageBreak/>
+        <w:t>1. Метрики кодирования</w:t>
+      </w:r>
+      <w:r>
+        <w:rPr>
+          <w:rFonts w:ascii="Times New Roman" w:hAnsi="Times New Roman" w:cs="Times New Roman"/>
+          <w:sz w:val="28"/>
+          <w:szCs w:val="28"/>
+        </w:rPr>
+        <w:t xml:space="preserve">: Эти метрики измеряют качество написанного кода. Например, такие показатели, как количество строк кода, уровень сложности функций, количество комментариев и т.д., позволяют оценить читаемость и </w:t>
+      </w:r>
+      <w:proofErr w:type="spellStart"/>
+      <w:r>
+        <w:rPr>
+          <w:rFonts w:ascii="Times New Roman" w:hAnsi="Times New Roman" w:cs="Times New Roman"/>
+          <w:sz w:val="28"/>
+          <w:szCs w:val="28"/>
+        </w:rPr>
+        <w:t>поддерживаемость</w:t>
+      </w:r>
+      <w:proofErr w:type="spellEnd"/>
+      <w:r>
+        <w:rPr>
+          <w:rFonts w:ascii="Times New Roman" w:hAnsi="Times New Roman" w:cs="Times New Roman"/>
+          <w:sz w:val="28"/>
+          <w:szCs w:val="28"/>
+        </w:rPr>
+        <w:t xml:space="preserve"> кода.</w:t>
+      </w:r>
+    </w:p>
+    <w:p>
+      <w:pPr>
+        <w:rPr>
+          <w:rFonts w:ascii="Times New Roman" w:hAnsi="Times New Roman" w:cs="Times New Roman"/>
+          <w:sz w:val="28"/>
+          <w:szCs w:val="28"/>
+        </w:rPr>
+      </w:pPr>
+      <w:r>
+        <w:rPr>
+          <w:rFonts w:ascii="Times New Roman" w:hAnsi="Times New Roman" w:cs="Times New Roman"/>
+          <w:sz w:val="28"/>
+          <w:szCs w:val="28"/>
+        </w:rPr>
+        <w:t>Так,</w:t>
+      </w:r>
+      <w:r>
+        <w:rPr>
+          <w:rFonts w:ascii="Times New Roman" w:hAnsi="Times New Roman" w:cs="Times New Roman"/>
+          <w:sz w:val="28"/>
+          <w:szCs w:val="28"/>
+        </w:rPr>
+        <w:t xml:space="preserve"> </w:t>
+      </w:r>
+      <w:r>
+        <w:rPr>
+          <w:rFonts w:ascii="Times New Roman" w:hAnsi="Times New Roman" w:cs="Times New Roman"/>
+          <w:b/>
+          <w:bCs/>
+          <w:sz w:val="28"/>
+          <w:szCs w:val="28"/>
+        </w:rPr>
+        <w:t>метрика ц</w:t>
+      </w:r>
+      <w:r>
+        <w:rPr>
+          <w:rFonts w:ascii="Times New Roman" w:hAnsi="Times New Roman" w:cs="Times New Roman"/>
+          <w:b/>
+          <w:bCs/>
+          <w:sz w:val="28"/>
+          <w:szCs w:val="28"/>
+        </w:rPr>
+        <w:t>икломатическ</w:t>
+      </w:r>
+      <w:r>
+        <w:rPr>
+          <w:rFonts w:ascii="Times New Roman" w:hAnsi="Times New Roman" w:cs="Times New Roman"/>
+          <w:b/>
+          <w:bCs/>
+          <w:sz w:val="28"/>
+          <w:szCs w:val="28"/>
+        </w:rPr>
+        <w:t>ой</w:t>
+      </w:r>
+      <w:r>
+        <w:rPr>
+          <w:rFonts w:ascii="Times New Roman" w:hAnsi="Times New Roman" w:cs="Times New Roman"/>
+          <w:b/>
+          <w:bCs/>
+          <w:sz w:val="28"/>
+          <w:szCs w:val="28"/>
+        </w:rPr>
+        <w:t xml:space="preserve"> сложност</w:t>
+      </w:r>
+      <w:r>
+        <w:rPr>
+          <w:rFonts w:ascii="Times New Roman" w:hAnsi="Times New Roman" w:cs="Times New Roman"/>
+          <w:b/>
+          <w:bCs/>
+          <w:sz w:val="28"/>
+          <w:szCs w:val="28"/>
+        </w:rPr>
+        <w:t>и</w:t>
+      </w:r>
+      <w:r>
+        <w:rPr>
+          <w:rFonts w:ascii="Times New Roman" w:hAnsi="Times New Roman" w:cs="Times New Roman"/>
+          <w:sz w:val="28"/>
+          <w:szCs w:val="28"/>
+        </w:rPr>
+        <w:t xml:space="preserve"> оценивает сложность программы путем подсчета количества независимых путей выполнения кода. Высокий уровень цикломатической сложности может указывать на то, что код трудно читать и поддерживать.</w:t>
+      </w:r>
+      <w:r>
+        <w:rPr>
+          <w:rFonts w:ascii="Times New Roman" w:hAnsi="Times New Roman" w:cs="Times New Roman"/>
+          <w:sz w:val="28"/>
+          <w:szCs w:val="28"/>
+        </w:rPr>
+        <w:t xml:space="preserve"> </w:t>
+      </w:r>
+    </w:p>
+    <w:p>
+      <w:pPr>
+        <w:rPr>
+          <w:rFonts w:ascii="Times New Roman" w:hAnsi="Times New Roman" w:cs="Times New Roman"/>
+          <w:sz w:val="28"/>
+          <w:szCs w:val="28"/>
+        </w:rPr>
+      </w:pPr>
+      <w:r>
+        <w:rPr>
+          <w:rFonts w:ascii="Times New Roman" w:hAnsi="Times New Roman" w:cs="Times New Roman"/>
+          <w:b/>
+          <w:bCs/>
+          <w:sz w:val="28"/>
+          <w:szCs w:val="28"/>
+        </w:rPr>
+        <w:t>2. Метрики тестирования</w:t>
+      </w:r>
+      <w:proofErr w:type="gramStart"/>
+      <w:r>
+        <w:rPr>
+          <w:rFonts w:ascii="Times New Roman" w:hAnsi="Times New Roman" w:cs="Times New Roman"/>
+          <w:sz w:val="28"/>
+          <w:szCs w:val="28"/>
+        </w:rPr>
+        <w:t>: На</w:t>
+      </w:r>
+      <w:proofErr w:type="gramEnd"/>
+      <w:r>
+        <w:rPr>
+          <w:rFonts w:ascii="Times New Roman" w:hAnsi="Times New Roman" w:cs="Times New Roman"/>
+          <w:sz w:val="28"/>
+          <w:szCs w:val="28"/>
+        </w:rPr>
+        <w:t xml:space="preserve"> этапе тестирования важно контролировать покрытие тестами, количество обнаруженных ошибок, время выполнения тестов и другие параметры. Это помогает убедиться, что программа работает корректно и соответствует требованиям.</w:t>
+      </w:r>
+    </w:p>
+    <w:p>
+      <w:pPr>
+        <w:rPr>
+          <w:rFonts w:ascii="Times New Roman" w:hAnsi="Times New Roman" w:cs="Times New Roman"/>
+          <w:sz w:val="28"/>
+          <w:szCs w:val="28"/>
+        </w:rPr>
+      </w:pPr>
+      <w:r>
+        <w:rPr>
+          <w:rFonts w:ascii="Times New Roman" w:hAnsi="Times New Roman" w:cs="Times New Roman"/>
+          <w:sz w:val="28"/>
+          <w:szCs w:val="28"/>
+        </w:rPr>
+        <w:t xml:space="preserve">Так, </w:t>
+      </w:r>
+      <w:r>
+        <w:rPr>
+          <w:rFonts w:ascii="Times New Roman" w:hAnsi="Times New Roman" w:cs="Times New Roman"/>
+          <w:b/>
+          <w:bCs/>
+          <w:sz w:val="28"/>
+          <w:szCs w:val="28"/>
+        </w:rPr>
+        <w:t>метрика п</w:t>
+      </w:r>
+      <w:r>
+        <w:rPr>
+          <w:rFonts w:ascii="Times New Roman" w:hAnsi="Times New Roman" w:cs="Times New Roman"/>
+          <w:b/>
+          <w:bCs/>
+          <w:sz w:val="28"/>
+          <w:szCs w:val="28"/>
+        </w:rPr>
+        <w:t>окрыти</w:t>
+      </w:r>
+      <w:r>
+        <w:rPr>
+          <w:rFonts w:ascii="Times New Roman" w:hAnsi="Times New Roman" w:cs="Times New Roman"/>
+          <w:b/>
+          <w:bCs/>
+          <w:sz w:val="28"/>
+          <w:szCs w:val="28"/>
+        </w:rPr>
+        <w:t>я</w:t>
+      </w:r>
+      <w:r>
+        <w:rPr>
+          <w:rFonts w:ascii="Times New Roman" w:hAnsi="Times New Roman" w:cs="Times New Roman"/>
+          <w:b/>
+          <w:bCs/>
+          <w:sz w:val="28"/>
+          <w:szCs w:val="28"/>
+        </w:rPr>
+        <w:t xml:space="preserve"> тестами</w:t>
+      </w:r>
+      <w:r>
+        <w:rPr>
+          <w:rFonts w:ascii="Times New Roman" w:hAnsi="Times New Roman" w:cs="Times New Roman"/>
+          <w:sz w:val="28"/>
+          <w:szCs w:val="28"/>
+        </w:rPr>
+        <w:t xml:space="preserve"> </w:t>
+      </w:r>
+      <w:r>
+        <w:rPr>
+          <w:rFonts w:ascii="Times New Roman" w:hAnsi="Times New Roman" w:cs="Times New Roman"/>
+          <w:sz w:val="28"/>
+          <w:szCs w:val="28"/>
+        </w:rPr>
+        <w:t>оценивает п</w:t>
+      </w:r>
+      <w:r>
+        <w:rPr>
+          <w:rFonts w:ascii="Times New Roman" w:hAnsi="Times New Roman" w:cs="Times New Roman"/>
+          <w:sz w:val="28"/>
+          <w:szCs w:val="28"/>
+        </w:rPr>
+        <w:t>роцент кода, покрытый автоматическими тестами, является важным показателем качества. Чем выше этот процент, тем больше уверенности в том, что ошибки будут обнаружены до выпуска продукта.</w:t>
+      </w:r>
+    </w:p>
+    <w:p>
+      <w:pPr>
+        <w:rPr>
+          <w:rFonts w:ascii="Times New Roman" w:hAnsi="Times New Roman" w:cs="Times New Roman"/>
+          <w:sz w:val="28"/>
+          <w:szCs w:val="28"/>
+        </w:rPr>
+      </w:pPr>
+      <w:r>
+        <w:rPr>
+          <w:rFonts w:ascii="Times New Roman" w:hAnsi="Times New Roman" w:cs="Times New Roman"/>
+          <w:b/>
+          <w:bCs/>
+          <w:sz w:val="28"/>
+          <w:szCs w:val="28"/>
+        </w:rPr>
+        <w:t>3. Производственные метрики</w:t>
+      </w:r>
+      <w:proofErr w:type="gramStart"/>
+      <w:r>
+        <w:rPr>
+          <w:rFonts w:ascii="Times New Roman" w:hAnsi="Times New Roman" w:cs="Times New Roman"/>
+          <w:sz w:val="28"/>
+          <w:szCs w:val="28"/>
+        </w:rPr>
+        <w:t>: Когда</w:t>
+      </w:r>
+      <w:proofErr w:type="gramEnd"/>
+      <w:r>
+        <w:rPr>
+          <w:rFonts w:ascii="Times New Roman" w:hAnsi="Times New Roman" w:cs="Times New Roman"/>
+          <w:sz w:val="28"/>
+          <w:szCs w:val="28"/>
+        </w:rPr>
+        <w:t xml:space="preserve"> продукт уже запущен в эксплуатацию, необходимо следить за такими показателями, как время отклика системы, доступность сервиса, частота сбоев и пр. Эти метрики помогают поддерживать высокий уровень обслуживания пользователей.</w:t>
+      </w:r>
+    </w:p>
+    <w:p>
+      <w:pPr>
+        <w:rPr>
+          <w:rFonts w:ascii="Times New Roman" w:hAnsi="Times New Roman" w:cs="Times New Roman"/>
+          <w:sz w:val="28"/>
+          <w:szCs w:val="28"/>
+        </w:rPr>
+      </w:pPr>
+      <w:r>
+        <w:rPr>
+          <w:rFonts w:ascii="Times New Roman" w:hAnsi="Times New Roman" w:cs="Times New Roman"/>
+          <w:b/>
+          <w:bCs/>
+          <w:sz w:val="28"/>
+          <w:szCs w:val="28"/>
+        </w:rPr>
+        <w:t>4. Управленческие метрики</w:t>
+      </w:r>
+      <w:proofErr w:type="gramStart"/>
+      <w:r>
+        <w:rPr>
+          <w:rFonts w:ascii="Times New Roman" w:hAnsi="Times New Roman" w:cs="Times New Roman"/>
+          <w:sz w:val="28"/>
+          <w:szCs w:val="28"/>
+        </w:rPr>
+        <w:t>: Сюда</w:t>
+      </w:r>
+      <w:proofErr w:type="gramEnd"/>
+      <w:r>
+        <w:rPr>
+          <w:rFonts w:ascii="Times New Roman" w:hAnsi="Times New Roman" w:cs="Times New Roman"/>
+          <w:sz w:val="28"/>
+          <w:szCs w:val="28"/>
+        </w:rPr>
+        <w:t xml:space="preserve"> входят показатели, связанные с управлением проектом, например, сроки выполнения задач, бюджет, производительность команды. Эти метрики помогают руководителям принимать обоснованные решения и управлять ресурсами более эффективно.</w:t>
+      </w:r>
+    </w:p>
+    <w:p>
+      <w:pPr>
+        <w:jc w:val="both"/>
+        <w:rPr>
+          <w:rFonts w:ascii="Times New Roman" w:hAnsi="Times New Roman" w:cs="Times New Roman"/>
+          <w:sz w:val="28"/>
+          <w:szCs w:val="28"/>
+          <w:u w:val="single"/>
+        </w:rPr>
+      </w:pPr>
+      <w:r>
+        <w:rPr>
+          <w:rFonts w:ascii="Times New Roman" w:hAnsi="Times New Roman" w:cs="Times New Roman"/>
+          <w:sz w:val="28"/>
+          <w:szCs w:val="28"/>
+          <w:u w:val="single"/>
+        </w:rPr>
+        <w:t>Функциональность</w:t>
+      </w:r>
+      <w:r>
+        <w:rPr>
+          <w:rFonts w:ascii="Times New Roman" w:hAnsi="Times New Roman" w:cs="Times New Roman"/>
+          <w:sz w:val="28"/>
+          <w:szCs w:val="28"/>
+          <w:u w:val="single"/>
+        </w:rPr>
+        <w:t xml:space="preserve"> ПО будет проверяться</w:t>
+      </w:r>
+      <w:r>
+        <w:rPr>
+          <w:rFonts w:ascii="Times New Roman" w:hAnsi="Times New Roman" w:cs="Times New Roman"/>
+          <w:sz w:val="28"/>
+          <w:szCs w:val="28"/>
+          <w:u w:val="single"/>
+        </w:rPr>
+        <w:t>:</w:t>
+      </w:r>
+    </w:p>
+    <w:p>
+      <w:pPr>
+        <w:jc w:val="both"/>
+        <w:rPr>
+          <w:rFonts w:ascii="Times New Roman" w:hAnsi="Times New Roman" w:cs="Times New Roman"/>
+          <w:sz w:val="28"/>
+          <w:szCs w:val="28"/>
+        </w:rPr>
+      </w:pPr>
+      <w:r>
+        <w:rPr>
+          <w:rFonts w:ascii="Times New Roman" w:hAnsi="Times New Roman" w:cs="Times New Roman"/>
+          <w:sz w:val="28"/>
+          <w:szCs w:val="28"/>
+        </w:rPr>
+        <w:t>o Количество реализованных требований</w:t>
+      </w:r>
+      <w:proofErr w:type="gramStart"/>
+      <w:r>
+        <w:rPr>
+          <w:rFonts w:ascii="Times New Roman" w:hAnsi="Times New Roman" w:cs="Times New Roman"/>
+          <w:sz w:val="28"/>
+          <w:szCs w:val="28"/>
+        </w:rPr>
+        <w:t>: Это</w:t>
+      </w:r>
+      <w:proofErr w:type="gramEnd"/>
+      <w:r>
+        <w:rPr>
+          <w:rFonts w:ascii="Times New Roman" w:hAnsi="Times New Roman" w:cs="Times New Roman"/>
+          <w:sz w:val="28"/>
+          <w:szCs w:val="28"/>
+        </w:rPr>
+        <w:t xml:space="preserve"> одна из базовых метрик, которая показывает, сколько функциональных требований было выполнено в рамках проекта. Она помогает понять, насколько полно система удовлетворяет ожиданиям заказчика.</w:t>
+      </w:r>
+    </w:p>
+    <w:p>
+      <w:pPr>
+        <w:jc w:val="both"/>
+        <w:rPr>
+          <w:rFonts w:ascii="Times New Roman" w:hAnsi="Times New Roman" w:cs="Times New Roman"/>
+          <w:sz w:val="28"/>
+          <w:szCs w:val="28"/>
+        </w:rPr>
+      </w:pPr>
+      <w:r>
+        <w:rPr>
+          <w:rFonts w:ascii="Times New Roman" w:hAnsi="Times New Roman" w:cs="Times New Roman"/>
+          <w:sz w:val="28"/>
+          <w:szCs w:val="28"/>
+        </w:rPr>
+        <w:t>o Процент покрытия функционала тестами: Этот показатель демонстрирует, какой объем функциональности был протестирован. Высокое значение говорит о хорошем уровне проверки работоспособности системы.</w:t>
+      </w:r>
+    </w:p>
+    <w:p>
+      <w:pPr>
+        <w:rPr>
+          <w:rFonts w:ascii="Times New Roman" w:hAnsi="Times New Roman" w:cs="Times New Roman"/>
+          <w:sz w:val="28"/>
+          <w:szCs w:val="28"/>
+          <w:u w:val="single"/>
+        </w:rPr>
+      </w:pPr>
+      <w:r>
+        <w:rPr>
+          <w:rFonts w:ascii="Times New Roman" w:hAnsi="Times New Roman" w:cs="Times New Roman"/>
+          <w:sz w:val="28"/>
+          <w:szCs w:val="28"/>
+          <w:u w:val="single"/>
+        </w:rPr>
+        <w:t>Производительность:</w:t>
+      </w:r>
+    </w:p>
+    <w:p>
+      <w:pPr>
+        <w:rPr>
+          <w:rFonts w:ascii="Times New Roman" w:hAnsi="Times New Roman" w:cs="Times New Roman"/>
+          <w:sz w:val="28"/>
+          <w:szCs w:val="28"/>
+        </w:rPr>
+      </w:pPr>
+      <w:r>
+        <w:rPr>
+          <w:rFonts w:ascii="Times New Roman" w:hAnsi="Times New Roman" w:cs="Times New Roman"/>
+          <w:sz w:val="28"/>
+          <w:szCs w:val="28"/>
+        </w:rPr>
+        <w:t>o Время отклика: Важный параметр, особенно для веб-приложений и мобильных приложений. Он показывает, сколько времени требуется системе для обработки запроса пользователя. Низкие значения свидетельствуют о хорошей отзывчивости приложения.</w:t>
+      </w:r>
+    </w:p>
+    <w:p>
+      <w:pPr>
+        <w:rPr>
+          <w:rFonts w:ascii="Times New Roman" w:hAnsi="Times New Roman" w:cs="Times New Roman"/>
+          <w:sz w:val="28"/>
+          <w:szCs w:val="28"/>
+        </w:rPr>
+      </w:pPr>
+      <w:r>
+        <w:rPr>
+          <w:rFonts w:ascii="Times New Roman" w:hAnsi="Times New Roman" w:cs="Times New Roman"/>
+          <w:sz w:val="28"/>
+          <w:szCs w:val="28"/>
+        </w:rPr>
+        <w:lastRenderedPageBreak/>
+        <w:t>o Пропускная способность</w:t>
+      </w:r>
+      <w:proofErr w:type="gramStart"/>
+      <w:r>
+        <w:rPr>
+          <w:rFonts w:ascii="Times New Roman" w:hAnsi="Times New Roman" w:cs="Times New Roman"/>
+          <w:sz w:val="28"/>
+          <w:szCs w:val="28"/>
+        </w:rPr>
+        <w:t>: Измеряется</w:t>
+      </w:r>
+      <w:proofErr w:type="gramEnd"/>
+      <w:r>
+        <w:rPr>
+          <w:rFonts w:ascii="Times New Roman" w:hAnsi="Times New Roman" w:cs="Times New Roman"/>
+          <w:sz w:val="28"/>
+          <w:szCs w:val="28"/>
+        </w:rPr>
+        <w:t xml:space="preserve"> количеством запросов, которые система способна обработать за единицу времени. Высокая пропускная способность указывает на хорошую масштабируемость системы.</w:t>
+      </w:r>
+    </w:p>
+    <w:p>
+      <w:pPr>
+        <w:rPr>
+          <w:rFonts w:ascii="Times New Roman" w:hAnsi="Times New Roman" w:cs="Times New Roman"/>
+          <w:sz w:val="28"/>
+          <w:szCs w:val="28"/>
+          <w:u w:val="single"/>
+        </w:rPr>
+      </w:pPr>
+      <w:r>
+        <w:rPr>
+          <w:rFonts w:ascii="Times New Roman" w:hAnsi="Times New Roman" w:cs="Times New Roman"/>
+          <w:sz w:val="28"/>
+          <w:szCs w:val="28"/>
+          <w:u w:val="single"/>
+        </w:rPr>
+        <w:t>Надежность:</w:t>
+      </w:r>
+    </w:p>
+    <w:p>
+      <w:pPr>
+        <w:rPr>
+          <w:rFonts w:ascii="Times New Roman" w:hAnsi="Times New Roman" w:cs="Times New Roman"/>
+          <w:sz w:val="28"/>
+          <w:szCs w:val="28"/>
+        </w:rPr>
+      </w:pPr>
+      <w:r>
+        <w:rPr>
+          <w:rFonts w:ascii="Times New Roman" w:hAnsi="Times New Roman" w:cs="Times New Roman"/>
+          <w:sz w:val="28"/>
+          <w:szCs w:val="28"/>
+        </w:rPr>
+        <w:t>o Частота отказов</w:t>
+      </w:r>
+      <w:proofErr w:type="gramStart"/>
+      <w:r>
+        <w:rPr>
+          <w:rFonts w:ascii="Times New Roman" w:hAnsi="Times New Roman" w:cs="Times New Roman"/>
+          <w:sz w:val="28"/>
+          <w:szCs w:val="28"/>
+        </w:rPr>
+        <w:t>: Показывает</w:t>
+      </w:r>
+      <w:proofErr w:type="gramEnd"/>
+      <w:r>
+        <w:rPr>
+          <w:rFonts w:ascii="Times New Roman" w:hAnsi="Times New Roman" w:cs="Times New Roman"/>
+          <w:sz w:val="28"/>
+          <w:szCs w:val="28"/>
+        </w:rPr>
+        <w:t>, как часто возникают сбои в работе системы. Меньшее число отказов свидетельствует о высокой надежности.</w:t>
+      </w:r>
+    </w:p>
+    <w:p>
+      <w:pPr>
+        <w:rPr>
+          <w:rFonts w:ascii="Times New Roman" w:hAnsi="Times New Roman" w:cs="Times New Roman"/>
+          <w:sz w:val="28"/>
+          <w:szCs w:val="28"/>
+        </w:rPr>
+      </w:pPr>
+      <w:r>
+        <w:rPr>
+          <w:rFonts w:ascii="Times New Roman" w:hAnsi="Times New Roman" w:cs="Times New Roman"/>
+          <w:sz w:val="28"/>
+          <w:szCs w:val="28"/>
+        </w:rPr>
+        <w:t>o Среднее время между сбоями (MTBF)</w:t>
+      </w:r>
+      <w:proofErr w:type="gramStart"/>
+      <w:r>
+        <w:rPr>
+          <w:rFonts w:ascii="Times New Roman" w:hAnsi="Times New Roman" w:cs="Times New Roman"/>
+          <w:sz w:val="28"/>
+          <w:szCs w:val="28"/>
+        </w:rPr>
+        <w:t>: Указывает</w:t>
+      </w:r>
+      <w:proofErr w:type="gramEnd"/>
+      <w:r>
+        <w:rPr>
+          <w:rFonts w:ascii="Times New Roman" w:hAnsi="Times New Roman" w:cs="Times New Roman"/>
+          <w:sz w:val="28"/>
+          <w:szCs w:val="28"/>
+        </w:rPr>
+        <w:t xml:space="preserve"> на среднее время работы системы без поломок. Высокие значения MTBF говорят о стабильности системы.</w:t>
+      </w:r>
+    </w:p>
+    <w:p>
+      <w:pPr>
+        <w:rPr>
+          <w:rFonts w:ascii="Times New Roman" w:hAnsi="Times New Roman" w:cs="Times New Roman"/>
+          <w:sz w:val="28"/>
+          <w:szCs w:val="28"/>
+        </w:rPr>
+      </w:pPr>
+      <w:r>
+        <w:rPr>
+          <w:rFonts w:ascii="Times New Roman" w:hAnsi="Times New Roman" w:cs="Times New Roman"/>
+          <w:sz w:val="28"/>
+          <w:szCs w:val="28"/>
+        </w:rPr>
+        <w:t>Таким образом, метрики играют ключевую роль на всех этапах разработки программного продукта, позволяя контролировать качество, эффективность и надежность создаваемого ПО.</w:t>
+      </w:r>
+      <w:r>
+        <w:rPr>
+          <w:rFonts w:ascii="Times New Roman" w:hAnsi="Times New Roman" w:cs="Times New Roman"/>
+          <w:sz w:val="28"/>
+          <w:szCs w:val="28"/>
+        </w:rPr>
+        <w:t xml:space="preserve"> М</w:t>
+      </w:r>
+      <w:r>
+        <w:rPr>
+          <w:rFonts w:ascii="Times New Roman" w:hAnsi="Times New Roman" w:cs="Times New Roman"/>
+          <w:sz w:val="28"/>
+          <w:szCs w:val="28"/>
+        </w:rPr>
+        <w:t xml:space="preserve">етрики помогают анализировать функциональность, производительность и надежность программных систем, оптимизировать код и повышать его читаемость, а также осуществлять мониторинг и контроль изменений. </w:t>
+      </w:r>
+      <w:r>
+        <w:rPr>
+          <w:rFonts w:ascii="Times New Roman" w:hAnsi="Times New Roman" w:cs="Times New Roman"/>
+          <w:sz w:val="28"/>
+          <w:szCs w:val="28"/>
+        </w:rPr>
+        <w:t>Мы будем активно их использовать в практической части нашей работы.</w:t>
+      </w:r>
       <w:r>
         <w:rPr>
           <w:rFonts w:ascii="Times New Roman" w:hAnsi="Times New Roman" w:cs="Times New Roman"/>
@@ -3131,27 +4594,9 @@
     </w:p>
     <w:p>
       <w:pPr>
-        <w:rPr>
-          <w:rFonts w:ascii="Times New Roman" w:hAnsi="Times New Roman" w:cs="Times New Roman"/>
-          <w:sz w:val="28"/>
-          <w:szCs w:val="28"/>
-        </w:rPr>
-      </w:pPr>
-      <w:r>
-        <w:rPr>
-          <w:rFonts w:ascii="Times New Roman" w:hAnsi="Times New Roman" w:cs="Times New Roman"/>
-          <w:sz w:val="28"/>
-          <w:szCs w:val="28"/>
-        </w:rPr>
-        <w:lastRenderedPageBreak/>
-        <w:br w:type="page"/>
-      </w:r>
-    </w:p>
-    <w:p>
-      <w:pPr>
         <w:pStyle w:val="1"/>
       </w:pPr>
-      <w:bookmarkStart w:id="8" w:name="_Toc227747307"/>
+      <w:bookmarkStart w:id="9" w:name="_Toc227836475"/>
       <w:r>
         <w:lastRenderedPageBreak/>
         <w:t>2</w:t>
@@ -3168,34 +4613,698 @@
       <w:r>
         <w:t>Практическая часть</w:t>
       </w:r>
-      <w:bookmarkEnd w:id="8"/>
-    </w:p>
-    <w:p>
-      <w:pPr>
-        <w:rPr>
-          <w:rFonts w:ascii="Times New Roman" w:hAnsi="Times New Roman" w:cs="Times New Roman"/>
-          <w:sz w:val="28"/>
-          <w:szCs w:val="28"/>
-        </w:rPr>
-      </w:pPr>
-    </w:p>
-    <w:p>
-      <w:pPr>
-        <w:rPr>
-          <w:rFonts w:ascii="Times New Roman" w:hAnsi="Times New Roman" w:cs="Times New Roman"/>
-          <w:sz w:val="28"/>
-          <w:szCs w:val="28"/>
-        </w:rPr>
-      </w:pPr>
-    </w:p>
-    <w:p>
-      <w:pPr>
-        <w:rPr>
-          <w:rFonts w:ascii="Times New Roman" w:hAnsi="Times New Roman" w:cs="Times New Roman"/>
-          <w:sz w:val="28"/>
-          <w:szCs w:val="28"/>
-        </w:rPr>
-      </w:pPr>
+      <w:bookmarkEnd w:id="9"/>
+    </w:p>
+    <w:p>
+      <w:pPr>
+        <w:rPr>
+          <w:rFonts w:ascii="Times New Roman" w:hAnsi="Times New Roman" w:cs="Times New Roman"/>
+          <w:sz w:val="28"/>
+          <w:szCs w:val="28"/>
+        </w:rPr>
+      </w:pPr>
+    </w:p>
+    <w:p>
+      <w:pPr>
+        <w:pStyle w:val="2"/>
+      </w:pPr>
+      <w:bookmarkStart w:id="10" w:name="_Toc227836476"/>
+      <w:r>
+        <w:t xml:space="preserve">2.1 </w:t>
+      </w:r>
+      <w:r>
+        <w:t>Выбор среды разработки</w:t>
+      </w:r>
+      <w:bookmarkEnd w:id="10"/>
+    </w:p>
+    <w:p>
+      <w:pPr>
+        <w:rPr>
+          <w:rFonts w:ascii="Times New Roman" w:hAnsi="Times New Roman" w:cs="Times New Roman"/>
+          <w:sz w:val="28"/>
+          <w:szCs w:val="28"/>
+        </w:rPr>
+      </w:pPr>
+      <w:r>
+        <w:rPr>
+          <w:rFonts w:ascii="Times New Roman" w:hAnsi="Times New Roman" w:cs="Times New Roman"/>
+          <w:sz w:val="28"/>
+          <w:szCs w:val="28"/>
+        </w:rPr>
+        <w:t xml:space="preserve">выбор и </w:t>
+      </w:r>
+      <w:proofErr w:type="spellStart"/>
+      <w:r>
+        <w:rPr>
+          <w:rFonts w:ascii="Times New Roman" w:hAnsi="Times New Roman" w:cs="Times New Roman"/>
+          <w:sz w:val="28"/>
+          <w:szCs w:val="28"/>
+        </w:rPr>
+        <w:t>характиристики</w:t>
+      </w:r>
+      <w:proofErr w:type="spellEnd"/>
+      <w:r>
+        <w:rPr>
+          <w:rFonts w:ascii="Times New Roman" w:hAnsi="Times New Roman" w:cs="Times New Roman"/>
+          <w:sz w:val="28"/>
+          <w:szCs w:val="28"/>
+        </w:rPr>
+        <w:t xml:space="preserve"> IDE - Visual Studio Code (сравнение с другими, преимущества)</w:t>
+      </w:r>
+    </w:p>
+    <w:p>
+      <w:pPr>
+        <w:pStyle w:val="2"/>
+      </w:pPr>
+      <w:bookmarkStart w:id="11" w:name="_Toc227836477"/>
+      <w:r>
+        <w:t xml:space="preserve">2.2 Использование </w:t>
+      </w:r>
+      <w:r>
+        <w:t xml:space="preserve">фреймворка </w:t>
+      </w:r>
+      <w:proofErr w:type="spellStart"/>
+      <w:r>
+        <w:t>Bootstrap</w:t>
+      </w:r>
+      <w:proofErr w:type="spellEnd"/>
+      <w:r>
+        <w:t xml:space="preserve"> для клиентской части</w:t>
+      </w:r>
+      <w:bookmarkEnd w:id="11"/>
+    </w:p>
+    <w:p>
+      <w:pPr>
+        <w:rPr>
+          <w:rFonts w:ascii="Times New Roman" w:hAnsi="Times New Roman" w:cs="Times New Roman"/>
+          <w:sz w:val="28"/>
+          <w:szCs w:val="28"/>
+        </w:rPr>
+      </w:pPr>
+      <w:r>
+        <w:rPr>
+          <w:rFonts w:ascii="Times New Roman" w:hAnsi="Times New Roman" w:cs="Times New Roman"/>
+          <w:sz w:val="28"/>
+          <w:szCs w:val="28"/>
+        </w:rPr>
+        <w:t xml:space="preserve">использование фреймворка </w:t>
+      </w:r>
+      <w:proofErr w:type="spellStart"/>
+      <w:r>
+        <w:rPr>
+          <w:rFonts w:ascii="Times New Roman" w:hAnsi="Times New Roman" w:cs="Times New Roman"/>
+          <w:sz w:val="28"/>
+          <w:szCs w:val="28"/>
+        </w:rPr>
+        <w:t>Bootstrap</w:t>
+      </w:r>
+      <w:proofErr w:type="spellEnd"/>
+      <w:r>
+        <w:rPr>
+          <w:rFonts w:ascii="Times New Roman" w:hAnsi="Times New Roman" w:cs="Times New Roman"/>
+          <w:sz w:val="28"/>
+          <w:szCs w:val="28"/>
+        </w:rPr>
+        <w:t xml:space="preserve"> для интерфейсной, клиентской части, его преимущества</w:t>
+      </w:r>
+    </w:p>
+    <w:p>
+      <w:pPr>
+        <w:pStyle w:val="2"/>
+      </w:pPr>
+      <w:bookmarkStart w:id="12" w:name="_Toc227836478"/>
+      <w:r>
+        <w:t>2.4 Реализация основного функционала</w:t>
+      </w:r>
+      <w:bookmarkEnd w:id="12"/>
+    </w:p>
+    <w:p>
+      <w:pPr>
+        <w:rPr>
+          <w:rFonts w:ascii="Times New Roman" w:hAnsi="Times New Roman" w:cs="Times New Roman"/>
+          <w:sz w:val="28"/>
+          <w:szCs w:val="28"/>
+        </w:rPr>
+      </w:pPr>
+      <w:r>
+        <w:rPr>
+          <w:rFonts w:ascii="Times New Roman" w:hAnsi="Times New Roman" w:cs="Times New Roman"/>
+          <w:sz w:val="28"/>
+          <w:szCs w:val="28"/>
+        </w:rPr>
+        <w:t>реализация основного функционала - путь клиента: регистрация, авторизация, выбор товара, каталог, оформление заказа (подробно, в скриншотах работающей программы)</w:t>
+      </w:r>
+      <w:r>
+        <w:rPr>
+          <w:rFonts w:ascii="Times New Roman" w:hAnsi="Times New Roman" w:cs="Times New Roman"/>
+          <w:sz w:val="28"/>
+          <w:szCs w:val="28"/>
+        </w:rPr>
+        <w:t>, профиль, история заказов</w:t>
+      </w:r>
+    </w:p>
+    <w:p>
+      <w:pPr>
+        <w:pStyle w:val="2"/>
+      </w:pPr>
+      <w:bookmarkStart w:id="13" w:name="_Toc227836479"/>
+      <w:r>
+        <w:t>2.4</w:t>
+      </w:r>
+      <w:r>
+        <w:t xml:space="preserve"> </w:t>
+      </w:r>
+      <w:r>
+        <w:t>С</w:t>
+      </w:r>
+      <w:r>
+        <w:t>оздание модульных тестов</w:t>
+      </w:r>
+      <w:bookmarkEnd w:id="13"/>
+    </w:p>
+    <w:p>
+      <w:pPr>
+        <w:rPr>
+          <w:rFonts w:ascii="Times New Roman" w:hAnsi="Times New Roman" w:cs="Times New Roman"/>
+          <w:sz w:val="28"/>
+          <w:szCs w:val="28"/>
+        </w:rPr>
+      </w:pPr>
+      <w:r>
+        <w:rPr>
+          <w:rFonts w:ascii="Times New Roman" w:hAnsi="Times New Roman" w:cs="Times New Roman"/>
+          <w:sz w:val="28"/>
+          <w:szCs w:val="28"/>
+        </w:rPr>
+        <w:t>создание модульных тестов (валидация данных формы, скриншот)</w:t>
+      </w:r>
+    </w:p>
+    <w:p>
+      <w:pPr>
+        <w:pStyle w:val="2"/>
+      </w:pPr>
+      <w:bookmarkStart w:id="14" w:name="_Toc227836480"/>
+      <w:r>
+        <w:t>2.</w:t>
+      </w:r>
+      <w:r>
+        <w:t xml:space="preserve">5 </w:t>
+      </w:r>
+      <w:r>
+        <w:t>Оценка качества программного кода</w:t>
+      </w:r>
+      <w:bookmarkEnd w:id="14"/>
+    </w:p>
+    <w:p>
+      <w:pPr>
+        <w:rPr>
+          <w:rFonts w:ascii="Times New Roman" w:hAnsi="Times New Roman" w:cs="Times New Roman"/>
+          <w:sz w:val="28"/>
+          <w:szCs w:val="28"/>
+          <w:shd w:val="clear" w:color="auto" w:fill="FFFFFF"/>
+        </w:rPr>
+      </w:pPr>
+      <w:bookmarkStart w:id="15" w:name="_Toc197335993"/>
+      <w:r>
+        <w:rPr>
+          <w:rFonts w:ascii="Times New Roman" w:hAnsi="Times New Roman" w:cs="Times New Roman"/>
+          <w:sz w:val="28"/>
+          <w:szCs w:val="28"/>
+          <w:shd w:val="clear" w:color="auto" w:fill="FFFFFF"/>
+        </w:rPr>
+        <w:t>Описываете, что выбрали комплексный статический анализатор</w:t>
+      </w:r>
+      <w:r>
+        <w:rPr>
+          <w:rFonts w:ascii="Times New Roman" w:hAnsi="Times New Roman" w:cs="Times New Roman"/>
+          <w:sz w:val="28"/>
+          <w:szCs w:val="28"/>
+          <w:shd w:val="clear" w:color="auto" w:fill="FFFFFF"/>
+        </w:rPr>
+        <w:t xml:space="preserve"> программного кода </w:t>
+      </w:r>
+      <w:proofErr w:type="spellStart"/>
+      <w:r>
+        <w:rPr>
+          <w:rFonts w:ascii="Times New Roman" w:hAnsi="Times New Roman" w:cs="Times New Roman"/>
+          <w:sz w:val="28"/>
+          <w:szCs w:val="28"/>
+          <w:shd w:val="clear" w:color="auto" w:fill="FFFFFF"/>
+          <w:lang w:val="en-US"/>
+        </w:rPr>
+        <w:t>phpMetrics</w:t>
+      </w:r>
+      <w:proofErr w:type="spellEnd"/>
+      <w:r>
+        <w:rPr>
+          <w:rFonts w:ascii="Times New Roman" w:hAnsi="Times New Roman" w:cs="Times New Roman"/>
+          <w:sz w:val="28"/>
+          <w:szCs w:val="28"/>
+          <w:shd w:val="clear" w:color="auto" w:fill="FFFFFF"/>
+        </w:rPr>
+        <w:t xml:space="preserve">, </w:t>
+      </w:r>
+      <w:r>
+        <w:rPr>
+          <w:rFonts w:ascii="Times New Roman" w:hAnsi="Times New Roman" w:cs="Times New Roman"/>
+          <w:sz w:val="28"/>
+          <w:szCs w:val="28"/>
+          <w:shd w:val="clear" w:color="auto" w:fill="FFFFFF"/>
+        </w:rPr>
+        <w:t>потому что</w:t>
+      </w:r>
+      <w:proofErr w:type="gramStart"/>
+      <w:r>
+        <w:rPr>
+          <w:rFonts w:ascii="Times New Roman" w:hAnsi="Times New Roman" w:cs="Times New Roman"/>
+          <w:sz w:val="28"/>
+          <w:szCs w:val="28"/>
+          <w:shd w:val="clear" w:color="auto" w:fill="FFFFFF"/>
+        </w:rPr>
+        <w:t xml:space="preserve"> ..</w:t>
+      </w:r>
+      <w:proofErr w:type="gramEnd"/>
+      <w:r>
+        <w:rPr>
+          <w:rFonts w:ascii="Times New Roman" w:hAnsi="Times New Roman" w:cs="Times New Roman"/>
+          <w:sz w:val="28"/>
+          <w:szCs w:val="28"/>
+          <w:shd w:val="clear" w:color="auto" w:fill="FFFFFF"/>
+        </w:rPr>
+        <w:t xml:space="preserve"> </w:t>
+      </w:r>
+    </w:p>
+    <w:p>
+      <w:pPr>
+        <w:rPr>
+          <w:rFonts w:ascii="Times New Roman" w:hAnsi="Times New Roman" w:cs="Times New Roman"/>
+          <w:sz w:val="28"/>
+          <w:szCs w:val="28"/>
+          <w:shd w:val="clear" w:color="auto" w:fill="FFFFFF"/>
+        </w:rPr>
+      </w:pPr>
+      <w:r>
+        <w:rPr>
+          <w:rFonts w:ascii="Times New Roman" w:hAnsi="Times New Roman" w:cs="Times New Roman"/>
+          <w:sz w:val="28"/>
+          <w:szCs w:val="28"/>
+          <w:shd w:val="clear" w:color="auto" w:fill="FFFFFF"/>
+        </w:rPr>
+        <w:t>Запусти</w:t>
+      </w:r>
+      <w:r>
+        <w:rPr>
+          <w:rFonts w:ascii="Times New Roman" w:hAnsi="Times New Roman" w:cs="Times New Roman"/>
+          <w:sz w:val="28"/>
+          <w:szCs w:val="28"/>
+          <w:shd w:val="clear" w:color="auto" w:fill="FFFFFF"/>
+        </w:rPr>
+        <w:t>ли</w:t>
+      </w:r>
+      <w:r>
+        <w:rPr>
+          <w:rFonts w:ascii="Times New Roman" w:hAnsi="Times New Roman" w:cs="Times New Roman"/>
+          <w:sz w:val="28"/>
+          <w:szCs w:val="28"/>
+          <w:shd w:val="clear" w:color="auto" w:fill="FFFFFF"/>
+        </w:rPr>
+        <w:t xml:space="preserve"> "PHP </w:t>
+      </w:r>
+      <w:proofErr w:type="spellStart"/>
+      <w:r>
+        <w:rPr>
+          <w:rFonts w:ascii="Times New Roman" w:hAnsi="Times New Roman" w:cs="Times New Roman"/>
+          <w:sz w:val="28"/>
+          <w:szCs w:val="28"/>
+          <w:shd w:val="clear" w:color="auto" w:fill="FFFFFF"/>
+        </w:rPr>
+        <w:t>Metrics</w:t>
+      </w:r>
+      <w:proofErr w:type="spellEnd"/>
+      <w:r>
+        <w:rPr>
+          <w:rFonts w:ascii="Times New Roman" w:hAnsi="Times New Roman" w:cs="Times New Roman"/>
+          <w:sz w:val="28"/>
+          <w:szCs w:val="28"/>
+          <w:shd w:val="clear" w:color="auto" w:fill="FFFFFF"/>
+        </w:rPr>
+        <w:t xml:space="preserve">" для анализа файлов в </w:t>
+      </w:r>
+      <w:proofErr w:type="gramStart"/>
+      <w:r>
+        <w:rPr>
+          <w:rFonts w:ascii="Times New Roman" w:hAnsi="Times New Roman" w:cs="Times New Roman"/>
+          <w:sz w:val="28"/>
+          <w:szCs w:val="28"/>
+          <w:shd w:val="clear" w:color="auto" w:fill="FFFFFF"/>
+        </w:rPr>
+        <w:t>папке .</w:t>
+      </w:r>
+      <w:proofErr w:type="gramEnd"/>
+      <w:r>
+        <w:rPr>
+          <w:rFonts w:ascii="Times New Roman" w:hAnsi="Times New Roman" w:cs="Times New Roman"/>
+          <w:sz w:val="28"/>
+          <w:szCs w:val="28"/>
+          <w:shd w:val="clear" w:color="auto" w:fill="FFFFFF"/>
+        </w:rPr>
+        <w:t>/</w:t>
+      </w:r>
+      <w:proofErr w:type="spellStart"/>
+      <w:r>
+        <w:rPr>
+          <w:rFonts w:ascii="Times New Roman" w:hAnsi="Times New Roman" w:cs="Times New Roman"/>
+          <w:sz w:val="28"/>
+          <w:szCs w:val="28"/>
+          <w:shd w:val="clear" w:color="auto" w:fill="FFFFFF"/>
+          <w:lang w:val="en-US"/>
+        </w:rPr>
+        <w:t>src</w:t>
+      </w:r>
+      <w:proofErr w:type="spellEnd"/>
+      <w:r>
+        <w:rPr>
+          <w:rFonts w:ascii="Times New Roman" w:hAnsi="Times New Roman" w:cs="Times New Roman"/>
+          <w:sz w:val="28"/>
+          <w:szCs w:val="28"/>
+          <w:shd w:val="clear" w:color="auto" w:fill="FFFFFF"/>
+        </w:rPr>
+        <w:t xml:space="preserve"> и генерации отчета, набрав в терминале:</w:t>
+      </w:r>
+    </w:p>
+    <w:p>
+      <w:pPr>
+        <w:rPr>
+          <w:rFonts w:ascii="Times New Roman" w:hAnsi="Times New Roman" w:cs="Times New Roman"/>
+          <w:sz w:val="28"/>
+          <w:szCs w:val="28"/>
+          <w:shd w:val="clear" w:color="auto" w:fill="FFFFFF"/>
+          <w:lang w:val="en-US"/>
+        </w:rPr>
+      </w:pPr>
+      <w:proofErr w:type="gramStart"/>
+      <w:r>
+        <w:rPr>
+          <w:rFonts w:ascii="Times New Roman" w:hAnsi="Times New Roman" w:cs="Times New Roman"/>
+          <w:sz w:val="28"/>
+          <w:szCs w:val="28"/>
+          <w:shd w:val="clear" w:color="auto" w:fill="FFFFFF"/>
+          <w:lang w:val="en-US"/>
+        </w:rPr>
+        <w:t>./</w:t>
+      </w:r>
+      <w:proofErr w:type="gramEnd"/>
+      <w:r>
+        <w:rPr>
+          <w:rFonts w:ascii="Times New Roman" w:hAnsi="Times New Roman" w:cs="Times New Roman"/>
+          <w:sz w:val="28"/>
+          <w:szCs w:val="28"/>
+          <w:shd w:val="clear" w:color="auto" w:fill="FFFFFF"/>
+          <w:lang w:val="en-US"/>
+        </w:rPr>
+        <w:t>vendor/bin/</w:t>
+      </w:r>
+      <w:proofErr w:type="spellStart"/>
+      <w:r>
+        <w:rPr>
+          <w:rFonts w:ascii="Times New Roman" w:hAnsi="Times New Roman" w:cs="Times New Roman"/>
+          <w:sz w:val="28"/>
+          <w:szCs w:val="28"/>
+          <w:shd w:val="clear" w:color="auto" w:fill="FFFFFF"/>
+          <w:lang w:val="en-US"/>
+        </w:rPr>
+        <w:t>phpmetrics</w:t>
+      </w:r>
+      <w:proofErr w:type="spellEnd"/>
+      <w:r>
+        <w:rPr>
+          <w:rFonts w:ascii="Times New Roman" w:hAnsi="Times New Roman" w:cs="Times New Roman"/>
+          <w:sz w:val="28"/>
+          <w:szCs w:val="28"/>
+          <w:shd w:val="clear" w:color="auto" w:fill="FFFFFF"/>
+          <w:lang w:val="en-US"/>
+        </w:rPr>
+        <w:t xml:space="preserve"> --report-html="./</w:t>
+      </w:r>
+      <w:r>
+        <w:rPr>
+          <w:rFonts w:ascii="Times New Roman" w:hAnsi="Times New Roman" w:cs="Times New Roman"/>
+          <w:sz w:val="28"/>
+          <w:szCs w:val="28"/>
+          <w:shd w:val="clear" w:color="auto" w:fill="FFFFFF"/>
+          <w:lang w:val="en-US"/>
+        </w:rPr>
+        <w:t>r</w:t>
+      </w:r>
+      <w:r>
+        <w:rPr>
+          <w:rFonts w:ascii="Times New Roman" w:hAnsi="Times New Roman" w:cs="Times New Roman"/>
+          <w:sz w:val="28"/>
+          <w:szCs w:val="28"/>
+          <w:shd w:val="clear" w:color="auto" w:fill="FFFFFF"/>
+          <w:lang w:val="en-US"/>
+        </w:rPr>
+        <w:t>eport" ./</w:t>
+      </w:r>
+      <w:proofErr w:type="spellStart"/>
+      <w:r>
+        <w:rPr>
+          <w:rFonts w:ascii="Times New Roman" w:hAnsi="Times New Roman" w:cs="Times New Roman"/>
+          <w:sz w:val="28"/>
+          <w:szCs w:val="28"/>
+          <w:shd w:val="clear" w:color="auto" w:fill="FFFFFF"/>
+          <w:lang w:val="en-US"/>
+        </w:rPr>
+        <w:t>src</w:t>
+      </w:r>
+      <w:proofErr w:type="spellEnd"/>
+    </w:p>
+    <w:p>
+      <w:pPr>
+        <w:rPr>
+          <w:rFonts w:ascii="Times New Roman" w:hAnsi="Times New Roman" w:cs="Times New Roman"/>
+          <w:sz w:val="28"/>
+          <w:szCs w:val="28"/>
+          <w:shd w:val="clear" w:color="auto" w:fill="FFFFFF"/>
+        </w:rPr>
+      </w:pPr>
+      <w:r>
+        <w:rPr>
+          <w:rFonts w:ascii="Times New Roman" w:hAnsi="Times New Roman" w:cs="Times New Roman"/>
+          <w:sz w:val="28"/>
+          <w:szCs w:val="28"/>
+          <w:shd w:val="clear" w:color="auto" w:fill="FFFFFF"/>
+        </w:rPr>
+        <w:t>Получили следующие отчеты</w:t>
+      </w:r>
+    </w:p>
+    <w:p>
+      <w:pPr>
+        <w:rPr>
+          <w:rFonts w:ascii="Times New Roman" w:hAnsi="Times New Roman" w:cs="Times New Roman"/>
+          <w:sz w:val="28"/>
+          <w:szCs w:val="28"/>
+          <w:shd w:val="clear" w:color="auto" w:fill="FFFFFF"/>
+        </w:rPr>
+      </w:pPr>
+      <w:r>
+        <w:rPr>
+          <w:rFonts w:ascii="Times New Roman" w:hAnsi="Times New Roman" w:cs="Times New Roman"/>
+          <w:sz w:val="28"/>
+          <w:szCs w:val="28"/>
+          <w:shd w:val="clear" w:color="auto" w:fill="FFFFFF"/>
+        </w:rPr>
+        <w:t xml:space="preserve">- добавьте скриншот </w:t>
+      </w:r>
+      <w:r>
+        <w:rPr>
+          <w:rFonts w:ascii="Times New Roman" w:hAnsi="Times New Roman" w:cs="Times New Roman"/>
+          <w:sz w:val="28"/>
+          <w:szCs w:val="28"/>
+          <w:shd w:val="clear" w:color="auto" w:fill="FFFFFF"/>
+          <w:lang w:val="en-US"/>
+        </w:rPr>
+        <w:t>Overview</w:t>
+      </w:r>
+      <w:r>
+        <w:rPr>
+          <w:rFonts w:ascii="Times New Roman" w:hAnsi="Times New Roman" w:cs="Times New Roman"/>
+          <w:sz w:val="28"/>
+          <w:szCs w:val="28"/>
+          <w:shd w:val="clear" w:color="auto" w:fill="FFFFFF"/>
+        </w:rPr>
+        <w:t>-</w:t>
+      </w:r>
+      <w:r>
+        <w:rPr>
+          <w:rFonts w:ascii="Times New Roman" w:hAnsi="Times New Roman" w:cs="Times New Roman"/>
+          <w:sz w:val="28"/>
+          <w:szCs w:val="28"/>
+          <w:shd w:val="clear" w:color="auto" w:fill="FFFFFF"/>
+        </w:rPr>
+        <w:t>отчета (с пузырями)</w:t>
+      </w:r>
+    </w:p>
+    <w:p>
+      <w:pPr>
+        <w:rPr>
+          <w:rFonts w:ascii="Times New Roman" w:hAnsi="Times New Roman" w:cs="Times New Roman"/>
+          <w:sz w:val="28"/>
+          <w:szCs w:val="28"/>
+          <w:shd w:val="clear" w:color="auto" w:fill="FFFFFF"/>
+        </w:rPr>
+      </w:pPr>
+      <w:r>
+        <w:rPr>
+          <w:rFonts w:ascii="Times New Roman" w:hAnsi="Times New Roman" w:cs="Times New Roman"/>
+          <w:sz w:val="28"/>
+          <w:szCs w:val="28"/>
+          <w:shd w:val="clear" w:color="auto" w:fill="FFFFFF"/>
+        </w:rPr>
+        <w:t>По оценке сложности, выявлены следующие классы, которые нуждаются в рефакторинге, оптимизации кода в дальнейшем</w:t>
+      </w:r>
+      <w:r>
+        <w:rPr>
+          <w:rFonts w:ascii="Times New Roman" w:hAnsi="Times New Roman" w:cs="Times New Roman"/>
+          <w:sz w:val="28"/>
+          <w:szCs w:val="28"/>
+          <w:shd w:val="clear" w:color="auto" w:fill="FFFFFF"/>
+        </w:rPr>
+        <w:t>:</w:t>
+      </w:r>
+    </w:p>
+    <w:p>
+      <w:pPr>
+        <w:rPr>
+          <w:rFonts w:ascii="Times New Roman" w:hAnsi="Times New Roman" w:cs="Times New Roman"/>
+          <w:sz w:val="28"/>
+          <w:szCs w:val="28"/>
+          <w:shd w:val="clear" w:color="auto" w:fill="FFFFFF"/>
+          <w:lang w:val="en-US"/>
+        </w:rPr>
+      </w:pPr>
+      <w:r>
+        <w:rPr>
+          <w:rFonts w:ascii="Times New Roman" w:hAnsi="Times New Roman" w:cs="Times New Roman"/>
+          <w:sz w:val="28"/>
+          <w:szCs w:val="28"/>
+          <w:shd w:val="clear" w:color="auto" w:fill="FFFFFF"/>
+        </w:rPr>
+        <w:t xml:space="preserve">- перечислите в таблице из отчета </w:t>
+      </w:r>
+      <w:r>
+        <w:rPr>
+          <w:rFonts w:ascii="Times New Roman" w:hAnsi="Times New Roman" w:cs="Times New Roman"/>
+          <w:sz w:val="28"/>
+          <w:szCs w:val="28"/>
+          <w:shd w:val="clear" w:color="auto" w:fill="FFFFFF"/>
+        </w:rPr>
+        <w:t>“</w:t>
+      </w:r>
+      <w:r>
+        <w:rPr>
+          <w:rFonts w:ascii="Times New Roman" w:hAnsi="Times New Roman" w:cs="Times New Roman"/>
+          <w:sz w:val="28"/>
+          <w:szCs w:val="28"/>
+          <w:shd w:val="clear" w:color="auto" w:fill="FFFFFF"/>
+          <w:lang w:val="en-US"/>
+        </w:rPr>
+        <w:t>Complexity</w:t>
+      </w:r>
+      <w:r>
+        <w:rPr>
+          <w:rFonts w:ascii="Times New Roman" w:hAnsi="Times New Roman" w:cs="Times New Roman"/>
+          <w:sz w:val="28"/>
+          <w:szCs w:val="28"/>
+          <w:shd w:val="clear" w:color="auto" w:fill="FFFFFF"/>
+        </w:rPr>
+        <w:t xml:space="preserve"> &amp; </w:t>
+      </w:r>
+      <w:r>
+        <w:rPr>
+          <w:rFonts w:ascii="Times New Roman" w:hAnsi="Times New Roman" w:cs="Times New Roman"/>
+          <w:sz w:val="28"/>
+          <w:szCs w:val="28"/>
+          <w:shd w:val="clear" w:color="auto" w:fill="FFFFFF"/>
+          <w:lang w:val="en-US"/>
+        </w:rPr>
+        <w:t>defects</w:t>
+      </w:r>
+      <w:r>
+        <w:rPr>
+          <w:rFonts w:ascii="Times New Roman" w:hAnsi="Times New Roman" w:cs="Times New Roman"/>
+          <w:sz w:val="28"/>
+          <w:szCs w:val="28"/>
+          <w:shd w:val="clear" w:color="auto" w:fill="FFFFFF"/>
+        </w:rPr>
+        <w:t xml:space="preserve">”, </w:t>
+      </w:r>
+      <w:r>
+        <w:rPr>
+          <w:rFonts w:ascii="Times New Roman" w:hAnsi="Times New Roman" w:cs="Times New Roman"/>
+          <w:sz w:val="28"/>
+          <w:szCs w:val="28"/>
+          <w:shd w:val="clear" w:color="auto" w:fill="FFFFFF"/>
+        </w:rPr>
+        <w:t xml:space="preserve">отсортировав по </w:t>
+      </w:r>
+      <w:r>
+        <w:rPr>
+          <w:rFonts w:ascii="Times New Roman" w:hAnsi="Times New Roman" w:cs="Times New Roman"/>
+          <w:sz w:val="28"/>
+          <w:szCs w:val="28"/>
+          <w:shd w:val="clear" w:color="auto" w:fill="FFFFFF"/>
+          <w:lang w:val="en-US"/>
+        </w:rPr>
+        <w:t>WMC</w:t>
+      </w:r>
+    </w:p>
+    <w:p>
+      <w:pPr>
+        <w:rPr>
+          <w:rFonts w:ascii="Times New Roman" w:hAnsi="Times New Roman" w:cs="Times New Roman"/>
+          <w:i/>
+          <w:iCs/>
+          <w:sz w:val="28"/>
+          <w:szCs w:val="28"/>
+          <w:shd w:val="clear" w:color="auto" w:fill="FFFFFF"/>
+        </w:rPr>
+      </w:pPr>
+      <w:r>
+        <w:rPr>
+          <w:rFonts w:ascii="Times New Roman" w:hAnsi="Times New Roman" w:cs="Times New Roman"/>
+          <w:i/>
+          <w:iCs/>
+          <w:sz w:val="28"/>
+          <w:szCs w:val="28"/>
+          <w:shd w:val="clear" w:color="auto" w:fill="FFFFFF"/>
+        </w:rPr>
+        <w:t xml:space="preserve">Можете добавить еще отчетов и скриншотов из других разделов </w:t>
+      </w:r>
+      <w:r>
+        <w:rPr>
+          <w:rFonts w:ascii="Times New Roman" w:hAnsi="Times New Roman" w:cs="Times New Roman"/>
+          <w:i/>
+          <w:iCs/>
+          <w:sz w:val="28"/>
+          <w:szCs w:val="28"/>
+          <w:shd w:val="clear" w:color="auto" w:fill="FFFFFF"/>
+        </w:rPr>
+        <w:t xml:space="preserve">PHP </w:t>
+      </w:r>
+      <w:proofErr w:type="spellStart"/>
+      <w:r>
+        <w:rPr>
+          <w:rFonts w:ascii="Times New Roman" w:hAnsi="Times New Roman" w:cs="Times New Roman"/>
+          <w:i/>
+          <w:iCs/>
+          <w:sz w:val="28"/>
+          <w:szCs w:val="28"/>
+          <w:shd w:val="clear" w:color="auto" w:fill="FFFFFF"/>
+        </w:rPr>
+        <w:t>Metrics</w:t>
+      </w:r>
+      <w:proofErr w:type="spellEnd"/>
     </w:p>
     <w:p>
       <w:pPr>
@@ -3203,15 +5312,17 @@
           <w:rFonts w:ascii="Times New Roman" w:eastAsia="Times New Roman" w:hAnsi="Times New Roman" w:cs="Times New Roman"/>
           <w:b/>
           <w:bCs/>
-          <w:sz w:val="36"/>
-          <w:szCs w:val="36"/>
+          <w:sz w:val="28"/>
+          <w:szCs w:val="28"/>
           <w:shd w:val="clear" w:color="auto" w:fill="FFFFFF"/>
           <w:lang w:eastAsia="ru-RU"/>
         </w:rPr>
       </w:pPr>
-      <w:bookmarkStart w:id="9" w:name="_Toc197335993"/>
-      <w:r>
-        <w:rPr>
+      <w:r>
+        <w:rPr>
+          <w:rFonts w:ascii="Times New Roman" w:hAnsi="Times New Roman" w:cs="Times New Roman"/>
+          <w:sz w:val="28"/>
+          <w:szCs w:val="28"/>
           <w:shd w:val="clear" w:color="auto" w:fill="FFFFFF"/>
         </w:rPr>
         <w:br w:type="page"/>
@@ -3224,7 +5335,7 @@
           <w:shd w:val="clear" w:color="auto" w:fill="FFFFFF"/>
         </w:rPr>
       </w:pPr>
-      <w:bookmarkStart w:id="10" w:name="_Toc227747308"/>
+      <w:bookmarkStart w:id="16" w:name="_Toc227836481"/>
       <w:r>
         <w:rPr>
           <w:shd w:val="clear" w:color="auto" w:fill="FFFFFF"/>
@@ -3232,8 +5343,8 @@
         <w:lastRenderedPageBreak/>
         <w:t>Библиографический список</w:t>
       </w:r>
-      <w:bookmarkEnd w:id="9"/>
-      <w:bookmarkEnd w:id="10"/>
+      <w:bookmarkEnd w:id="15"/>
+      <w:bookmarkEnd w:id="16"/>
       <w:r>
         <w:rPr>
           <w:shd w:val="clear" w:color="auto" w:fill="FFFFFF"/>
@@ -3265,12 +5376,12 @@
       <w:pPr>
         <w:pStyle w:val="1"/>
       </w:pPr>
-      <w:bookmarkStart w:id="11" w:name="_Toc227747309"/>
+      <w:bookmarkStart w:id="17" w:name="_Toc227836482"/>
       <w:r>
         <w:lastRenderedPageBreak/>
         <w:t>ЗАКЛЮЧЕНИЕ</w:t>
       </w:r>
-      <w:bookmarkEnd w:id="11"/>
+      <w:bookmarkEnd w:id="17"/>
       <w:r>
         <w:t xml:space="preserve"> </w:t>
       </w:r>
@@ -3299,12 +5410,12 @@
       <w:pPr>
         <w:pStyle w:val="1"/>
       </w:pPr>
-      <w:bookmarkStart w:id="12" w:name="_Toc227747310"/>
+      <w:bookmarkStart w:id="18" w:name="_Toc227836483"/>
       <w:r>
         <w:lastRenderedPageBreak/>
         <w:t>ПРИЛОЖЕНИЯ</w:t>
       </w:r>
-      <w:bookmarkEnd w:id="12"/>
+      <w:bookmarkEnd w:id="18"/>
       <w:r>
         <w:t xml:space="preserve"> </w:t>
       </w:r>
@@ -3314,11 +5425,11 @@
       <w:pPr>
         <w:pStyle w:val="2"/>
       </w:pPr>
-      <w:bookmarkStart w:id="13" w:name="_Toc227747311"/>
+      <w:bookmarkStart w:id="19" w:name="_Toc227836484"/>
       <w:r>
         <w:t>Приложение 1</w:t>
       </w:r>
-      <w:bookmarkEnd w:id="13"/>
+      <w:bookmarkEnd w:id="19"/>
     </w:p>
     <w:p/>
     <w:sectPr>
@@ -4073,6 +6184,7 @@
   <w:style w:type="character" w:default="1" w:styleId="a0">
     <w:name w:val="Default Paragraph Font"/>
     <w:uiPriority w:val="1"/>
+    <w:semiHidden/>
     <w:unhideWhenUsed/>
   </w:style>
   <w:style w:type="table" w:default="1" w:styleId="a1">
@@ -4206,6 +6318,17 @@
     <w:pPr>
       <w:spacing w:after="100"/>
       <w:ind w:left="440"/>
+    </w:pPr>
+  </w:style>
+  <w:style w:type="paragraph" w:styleId="a5">
+    <w:name w:val="List Paragraph"/>
+    <w:basedOn w:val="a"/>
+    <w:uiPriority w:val="34"/>
+    <w:qFormat/>
+    <w:rsid w:val="00F57E8E"/>
+    <w:pPr>
+      <w:ind w:left="720"/>
+      <w:contextualSpacing/>
     </w:pPr>
   </w:style>
 </w:styles>
